--- a/docs/ClimateScope-项目企划书-v1.docx
+++ b/docs/ClimateScope-项目企划书-v1.docx
@@ -54,7 +54,7 @@
           <w:color w:val="5B6B7C"/>
           <w:sz w:val="20"/>
         </w:rPr>
-        <w:t>版本 v1.0｜2026-10-24｜当前阶段：数据管道与数仓已完成</w:t>
+        <w:t>版本 v1.1｜2026-10-30｜当前阶段：数据管道、数仓、统计分析与一步回测已完成</w:t>
       </w:r>
     </w:p>
     <w:p/>
@@ -205,7 +205,7 @@
           <w:color w:val="1E2A36"/>
           <w:sz w:val="20"/>
         </w:rPr>
-        <w:t>8. 分析与建模规划</w:t>
+        <w:t>8. 分析与建模</w:t>
       </w:r>
     </w:p>
     <w:p>
@@ -316,7 +316,7 @@
           <w:color w:val="1E2A36"/>
           <w:sz w:val="20"/>
         </w:rPr>
-        <w:t>ClimateScope（项目代号 CLMTA）是一个面向月度全球气候指标的数据平台。项目以 NOAA 公开的全球陆地—海洋温度异常数据为基础，先建设可复现的数据管道和 DuckDB 数仓，再逐步加入统计分析、预测回测、可视化与可选的对话式查询能力。</w:t>
+        <w:t>ClimateScope（项目代号 CLMTA）是一个面向月度全球气候指标的数据平台。项目以 NOAA 公开的全球陆地—海洋温度异常数据为基础，建设可复现的数据管道和 DuckDB 数仓，并已完成统计分析与一步预测回测；后续将加入多步回测、可视化和可选的对话式查询能力。</w:t>
       </w:r>
     </w:p>
     <w:p>
@@ -384,7 +384,7 @@
           <w:color w:val="1E2A36"/>
           <w:sz w:val="20"/>
         </w:rPr>
-        <w:t>数据字典、示例 SQL 和 8 个自动化测试；</w:t>
+        <w:t>STL、年度 Mann-Kendall、Theil-Sen、变点、热力图和海陆对比；</w:t>
       </w:r>
     </w:p>
     <w:p>
@@ -394,6 +394,34 @@
       </w:pPr>
       <w:r>
         <w:rPr>
+          <w:rFonts w:ascii="宋体" w:hAnsi="宋体" w:eastAsia="宋体"/>
+          <w:color w:val="1E2A36"/>
+          <w:sz w:val="20"/>
+        </w:rPr>
+        <w:t>24 个一步滚动预测，以及区间覆盖率和 DM 检验；</w:t>
+      </w:r>
+    </w:p>
+    <w:p>
+      <w:pPr>
+        <w:pStyle w:val="ListBullet"/>
+        <w:spacing w:after="40"/>
+      </w:pPr>
+      <w:r>
+        <w:rPr>
+          <w:rFonts w:ascii="宋体" w:hAnsi="宋体" w:eastAsia="宋体"/>
+          <w:color w:val="1E2A36"/>
+          <w:sz w:val="20"/>
+        </w:rPr>
+        <w:t>数据字典、示例 SQL 和 19 个自动化测试；</w:t>
+      </w:r>
+    </w:p>
+    <w:p>
+      <w:pPr>
+        <w:pStyle w:val="ListBullet"/>
+        <w:spacing w:after="40"/>
+      </w:pPr>
+      <w:r>
+        <w:rPr>
           <w:rFonts w:ascii="Consolas" w:hAnsi="Consolas" w:eastAsia="Consolas"/>
           <w:color w:val="1F5C8B"/>
           <w:sz w:val="18"/>
@@ -454,7 +482,39 @@
           <w:color w:val="1E2A36"/>
           <w:sz w:val="20"/>
         </w:rPr>
-        <w:t xml:space="preserve"> 四个可复现命令。</w:t>
+        <w:t>、</w:t>
+      </w:r>
+      <w:r>
+        <w:rPr>
+          <w:rFonts w:ascii="Consolas" w:hAnsi="Consolas" w:eastAsia="Consolas"/>
+          <w:color w:val="1F5C8B"/>
+          <w:sz w:val="18"/>
+        </w:rPr>
+        <w:t>make analyze</w:t>
+      </w:r>
+      <w:r>
+        <w:rPr>
+          <w:rFonts w:ascii="宋体" w:hAnsi="宋体" w:eastAsia="宋体"/>
+          <w:color w:val="1E2A36"/>
+          <w:sz w:val="20"/>
+        </w:rPr>
+        <w:t>、</w:t>
+      </w:r>
+      <w:r>
+        <w:rPr>
+          <w:rFonts w:ascii="Consolas" w:hAnsi="Consolas" w:eastAsia="Consolas"/>
+          <w:color w:val="1F5C8B"/>
+          <w:sz w:val="18"/>
+        </w:rPr>
+        <w:t>make forecast</w:t>
+      </w:r>
+      <w:r>
+        <w:rPr>
+          <w:rFonts w:ascii="宋体" w:hAnsi="宋体" w:eastAsia="宋体"/>
+          <w:color w:val="1E2A36"/>
+          <w:sz w:val="20"/>
+        </w:rPr>
+        <w:t xml:space="preserve"> 六个可复现命令。</w:t>
       </w:r>
     </w:p>
     <w:p>
@@ -1045,14 +1105,14 @@
         <w:tblLook w:firstColumn="1" w:firstRow="1" w:lastColumn="0" w:lastRow="0" w:noHBand="0" w:noVBand="1" w:val="04A0"/>
       </w:tblPr>
       <w:tblGrid>
-        <w:gridCol w:w="3566"/>
-        <w:gridCol w:w="4508"/>
-        <w:gridCol w:w="1564"/>
+        <w:gridCol w:w="2861"/>
+        <w:gridCol w:w="4471"/>
+        <w:gridCol w:w="2306"/>
       </w:tblGrid>
       <w:tr>
         <w:tc>
           <w:tcPr>
-            <w:tcW w:type="dxa" w:w="3566"/>
+            <w:tcW w:type="dxa" w:w="2861"/>
             <w:shd w:val="clear" w:color="auto" w:fill="E8F0F8"/>
           </w:tcPr>
           <w:p>
@@ -1077,7 +1137,7 @@
         </w:tc>
         <w:tc>
           <w:tcPr>
-            <w:tcW w:type="dxa" w:w="4508"/>
+            <w:tcW w:type="dxa" w:w="4471"/>
             <w:shd w:val="clear" w:color="auto" w:fill="E8F0F8"/>
           </w:tcPr>
           <w:p>
@@ -1102,7 +1162,7 @@
         </w:tc>
         <w:tc>
           <w:tcPr>
-            <w:tcW w:type="dxa" w:w="1564"/>
+            <w:tcW w:type="dxa" w:w="2306"/>
             <w:shd w:val="clear" w:color="auto" w:fill="E8F0F8"/>
           </w:tcPr>
           <w:p>
@@ -1129,7 +1189,7 @@
       <w:tr>
         <w:tc>
           <w:tcPr>
-            <w:tcW w:type="dxa" w:w="3566"/>
+            <w:tcW w:type="dxa" w:w="2861"/>
           </w:tcPr>
           <w:p>
             <w:pPr>
@@ -1148,7 +1208,7 @@
         </w:tc>
         <w:tc>
           <w:tcPr>
-            <w:tcW w:type="dxa" w:w="4508"/>
+            <w:tcW w:type="dxa" w:w="4471"/>
           </w:tcPr>
           <w:p>
             <w:pPr>
@@ -1167,7 +1227,7 @@
         </w:tc>
         <w:tc>
           <w:tcPr>
-            <w:tcW w:type="dxa" w:w="1564"/>
+            <w:tcW w:type="dxa" w:w="2306"/>
           </w:tcPr>
           <w:p>
             <w:pPr>
@@ -1188,7 +1248,7 @@
       <w:tr>
         <w:tc>
           <w:tcPr>
-            <w:tcW w:type="dxa" w:w="3566"/>
+            <w:tcW w:type="dxa" w:w="2861"/>
           </w:tcPr>
           <w:p>
             <w:pPr>
@@ -1207,7 +1267,7 @@
         </w:tc>
         <w:tc>
           <w:tcPr>
-            <w:tcW w:type="dxa" w:w="4508"/>
+            <w:tcW w:type="dxa" w:w="4471"/>
           </w:tcPr>
           <w:p>
             <w:pPr>
@@ -1220,13 +1280,13 @@
                 <w:color w:val="1E2A36"/>
                 <w:sz w:val="18"/>
               </w:rPr>
-              <w:t>STL、趋势检验、变点、极值、海陆对比</w:t>
+              <w:t>STL、年度 Mann-Kendall、变点、热力图、海陆对比</w:t>
             </w:r>
           </w:p>
         </w:tc>
         <w:tc>
           <w:tcPr>
-            <w:tcW w:type="dxa" w:w="1564"/>
+            <w:tcW w:type="dxa" w:w="2306"/>
           </w:tcPr>
           <w:p>
             <w:pPr>
@@ -1239,7 +1299,7 @@
                 <w:color w:val="1E2A36"/>
                 <w:sz w:val="18"/>
               </w:rPr>
-              <w:t>规划中</w:t>
+              <w:t>已完成</w:t>
             </w:r>
           </w:p>
         </w:tc>
@@ -1247,7 +1307,7 @@
       <w:tr>
         <w:tc>
           <w:tcPr>
-            <w:tcW w:type="dxa" w:w="3566"/>
+            <w:tcW w:type="dxa" w:w="2861"/>
           </w:tcPr>
           <w:p>
             <w:pPr>
@@ -1266,7 +1326,7 @@
         </w:tc>
         <w:tc>
           <w:tcPr>
-            <w:tcW w:type="dxa" w:w="4508"/>
+            <w:tcW w:type="dxa" w:w="4471"/>
           </w:tcPr>
           <w:p>
             <w:pPr>
@@ -1285,7 +1345,7 @@
         </w:tc>
         <w:tc>
           <w:tcPr>
-            <w:tcW w:type="dxa" w:w="1564"/>
+            <w:tcW w:type="dxa" w:w="2306"/>
           </w:tcPr>
           <w:p>
             <w:pPr>
@@ -1298,7 +1358,7 @@
                 <w:color w:val="1E2A36"/>
                 <w:sz w:val="18"/>
               </w:rPr>
-              <w:t>规划中</w:t>
+              <w:t>已完成（一步回测）</w:t>
             </w:r>
           </w:p>
         </w:tc>
@@ -1306,7 +1366,7 @@
       <w:tr>
         <w:tc>
           <w:tcPr>
-            <w:tcW w:type="dxa" w:w="3566"/>
+            <w:tcW w:type="dxa" w:w="2861"/>
           </w:tcPr>
           <w:p>
             <w:pPr>
@@ -1325,7 +1385,7 @@
         </w:tc>
         <w:tc>
           <w:tcPr>
-            <w:tcW w:type="dxa" w:w="4508"/>
+            <w:tcW w:type="dxa" w:w="4471"/>
           </w:tcPr>
           <w:p>
             <w:pPr>
@@ -1344,7 +1404,7 @@
         </w:tc>
         <w:tc>
           <w:tcPr>
-            <w:tcW w:type="dxa" w:w="1564"/>
+            <w:tcW w:type="dxa" w:w="2306"/>
           </w:tcPr>
           <w:p>
             <w:pPr>
@@ -1365,7 +1425,7 @@
       <w:tr>
         <w:tc>
           <w:tcPr>
-            <w:tcW w:type="dxa" w:w="3566"/>
+            <w:tcW w:type="dxa" w:w="2861"/>
           </w:tcPr>
           <w:p>
             <w:pPr>
@@ -1384,7 +1444,7 @@
         </w:tc>
         <w:tc>
           <w:tcPr>
-            <w:tcW w:type="dxa" w:w="4508"/>
+            <w:tcW w:type="dxa" w:w="4471"/>
           </w:tcPr>
           <w:p>
             <w:pPr>
@@ -1403,7 +1463,7 @@
         </w:tc>
         <w:tc>
           <w:tcPr>
-            <w:tcW w:type="dxa" w:w="1564"/>
+            <w:tcW w:type="dxa" w:w="2306"/>
           </w:tcPr>
           <w:p>
             <w:pPr>
@@ -3692,6 +3752,38 @@
           <w:color w:val="1F5C8B"/>
           <w:sz w:val="18"/>
         </w:rPr>
+        <w:t>analyze</w:t>
+      </w:r>
+      <w:r>
+        <w:rPr>
+          <w:rFonts w:ascii="宋体" w:hAnsi="宋体" w:eastAsia="宋体"/>
+          <w:color w:val="1E2A36"/>
+          <w:sz w:val="20"/>
+        </w:rPr>
+        <w:t xml:space="preserve"> / </w:t>
+      </w:r>
+      <w:r>
+        <w:rPr>
+          <w:rFonts w:ascii="Consolas" w:hAnsi="Consolas" w:eastAsia="Consolas"/>
+          <w:color w:val="1F5C8B"/>
+          <w:sz w:val="18"/>
+        </w:rPr>
+        <w:t>forecast</w:t>
+      </w:r>
+      <w:r>
+        <w:rPr>
+          <w:rFonts w:ascii="宋体" w:hAnsi="宋体" w:eastAsia="宋体"/>
+          <w:color w:val="1E2A36"/>
+          <w:sz w:val="20"/>
+        </w:rPr>
+        <w:t xml:space="preserve"> / </w:t>
+      </w:r>
+      <w:r>
+        <w:rPr>
+          <w:rFonts w:ascii="Consolas" w:hAnsi="Consolas" w:eastAsia="Consolas"/>
+          <w:color w:val="1F5C8B"/>
+          <w:sz w:val="18"/>
+        </w:rPr>
         <w:t>test</w:t>
       </w:r>
       <w:r>
@@ -3738,7 +3830,7 @@
           <w:color w:val="1E2A36"/>
           <w:sz w:val="20"/>
         </w:rPr>
-        <w:t>：8 个测试，覆盖数据解析、错误分支、数仓构建；</w:t>
+        <w:t>：19 个测试，覆盖数据解析、错误分支、数仓构建、预测指标和趋势检验；</w:t>
       </w:r>
     </w:p>
     <w:p>
@@ -7095,7 +7187,7 @@
                 <w:color w:val="1F5C8B"/>
                 <w:sz w:val="16"/>
               </w:rPr>
-              <w:t>make test</w:t>
+              <w:t>make analyze</w:t>
             </w:r>
           </w:p>
         </w:tc>
@@ -7114,7 +7206,7 @@
                 <w:color w:val="1E2A36"/>
                 <w:sz w:val="18"/>
               </w:rPr>
-              <w:t>Ruff + pytest</w:t>
+              <w:t>生成 STL、趋势、变点、热力图和海陆对比</w:t>
             </w:r>
           </w:p>
         </w:tc>
@@ -7135,7 +7227,7 @@
                 <w:color w:val="1F5C8B"/>
                 <w:sz w:val="16"/>
               </w:rPr>
-              <w:t>make pipeline</w:t>
+              <w:t>make forecast</w:t>
             </w:r>
           </w:p>
         </w:tc>
@@ -7150,6 +7242,86 @@
             <w:r/>
             <w:r>
               <w:rPr>
+                <w:rFonts w:ascii="宋体" w:hAnsi="宋体" w:eastAsia="宋体"/>
+                <w:color w:val="1E2A36"/>
+                <w:sz w:val="18"/>
+              </w:rPr>
+              <w:t>运行 24 个一步滚动预测并保存指标</w:t>
+            </w:r>
+          </w:p>
+        </w:tc>
+      </w:tr>
+      <w:tr>
+        <w:tc>
+          <w:tcPr>
+            <w:tcW w:type="dxa" w:w="4819"/>
+          </w:tcPr>
+          <w:p>
+            <w:pPr>
+              <w:spacing w:after="0"/>
+            </w:pPr>
+            <w:r/>
+            <w:r>
+              <w:rPr>
+                <w:rFonts w:ascii="Consolas" w:hAnsi="Consolas" w:eastAsia="Consolas"/>
+                <w:color w:val="1F5C8B"/>
+                <w:sz w:val="16"/>
+              </w:rPr>
+              <w:t>make test</w:t>
+            </w:r>
+          </w:p>
+        </w:tc>
+        <w:tc>
+          <w:tcPr>
+            <w:tcW w:type="dxa" w:w="4819"/>
+          </w:tcPr>
+          <w:p>
+            <w:pPr>
+              <w:spacing w:after="0"/>
+            </w:pPr>
+            <w:r/>
+            <w:r>
+              <w:rPr>
+                <w:rFonts w:ascii="宋体" w:hAnsi="宋体" w:eastAsia="宋体"/>
+                <w:color w:val="1E2A36"/>
+                <w:sz w:val="18"/>
+              </w:rPr>
+              <w:t>Ruff + pytest</w:t>
+            </w:r>
+          </w:p>
+        </w:tc>
+      </w:tr>
+      <w:tr>
+        <w:tc>
+          <w:tcPr>
+            <w:tcW w:type="dxa" w:w="4819"/>
+          </w:tcPr>
+          <w:p>
+            <w:pPr>
+              <w:spacing w:after="0"/>
+            </w:pPr>
+            <w:r/>
+            <w:r>
+              <w:rPr>
+                <w:rFonts w:ascii="Consolas" w:hAnsi="Consolas" w:eastAsia="Consolas"/>
+                <w:color w:val="1F5C8B"/>
+                <w:sz w:val="16"/>
+              </w:rPr>
+              <w:t>make pipeline</w:t>
+            </w:r>
+          </w:p>
+        </w:tc>
+        <w:tc>
+          <w:tcPr>
+            <w:tcW w:type="dxa" w:w="4819"/>
+          </w:tcPr>
+          <w:p>
+            <w:pPr>
+              <w:spacing w:after="0"/>
+            </w:pPr>
+            <w:r/>
+            <w:r>
+              <w:rPr>
                 <w:rFonts w:ascii="Consolas" w:hAnsi="Consolas" w:eastAsia="Consolas"/>
                 <w:color w:val="1F5C8B"/>
                 <w:sz w:val="16"/>
@@ -7277,6 +7449,34 @@
           <w:color w:val="1E2A36"/>
           <w:sz w:val="20"/>
         </w:rPr>
+        <w:t>预测指标、特征构建和区间覆盖；</w:t>
+      </w:r>
+    </w:p>
+    <w:p>
+      <w:pPr>
+        <w:pStyle w:val="ListBullet"/>
+        <w:spacing w:after="40"/>
+      </w:pPr>
+      <w:r>
+        <w:rPr>
+          <w:rFonts w:ascii="宋体" w:hAnsi="宋体" w:eastAsia="宋体"/>
+          <w:color w:val="1E2A36"/>
+          <w:sz w:val="20"/>
+        </w:rPr>
+        <w:t>Mann-Kendall、年度均值和不完整年份处理；</w:t>
+      </w:r>
+    </w:p>
+    <w:p>
+      <w:pPr>
+        <w:pStyle w:val="ListBullet"/>
+        <w:spacing w:after="40"/>
+      </w:pPr>
+      <w:r>
+        <w:rPr>
+          <w:rFonts w:ascii="宋体" w:hAnsi="宋体" w:eastAsia="宋体"/>
+          <w:color w:val="1E2A36"/>
+          <w:sz w:val="20"/>
+        </w:rPr>
         <w:t>项目基本文件和依赖导入。</w:t>
       </w:r>
     </w:p>
@@ -7296,7 +7496,7 @@
           <w:color w:val="123B5E"/>
           <w:sz w:val="20"/>
         </w:rPr>
-        <w:t>8 个测试全部通过，Ruff 无错误。</w:t>
+        <w:t>19 个测试全部通过，Ruff 无错误。</w:t>
       </w:r>
     </w:p>
     <w:p>
@@ -7314,7 +7514,7 @@
           <w:color w:val="123B5E"/>
           <w:sz w:val="30"/>
         </w:rPr>
-        <w:t>8. 分析与建模规划</w:t>
+        <w:t>8. 分析与建模</w:t>
       </w:r>
     </w:p>
     <w:p>
@@ -7329,7 +7529,7 @@
           <w:color w:val="1F5C8B"/>
           <w:sz w:val="24"/>
         </w:rPr>
-        <w:t>8.1 统计分析</w:t>
+        <w:t>8.1 已完成的统计分析</w:t>
       </w:r>
     </w:p>
     <w:p>
@@ -7357,7 +7557,7 @@
           <w:color w:val="1E2A36"/>
           <w:sz w:val="20"/>
         </w:rPr>
-        <w:t>年度、十年、滚动 12 月均值；</w:t>
+        <w:t>年度均值与 120 个月滚动均值；</w:t>
       </w:r>
     </w:p>
     <w:p>
@@ -7371,7 +7571,7 @@
           <w:color w:val="1E2A36"/>
           <w:sz w:val="20"/>
         </w:rPr>
-        <w:t>Mann-Kendall 趋势检验；</w:t>
+        <w:t>年度 Mann-Kendall 检验：S = 9428.0，Z = 12.062，p &lt; 1e-16；</w:t>
       </w:r>
     </w:p>
     <w:p>
@@ -7385,7 +7585,7 @@
           <w:color w:val="1E2A36"/>
           <w:sz w:val="20"/>
         </w:rPr>
-        <w:t>Theil-Sen 斜率与置信区间；</w:t>
+        <w:t>Theil-Sen 斜率：0.0533 °C/十年，95% CI [0.0455, 0.0610]；</w:t>
       </w:r>
     </w:p>
     <w:p>
@@ -7399,7 +7599,7 @@
           <w:color w:val="1E2A36"/>
           <w:sz w:val="20"/>
         </w:rPr>
-        <w:t>变点检测：定位升温加速年份；</w:t>
+        <w:t>变点检测：pen=10 时变点为 1935、1980；pen=5/10/20 的敏感性已记录；</w:t>
       </w:r>
     </w:p>
     <w:p>
@@ -7413,7 +7613,7 @@
           <w:color w:val="1E2A36"/>
           <w:sz w:val="20"/>
         </w:rPr>
-        <w:t>极值分析：最暖/最冷月份、连续暖月；</w:t>
+        <w:t>月度热力图：按年代 × 月份展示异常值；</w:t>
       </w:r>
     </w:p>
     <w:p>
@@ -7427,7 +7627,17 @@
           <w:color w:val="1E2A36"/>
           <w:sz w:val="20"/>
         </w:rPr>
-        <w:t>海陆对比、季节差异。</w:t>
+        <w:t>海陆对比：120 个月滚动平均。</w:t>
+      </w:r>
+    </w:p>
+    <w:p>
+      <w:r>
+        <w:rPr>
+          <w:rFonts w:ascii="宋体" w:hAnsi="宋体" w:eastAsia="宋体"/>
+          <w:color w:val="1E2A36"/>
+          <w:sz w:val="20"/>
+        </w:rPr>
+        <w:t>2026 年只有 1–9 月，年度趋势和变点分析默认排除该不完整年份。极值分析、连续暖月和季节差异分解尚未实现。</w:t>
       </w:r>
     </w:p>
     <w:p>
@@ -7442,7 +7652,7 @@
           <w:color w:val="1F5C8B"/>
           <w:sz w:val="24"/>
         </w:rPr>
-        <w:t>8.2 预测基准</w:t>
+        <w:t>8.2 已完成的一步回测</w:t>
       </w:r>
     </w:p>
     <w:p>
@@ -7452,480 +7662,7 @@
           <w:color w:val="1E2A36"/>
           <w:sz w:val="20"/>
         </w:rPr>
-        <w:t>任务：预测月度温度异常，horizon 取 1、3、6、12、24 个月。</w:t>
-      </w:r>
-    </w:p>
-    <w:p>
-      <w:r>
-        <w:rPr>
-          <w:rFonts w:ascii="宋体" w:hAnsi="宋体" w:eastAsia="宋体"/>
-          <w:color w:val="1E2A36"/>
-          <w:sz w:val="20"/>
-        </w:rPr>
-        <w:t>候选模型：</w:t>
-      </w:r>
-    </w:p>
-    <w:p>
-      <w:pPr>
-        <w:pStyle w:val="ListBullet"/>
-        <w:spacing w:after="40"/>
-      </w:pPr>
-      <w:r>
-        <w:rPr>
-          <w:rFonts w:ascii="宋体" w:hAnsi="宋体" w:eastAsia="宋体"/>
-          <w:color w:val="1E2A36"/>
-          <w:sz w:val="20"/>
-        </w:rPr>
-        <w:t>Seasonal Naive、Drift；</w:t>
-      </w:r>
-    </w:p>
-    <w:p>
-      <w:pPr>
-        <w:pStyle w:val="ListBullet"/>
-        <w:spacing w:after="40"/>
-      </w:pPr>
-      <w:r>
-        <w:rPr>
-          <w:rFonts w:ascii="宋体" w:hAnsi="宋体" w:eastAsia="宋体"/>
-          <w:color w:val="1E2A36"/>
-          <w:sz w:val="20"/>
-        </w:rPr>
-        <w:t>ETS / SARIMA；</w:t>
-      </w:r>
-    </w:p>
-    <w:p>
-      <w:pPr>
-        <w:pStyle w:val="ListBullet"/>
-        <w:spacing w:after="40"/>
-      </w:pPr>
-      <w:r>
-        <w:rPr>
-          <w:rFonts w:ascii="宋体" w:hAnsi="宋体" w:eastAsia="宋体"/>
-          <w:color w:val="1E2A36"/>
-          <w:sz w:val="20"/>
-        </w:rPr>
-        <w:t>SARIMAX-X（CO₂、ENSO 等协变量）；</w:t>
-      </w:r>
-    </w:p>
-    <w:p>
-      <w:pPr>
-        <w:pStyle w:val="ListBullet"/>
-        <w:spacing w:after="40"/>
-      </w:pPr>
-      <w:r>
-        <w:rPr>
-          <w:rFonts w:ascii="宋体" w:hAnsi="宋体" w:eastAsia="宋体"/>
-          <w:color w:val="1E2A36"/>
-          <w:sz w:val="20"/>
-        </w:rPr>
-        <w:t>LightGBM（lag、rolling、Fourier、协变量）；</w:t>
-      </w:r>
-    </w:p>
-    <w:p>
-      <w:pPr>
-        <w:pStyle w:val="ListBullet"/>
-        <w:spacing w:after="40"/>
-      </w:pPr>
-      <w:r>
-        <w:rPr>
-          <w:rFonts w:ascii="宋体" w:hAnsi="宋体" w:eastAsia="宋体"/>
-          <w:color w:val="1E2A36"/>
-          <w:sz w:val="20"/>
-        </w:rPr>
-        <w:t>Chronos-Bolt 零样本（对照）。</w:t>
-      </w:r>
-    </w:p>
-    <w:p>
-      <w:r>
-        <w:rPr>
-          <w:rFonts w:ascii="宋体" w:hAnsi="宋体" w:eastAsia="宋体"/>
-          <w:color w:val="1E2A36"/>
-          <w:sz w:val="20"/>
-        </w:rPr>
-        <w:t>评估协议：</w:t>
-      </w:r>
-    </w:p>
-    <w:p>
-      <w:pPr>
-        <w:pStyle w:val="ListBullet"/>
-        <w:spacing w:after="40"/>
-      </w:pPr>
-      <w:r>
-        <w:rPr>
-          <w:rFonts w:ascii="宋体" w:hAnsi="宋体" w:eastAsia="宋体"/>
-          <w:color w:val="1E2A36"/>
-          <w:sz w:val="20"/>
-        </w:rPr>
-        <w:t>滚动 origin（walk-forward），禁止随机切分；</w:t>
-      </w:r>
-    </w:p>
-    <w:p>
-      <w:pPr>
-        <w:pStyle w:val="ListBullet"/>
-        <w:spacing w:after="40"/>
-      </w:pPr>
-      <w:r>
-        <w:rPr>
-          <w:rFonts w:ascii="宋体" w:hAnsi="宋体" w:eastAsia="宋体"/>
-          <w:color w:val="1E2A36"/>
-          <w:sz w:val="20"/>
-        </w:rPr>
-        <w:t>主指标 MASE(12)，辅助 RMSE、MAE；</w:t>
-      </w:r>
-    </w:p>
-    <w:p>
-      <w:pPr>
-        <w:pStyle w:val="ListBullet"/>
-        <w:spacing w:after="40"/>
-      </w:pPr>
-      <w:r>
-        <w:rPr>
-          <w:rFonts w:ascii="宋体" w:hAnsi="宋体" w:eastAsia="宋体"/>
-          <w:color w:val="1E2A36"/>
-          <w:sz w:val="20"/>
-        </w:rPr>
-        <w:t>区间指标 CRPS、Winkler、覆盖率；</w:t>
-      </w:r>
-    </w:p>
-    <w:p>
-      <w:pPr>
-        <w:pStyle w:val="ListBullet"/>
-        <w:spacing w:after="40"/>
-      </w:pPr>
-      <w:r>
-        <w:rPr>
-          <w:rFonts w:ascii="宋体" w:hAnsi="宋体" w:eastAsia="宋体"/>
-          <w:color w:val="1E2A36"/>
-          <w:sz w:val="20"/>
-        </w:rPr>
-        <w:t>Diebold-Mariano 检验；</w:t>
-      </w:r>
-    </w:p>
-    <w:p>
-      <w:pPr>
-        <w:pStyle w:val="ListBullet"/>
-        <w:spacing w:after="40"/>
-      </w:pPr>
-      <w:r>
-        <w:rPr>
-          <w:rFonts w:ascii="宋体" w:hAnsi="宋体" w:eastAsia="宋体"/>
-          <w:color w:val="1E2A36"/>
-          <w:sz w:val="20"/>
-        </w:rPr>
-        <w:t>分 horizon、分序列、分时段报告；</w:t>
-      </w:r>
-    </w:p>
-    <w:p>
-      <w:pPr>
-        <w:pStyle w:val="ListBullet"/>
-        <w:spacing w:after="40"/>
-      </w:pPr>
-      <w:r>
-        <w:rPr>
-          <w:rFonts w:ascii="宋体" w:hAnsi="宋体" w:eastAsia="宋体"/>
-          <w:color w:val="1E2A36"/>
-          <w:sz w:val="20"/>
-        </w:rPr>
-        <w:t>检查数据泄漏：标准化、特征 shift、超参选择。</w:t>
-      </w:r>
-    </w:p>
-    <w:p>
-      <w:r>
-        <w:rPr>
-          <w:rFonts w:ascii="宋体" w:hAnsi="宋体" w:eastAsia="宋体"/>
-          <w:color w:val="1E2A36"/>
-          <w:sz w:val="20"/>
-        </w:rPr>
-        <w:t>当前阶段尚未产生任何模型指标；后续结果会写入单独的 benchmark 报告。</w:t>
-      </w:r>
-    </w:p>
-    <w:p>
-      <w:pPr>
-        <w:pStyle w:val="Heading2"/>
-        <w:spacing w:before="140" w:after="60"/>
-      </w:pPr>
-      <w:r>
-        <w:rPr>
-          <w:rFonts w:ascii="微软雅黑" w:hAnsi="微软雅黑" w:eastAsia="微软雅黑"/>
-          <w:b/>
-          <w:color w:val="1F5C8B"/>
-          <w:sz w:val="24"/>
-        </w:rPr>
-        <w:t>8.3 年度口径</w:t>
-      </w:r>
-    </w:p>
-    <w:p>
-      <w:r>
-        <w:rPr>
-          <w:rFonts w:ascii="宋体" w:hAnsi="宋体" w:eastAsia="宋体"/>
-          <w:color w:val="1E2A36"/>
-          <w:sz w:val="20"/>
-        </w:rPr>
-        <w:t>2026 年只有 1–9 月。年度排名和年度均值必须使用完整年份：</w:t>
-      </w:r>
-    </w:p>
-    <w:p>
-      <w:pPr>
-        <w:spacing w:before="60" w:after="100" w:line="288" w:lineRule="auto"/>
-        <w:ind w:left="170"/>
-        <w:shd w:val="clear" w:color="auto" w:fill="F5F7FA"/>
-      </w:pPr>
-      <w:r>
-        <w:rPr>
-          <w:rFonts w:ascii="Consolas" w:hAnsi="Consolas"/>
-          <w:color w:val="24384C"/>
-          <w:sz w:val="17"/>
-        </w:rPr>
-        <w:t>GROUP BY year</w:t>
-      </w:r>
-      <w:r>
-        <w:br/>
-      </w:r>
-      <w:r>
-        <w:rPr>
-          <w:rFonts w:ascii="Consolas" w:hAnsi="Consolas"/>
-          <w:color w:val="24384C"/>
-          <w:sz w:val="17"/>
-        </w:rPr>
-        <w:t>HAVING COUNT(*) = 12</w:t>
-      </w:r>
-    </w:p>
-    <w:p>
-      <w:r>
-        <w:rPr>
-          <w:rFonts w:ascii="宋体" w:hAnsi="宋体" w:eastAsia="宋体"/>
-          <w:color w:val="1E2A36"/>
-          <w:sz w:val="20"/>
-        </w:rPr>
-        <w:t xml:space="preserve">或者在分析前显式过滤 </w:t>
-      </w:r>
-      <w:r>
-        <w:rPr>
-          <w:rFonts w:ascii="Consolas" w:hAnsi="Consolas" w:eastAsia="Consolas"/>
-          <w:color w:val="1F5C8B"/>
-          <w:sz w:val="18"/>
-        </w:rPr>
-        <w:t>year &lt;= 2025</w:t>
-      </w:r>
-      <w:r>
-        <w:rPr>
-          <w:rFonts w:ascii="宋体" w:hAnsi="宋体" w:eastAsia="宋体"/>
-          <w:color w:val="1E2A36"/>
-          <w:sz w:val="20"/>
-        </w:rPr>
-        <w:t>。</w:t>
-      </w:r>
-    </w:p>
-    <w:p>
-      <w:pPr>
-        <w:pStyle w:val="Heading1"/>
-        <w:spacing w:before="260" w:after="100"/>
-        <w:pBdr>
-          <w:bottom w:val="single" w:sz="6" w:space="3" w:color="D5E3F0"/>
-        </w:pBdr>
-      </w:pPr>
-      <w:r>
-        <w:rPr>
-          <w:rFonts w:ascii="微软雅黑" w:hAnsi="微软雅黑" w:eastAsia="微软雅黑"/>
-          <w:b/>
-          <w:color w:val="123B5E"/>
-          <w:sz w:val="30"/>
-        </w:rPr>
-        <w:t>9. 可视化与交互规划</w:t>
-      </w:r>
-    </w:p>
-    <w:p>
-      <w:pPr>
-        <w:pStyle w:val="Heading2"/>
-        <w:spacing w:before="140" w:after="60"/>
-      </w:pPr>
-      <w:r>
-        <w:rPr>
-          <w:rFonts w:ascii="微软雅黑" w:hAnsi="微软雅黑" w:eastAsia="微软雅黑"/>
-          <w:b/>
-          <w:color w:val="1F5C8B"/>
-          <w:sz w:val="24"/>
-        </w:rPr>
-        <w:t>9.1 Streamlit 页面</w:t>
-      </w:r>
-    </w:p>
-    <w:p>
-      <w:pPr>
-        <w:pStyle w:val="ListBullet"/>
-        <w:spacing w:after="40"/>
-      </w:pPr>
-      <w:r>
-        <w:rPr>
-          <w:rFonts w:ascii="宋体" w:hAnsi="宋体" w:eastAsia="宋体"/>
-          <w:color w:val="1E2A36"/>
-          <w:sz w:val="20"/>
-        </w:rPr>
-        <w:t>数据概览：最新月份、年度均值、序列对比；</w:t>
-      </w:r>
-    </w:p>
-    <w:p>
-      <w:pPr>
-        <w:pStyle w:val="ListBullet"/>
-        <w:spacing w:after="40"/>
-      </w:pPr>
-      <w:r>
-        <w:rPr>
-          <w:rFonts w:ascii="宋体" w:hAnsi="宋体" w:eastAsia="宋体"/>
-          <w:color w:val="1E2A36"/>
-          <w:sz w:val="20"/>
-        </w:rPr>
-        <w:t>趋势与分解：STL、滚动均值、变点；</w:t>
-      </w:r>
-    </w:p>
-    <w:p>
-      <w:pPr>
-        <w:pStyle w:val="ListBullet"/>
-        <w:spacing w:after="40"/>
-      </w:pPr>
-      <w:r>
-        <w:rPr>
-          <w:rFonts w:ascii="宋体" w:hAnsi="宋体" w:eastAsia="宋体"/>
-          <w:color w:val="1E2A36"/>
-          <w:sz w:val="20"/>
-        </w:rPr>
-        <w:t>模型对比：不同 horizon 的误差与区间；</w:t>
-      </w:r>
-    </w:p>
-    <w:p>
-      <w:pPr>
-        <w:pStyle w:val="ListBullet"/>
-        <w:spacing w:after="40"/>
-      </w:pPr>
-      <w:r>
-        <w:rPr>
-          <w:rFonts w:ascii="宋体" w:hAnsi="宋体" w:eastAsia="宋体"/>
-          <w:color w:val="1E2A36"/>
-          <w:sz w:val="20"/>
-        </w:rPr>
-        <w:t>数据表：按序列和年份筛选，支持下载。</w:t>
-      </w:r>
-    </w:p>
-    <w:p>
-      <w:pPr>
-        <w:pStyle w:val="Heading2"/>
-        <w:spacing w:before="140" w:after="60"/>
-      </w:pPr>
-      <w:r>
-        <w:rPr>
-          <w:rFonts w:ascii="微软雅黑" w:hAnsi="微软雅黑" w:eastAsia="微软雅黑"/>
-          <w:b/>
-          <w:color w:val="1F5C8B"/>
-          <w:sz w:val="24"/>
-        </w:rPr>
-        <w:t>9.2 对话式查询（可选）</w:t>
-      </w:r>
-    </w:p>
-    <w:p>
-      <w:r>
-        <w:rPr>
-          <w:rFonts w:ascii="宋体" w:hAnsi="宋体" w:eastAsia="宋体"/>
-          <w:color w:val="1E2A36"/>
-          <w:sz w:val="20"/>
-        </w:rPr>
-        <w:t>在数据和分析接口稳定后，可以增加只读工具调用：</w:t>
-      </w:r>
-    </w:p>
-    <w:p>
-      <w:pPr>
-        <w:pStyle w:val="ListBullet"/>
-        <w:spacing w:after="40"/>
-      </w:pPr>
-      <w:r>
-        <w:rPr>
-          <w:rFonts w:ascii="宋体" w:hAnsi="宋体" w:eastAsia="宋体"/>
-          <w:color w:val="1E2A36"/>
-          <w:sz w:val="20"/>
-        </w:rPr>
-        <w:t>查询指定序列和时间范围；</w:t>
-      </w:r>
-    </w:p>
-    <w:p>
-      <w:pPr>
-        <w:pStyle w:val="ListBullet"/>
-        <w:spacing w:after="40"/>
-      </w:pPr>
-      <w:r>
-        <w:rPr>
-          <w:rFonts w:ascii="宋体" w:hAnsi="宋体" w:eastAsia="宋体"/>
-          <w:color w:val="1E2A36"/>
-          <w:sz w:val="20"/>
-        </w:rPr>
-        <w:t>计算趋势、对比两个时期；</w:t>
-      </w:r>
-    </w:p>
-    <w:p>
-      <w:pPr>
-        <w:pStyle w:val="ListBullet"/>
-        <w:spacing w:after="40"/>
-      </w:pPr>
-      <w:r>
-        <w:rPr>
-          <w:rFonts w:ascii="宋体" w:hAnsi="宋体" w:eastAsia="宋体"/>
-          <w:color w:val="1E2A36"/>
-          <w:sz w:val="20"/>
-        </w:rPr>
-        <w:t>调用预测结果；</w:t>
-      </w:r>
-    </w:p>
-    <w:p>
-      <w:pPr>
-        <w:pStyle w:val="ListBullet"/>
-        <w:spacing w:after="40"/>
-      </w:pPr>
-      <w:r>
-        <w:rPr>
-          <w:rFonts w:ascii="宋体" w:hAnsi="宋体" w:eastAsia="宋体"/>
-          <w:color w:val="1E2A36"/>
-          <w:sz w:val="20"/>
-        </w:rPr>
-        <w:t>回答必须带数据来源和基准期；</w:t>
-      </w:r>
-    </w:p>
-    <w:p>
-      <w:pPr>
-        <w:pStyle w:val="ListBullet"/>
-        <w:spacing w:after="40"/>
-      </w:pPr>
-      <w:r>
-        <w:rPr>
-          <w:rFonts w:ascii="宋体" w:hAnsi="宋体" w:eastAsia="宋体"/>
-          <w:color w:val="1E2A36"/>
-          <w:sz w:val="20"/>
-        </w:rPr>
-        <w:t>用固定问题集评估工具调用和拒答行为。</w:t>
-      </w:r>
-    </w:p>
-    <w:p>
-      <w:r>
-        <w:rPr>
-          <w:rFonts w:ascii="宋体" w:hAnsi="宋体" w:eastAsia="宋体"/>
-          <w:color w:val="1E2A36"/>
-          <w:sz w:val="20"/>
-        </w:rPr>
-        <w:t>该能力为可选项，不影响当前数据管道和数仓的交付。</w:t>
-      </w:r>
-    </w:p>
-    <w:p>
-      <w:pPr>
-        <w:pStyle w:val="Heading1"/>
-        <w:spacing w:before="260" w:after="100"/>
-        <w:pBdr>
-          <w:bottom w:val="single" w:sz="6" w:space="3" w:color="D5E3F0"/>
-        </w:pBdr>
-      </w:pPr>
-      <w:r>
-        <w:rPr>
-          <w:rFonts w:ascii="微软雅黑" w:hAnsi="微软雅黑" w:eastAsia="微软雅黑"/>
-          <w:b/>
-          <w:color w:val="123B5E"/>
-          <w:sz w:val="30"/>
-        </w:rPr>
-        <w:t>10. 里程碑与交付物</w:t>
+        <w:t>口径：训练集 2000-01 至 2024-09（297 个月），测试集 2024-10 至 2026-09（24 个月）。每个测试月只用当时可见历史预测下一个月，共 24 个一步预测。</w:t>
       </w:r>
     </w:p>
     <w:tbl>
@@ -7937,14 +7674,15 @@
         <w:tblLook w:firstColumn="1" w:firstRow="1" w:lastColumn="0" w:lastRow="0" w:noHBand="0" w:noVBand="1" w:val="04A0"/>
       </w:tblPr>
       <w:tblGrid>
-        <w:gridCol w:w="3566"/>
-        <w:gridCol w:w="4508"/>
-        <w:gridCol w:w="1564"/>
+        <w:gridCol w:w="3723"/>
+        <w:gridCol w:w="1972"/>
+        <w:gridCol w:w="1972"/>
+        <w:gridCol w:w="1972"/>
       </w:tblGrid>
       <w:tr>
         <w:tc>
           <w:tcPr>
-            <w:tcW w:type="dxa" w:w="3566"/>
+            <w:tcW w:type="dxa" w:w="3723"/>
             <w:shd w:val="clear" w:color="auto" w:fill="E8F0F8"/>
           </w:tcPr>
           <w:p>
@@ -7963,13 +7701,13 @@
                 <w:color w:val="123B5E"/>
                 <w:sz w:val="18"/>
               </w:rPr>
-              <w:t>阶段</w:t>
+              <w:t>模型</w:t>
             </w:r>
           </w:p>
         </w:tc>
         <w:tc>
           <w:tcPr>
-            <w:tcW w:type="dxa" w:w="4508"/>
+            <w:tcW w:type="dxa" w:w="1972"/>
             <w:shd w:val="clear" w:color="auto" w:fill="E8F0F8"/>
           </w:tcPr>
           <w:p>
@@ -7988,13 +7726,13 @@
                 <w:color w:val="123B5E"/>
                 <w:sz w:val="18"/>
               </w:rPr>
-              <w:t>完成标准</w:t>
+              <w:t>MASE</w:t>
             </w:r>
           </w:p>
         </w:tc>
         <w:tc>
           <w:tcPr>
-            <w:tcW w:type="dxa" w:w="1564"/>
+            <w:tcW w:type="dxa" w:w="1972"/>
             <w:shd w:val="clear" w:color="auto" w:fill="E8F0F8"/>
           </w:tcPr>
           <w:p>
@@ -8013,7 +7751,32 @@
                 <w:color w:val="123B5E"/>
                 <w:sz w:val="18"/>
               </w:rPr>
-              <w:t>状态</w:t>
+              <w:t>RMSE</w:t>
+            </w:r>
+          </w:p>
+        </w:tc>
+        <w:tc>
+          <w:tcPr>
+            <w:tcW w:type="dxa" w:w="1972"/>
+            <w:shd w:val="clear" w:color="auto" w:fill="E8F0F8"/>
+          </w:tcPr>
+          <w:p>
+            <w:pPr>
+              <w:spacing w:after="0"/>
+            </w:pPr>
+            <w:r>
+              <w:rPr>
+                <w:b/>
+              </w:rPr>
+            </w:r>
+            <w:r>
+              <w:rPr>
+                <w:rFonts w:ascii="宋体" w:hAnsi="宋体" w:eastAsia="宋体"/>
+                <w:b/>
+                <w:color w:val="123B5E"/>
+                <w:sz w:val="18"/>
+              </w:rPr>
+              <w:t>MAE</w:t>
             </w:r>
           </w:p>
         </w:tc>
@@ -8021,7 +7784,7 @@
       <w:tr>
         <w:tc>
           <w:tcPr>
-            <w:tcW w:type="dxa" w:w="3566"/>
+            <w:tcW w:type="dxa" w:w="3723"/>
           </w:tcPr>
           <w:p>
             <w:pPr>
@@ -8034,13 +7797,13 @@
                 <w:color w:val="1E2A36"/>
                 <w:sz w:val="18"/>
               </w:rPr>
-              <w:t>1. 数据管道 + 数仓</w:t>
+              <w:t>Seasonal Naive</w:t>
             </w:r>
           </w:p>
         </w:tc>
         <w:tc>
           <w:tcPr>
-            <w:tcW w:type="dxa" w:w="4508"/>
+            <w:tcW w:type="dxa" w:w="1972"/>
           </w:tcPr>
           <w:p>
             <w:pPr>
@@ -8049,41 +7812,17 @@
             <w:r/>
             <w:r>
               <w:rPr>
-                <w:rFonts w:ascii="Consolas" w:hAnsi="Consolas" w:eastAsia="Consolas"/>
-                <w:color w:val="1F5C8B"/>
-                <w:sz w:val="16"/>
-              </w:rPr>
-              <w:t>make data</w:t>
-            </w:r>
-            <w:r>
-              <w:rPr>
                 <w:rFonts w:ascii="宋体" w:hAnsi="宋体" w:eastAsia="宋体"/>
                 <w:color w:val="1E2A36"/>
                 <w:sz w:val="18"/>
               </w:rPr>
-              <w:t xml:space="preserve"> / </w:t>
-            </w:r>
-            <w:r>
-              <w:rPr>
-                <w:rFonts w:ascii="Consolas" w:hAnsi="Consolas" w:eastAsia="Consolas"/>
-                <w:color w:val="1F5C8B"/>
-                <w:sz w:val="16"/>
-              </w:rPr>
-              <w:t>make db</w:t>
-            </w:r>
-            <w:r>
-              <w:rPr>
-                <w:rFonts w:ascii="宋体" w:hAnsi="宋体" w:eastAsia="宋体"/>
-                <w:color w:val="1E2A36"/>
-                <w:sz w:val="18"/>
-              </w:rPr>
-              <w:t xml:space="preserve"> 可复现；三层行数一致；8 tests 通过</w:t>
+              <w:t>1.0321</w:t>
             </w:r>
           </w:p>
         </w:tc>
         <w:tc>
           <w:tcPr>
-            <w:tcW w:type="dxa" w:w="1564"/>
+            <w:tcW w:type="dxa" w:w="1972"/>
           </w:tcPr>
           <w:p>
             <w:pPr>
@@ -8096,7 +7835,26 @@
                 <w:color w:val="1E2A36"/>
                 <w:sz w:val="18"/>
               </w:rPr>
-              <w:t>已完成</w:t>
+              <w:t>0.1570</w:t>
+            </w:r>
+          </w:p>
+        </w:tc>
+        <w:tc>
+          <w:tcPr>
+            <w:tcW w:type="dxa" w:w="1972"/>
+          </w:tcPr>
+          <w:p>
+            <w:pPr>
+              <w:spacing w:after="0"/>
+            </w:pPr>
+            <w:r/>
+            <w:r>
+              <w:rPr>
+                <w:rFonts w:ascii="宋体" w:hAnsi="宋体" w:eastAsia="宋体"/>
+                <w:color w:val="1E2A36"/>
+                <w:sz w:val="18"/>
+              </w:rPr>
+              <w:t>0.1350</w:t>
             </w:r>
           </w:p>
         </w:tc>
@@ -8104,7 +7862,7 @@
       <w:tr>
         <w:tc>
           <w:tcPr>
-            <w:tcW w:type="dxa" w:w="3566"/>
+            <w:tcW w:type="dxa" w:w="3723"/>
           </w:tcPr>
           <w:p>
             <w:pPr>
@@ -8117,13 +7875,13 @@
                 <w:color w:val="1E2A36"/>
                 <w:sz w:val="18"/>
               </w:rPr>
-              <w:t>2. 统计分析</w:t>
+              <w:t>Drift</w:t>
             </w:r>
           </w:p>
         </w:tc>
         <w:tc>
           <w:tcPr>
-            <w:tcW w:type="dxa" w:w="4508"/>
+            <w:tcW w:type="dxa" w:w="1972"/>
           </w:tcPr>
           <w:p>
             <w:pPr>
@@ -8136,13 +7894,13 @@
                 <w:color w:val="1E2A36"/>
                 <w:sz w:val="18"/>
               </w:rPr>
-              <w:t>6 张核心图 + 3 条可引用结论</w:t>
+              <w:t>0.5214</w:t>
             </w:r>
           </w:p>
         </w:tc>
         <w:tc>
           <w:tcPr>
-            <w:tcW w:type="dxa" w:w="1564"/>
+            <w:tcW w:type="dxa" w:w="1972"/>
           </w:tcPr>
           <w:p>
             <w:pPr>
@@ -8155,7 +7913,26 @@
                 <w:color w:val="1E2A36"/>
                 <w:sz w:val="18"/>
               </w:rPr>
-              <w:t>规划中</w:t>
+              <w:t>0.0779</w:t>
+            </w:r>
+          </w:p>
+        </w:tc>
+        <w:tc>
+          <w:tcPr>
+            <w:tcW w:type="dxa" w:w="1972"/>
+          </w:tcPr>
+          <w:p>
+            <w:pPr>
+              <w:spacing w:after="0"/>
+            </w:pPr>
+            <w:r/>
+            <w:r>
+              <w:rPr>
+                <w:rFonts w:ascii="宋体" w:hAnsi="宋体" w:eastAsia="宋体"/>
+                <w:color w:val="1E2A36"/>
+                <w:sz w:val="18"/>
+              </w:rPr>
+              <w:t>0.0682</w:t>
             </w:r>
           </w:p>
         </w:tc>
@@ -8163,7 +7940,7 @@
       <w:tr>
         <w:tc>
           <w:tcPr>
-            <w:tcW w:type="dxa" w:w="3566"/>
+            <w:tcW w:type="dxa" w:w="3723"/>
           </w:tcPr>
           <w:p>
             <w:pPr>
@@ -8176,13 +7953,13 @@
                 <w:color w:val="1E2A36"/>
                 <w:sz w:val="18"/>
               </w:rPr>
-              <w:t>3. 预测基准</w:t>
+              <w:t>SARIMAX</w:t>
             </w:r>
           </w:p>
         </w:tc>
         <w:tc>
           <w:tcPr>
-            <w:tcW w:type="dxa" w:w="4508"/>
+            <w:tcW w:type="dxa" w:w="1972"/>
           </w:tcPr>
           <w:p>
             <w:pPr>
@@ -8195,13 +7972,13 @@
                 <w:color w:val="1E2A36"/>
                 <w:sz w:val="18"/>
               </w:rPr>
-              <w:t>滚动回测 + 多模型对比 + 误差/区间报告</w:t>
+              <w:t>0.3723</w:t>
             </w:r>
           </w:p>
         </w:tc>
         <w:tc>
           <w:tcPr>
-            <w:tcW w:type="dxa" w:w="1564"/>
+            <w:tcW w:type="dxa" w:w="1972"/>
           </w:tcPr>
           <w:p>
             <w:pPr>
@@ -8214,7 +7991,26 @@
                 <w:color w:val="1E2A36"/>
                 <w:sz w:val="18"/>
               </w:rPr>
-              <w:t>规划中</w:t>
+              <w:t>0.0601</w:t>
+            </w:r>
+          </w:p>
+        </w:tc>
+        <w:tc>
+          <w:tcPr>
+            <w:tcW w:type="dxa" w:w="1972"/>
+          </w:tcPr>
+          <w:p>
+            <w:pPr>
+              <w:spacing w:after="0"/>
+            </w:pPr>
+            <w:r/>
+            <w:r>
+              <w:rPr>
+                <w:rFonts w:ascii="宋体" w:hAnsi="宋体" w:eastAsia="宋体"/>
+                <w:color w:val="1E2A36"/>
+                <w:sz w:val="18"/>
+              </w:rPr>
+              <w:t>0.0487</w:t>
             </w:r>
           </w:p>
         </w:tc>
@@ -8222,7 +8018,7 @@
       <w:tr>
         <w:tc>
           <w:tcPr>
-            <w:tcW w:type="dxa" w:w="3566"/>
+            <w:tcW w:type="dxa" w:w="3723"/>
           </w:tcPr>
           <w:p>
             <w:pPr>
@@ -8235,13 +8031,13 @@
                 <w:color w:val="1E2A36"/>
                 <w:sz w:val="18"/>
               </w:rPr>
-              <w:t>4. 可视化</w:t>
+              <w:t>LightGBM</w:t>
             </w:r>
           </w:p>
         </w:tc>
         <w:tc>
           <w:tcPr>
-            <w:tcW w:type="dxa" w:w="4508"/>
+            <w:tcW w:type="dxa" w:w="1972"/>
           </w:tcPr>
           <w:p>
             <w:pPr>
@@ -8254,13 +8050,13 @@
                 <w:color w:val="1E2A36"/>
                 <w:sz w:val="18"/>
               </w:rPr>
-              <w:t>Streamlit 四页 + 本地运行</w:t>
+              <w:t>0.5251</w:t>
             </w:r>
           </w:p>
         </w:tc>
         <w:tc>
           <w:tcPr>
-            <w:tcW w:type="dxa" w:w="1564"/>
+            <w:tcW w:type="dxa" w:w="1972"/>
           </w:tcPr>
           <w:p>
             <w:pPr>
@@ -8273,7 +8069,180 @@
                 <w:color w:val="1E2A36"/>
                 <w:sz w:val="18"/>
               </w:rPr>
-              <w:t>规划中</w:t>
+              <w:t>0.0818</w:t>
+            </w:r>
+          </w:p>
+        </w:tc>
+        <w:tc>
+          <w:tcPr>
+            <w:tcW w:type="dxa" w:w="1972"/>
+          </w:tcPr>
+          <w:p>
+            <w:pPr>
+              <w:spacing w:after="0"/>
+            </w:pPr>
+            <w:r/>
+            <w:r>
+              <w:rPr>
+                <w:rFonts w:ascii="宋体" w:hAnsi="宋体" w:eastAsia="宋体"/>
+                <w:color w:val="1E2A36"/>
+                <w:sz w:val="18"/>
+              </w:rPr>
+              <w:t>0.0687</w:t>
+            </w:r>
+          </w:p>
+        </w:tc>
+      </w:tr>
+    </w:tbl>
+    <w:p/>
+    <w:p>
+      <w:r>
+        <w:rPr>
+          <w:rFonts w:ascii="宋体" w:hAnsi="宋体" w:eastAsia="宋体"/>
+          <w:color w:val="1E2A36"/>
+          <w:sz w:val="20"/>
+        </w:rPr>
+        <w:t>SARIMAX 的区间指标：</w:t>
+      </w:r>
+    </w:p>
+    <w:tbl>
+      <w:tblPr>
+        <w:tblStyle w:val="TableGrid"/>
+        <w:tblW w:type="auto" w:w="0"/>
+        <w:jc w:val="center"/>
+        <w:tblLayout w:type="fixed"/>
+        <w:tblLook w:firstColumn="1" w:firstRow="1" w:lastColumn="0" w:lastRow="0" w:noHBand="0" w:noVBand="1" w:val="04A0"/>
+      </w:tblPr>
+      <w:tblGrid>
+        <w:gridCol w:w="2016"/>
+        <w:gridCol w:w="2016"/>
+        <w:gridCol w:w="1796"/>
+        <w:gridCol w:w="2016"/>
+        <w:gridCol w:w="1796"/>
+      </w:tblGrid>
+      <w:tr>
+        <w:tc>
+          <w:tcPr>
+            <w:tcW w:type="dxa" w:w="2016"/>
+            <w:shd w:val="clear" w:color="auto" w:fill="E8F0F8"/>
+          </w:tcPr>
+          <w:p>
+            <w:pPr>
+              <w:spacing w:after="0"/>
+            </w:pPr>
+            <w:r>
+              <w:rPr>
+                <w:b/>
+              </w:rPr>
+            </w:r>
+            <w:r>
+              <w:rPr>
+                <w:rFonts w:ascii="宋体" w:hAnsi="宋体" w:eastAsia="宋体"/>
+                <w:b/>
+                <w:color w:val="123B5E"/>
+                <w:sz w:val="18"/>
+              </w:rPr>
+              <w:t>模型</w:t>
+            </w:r>
+          </w:p>
+        </w:tc>
+        <w:tc>
+          <w:tcPr>
+            <w:tcW w:type="dxa" w:w="2016"/>
+            <w:shd w:val="clear" w:color="auto" w:fill="E8F0F8"/>
+          </w:tcPr>
+          <w:p>
+            <w:pPr>
+              <w:spacing w:after="0"/>
+            </w:pPr>
+            <w:r>
+              <w:rPr>
+                <w:b/>
+              </w:rPr>
+            </w:r>
+            <w:r>
+              <w:rPr>
+                <w:rFonts w:ascii="宋体" w:hAnsi="宋体" w:eastAsia="宋体"/>
+                <w:b/>
+                <w:color w:val="123B5E"/>
+                <w:sz w:val="18"/>
+              </w:rPr>
+              <w:t>80% 覆盖率</w:t>
+            </w:r>
+          </w:p>
+        </w:tc>
+        <w:tc>
+          <w:tcPr>
+            <w:tcW w:type="dxa" w:w="1796"/>
+            <w:shd w:val="clear" w:color="auto" w:fill="E8F0F8"/>
+          </w:tcPr>
+          <w:p>
+            <w:pPr>
+              <w:spacing w:after="0"/>
+            </w:pPr>
+            <w:r>
+              <w:rPr>
+                <w:b/>
+              </w:rPr>
+            </w:r>
+            <w:r>
+              <w:rPr>
+                <w:rFonts w:ascii="宋体" w:hAnsi="宋体" w:eastAsia="宋体"/>
+                <w:b/>
+                <w:color w:val="123B5E"/>
+                <w:sz w:val="18"/>
+              </w:rPr>
+              <w:t>80% 宽度</w:t>
+            </w:r>
+          </w:p>
+        </w:tc>
+        <w:tc>
+          <w:tcPr>
+            <w:tcW w:type="dxa" w:w="2016"/>
+            <w:shd w:val="clear" w:color="auto" w:fill="E8F0F8"/>
+          </w:tcPr>
+          <w:p>
+            <w:pPr>
+              <w:spacing w:after="0"/>
+            </w:pPr>
+            <w:r>
+              <w:rPr>
+                <w:b/>
+              </w:rPr>
+            </w:r>
+            <w:r>
+              <w:rPr>
+                <w:rFonts w:ascii="宋体" w:hAnsi="宋体" w:eastAsia="宋体"/>
+                <w:b/>
+                <w:color w:val="123B5E"/>
+                <w:sz w:val="18"/>
+              </w:rPr>
+              <w:t>95% 覆盖率</w:t>
+            </w:r>
+          </w:p>
+        </w:tc>
+        <w:tc>
+          <w:tcPr>
+            <w:tcW w:type="dxa" w:w="1796"/>
+            <w:shd w:val="clear" w:color="auto" w:fill="E8F0F8"/>
+          </w:tcPr>
+          <w:p>
+            <w:pPr>
+              <w:spacing w:after="0"/>
+            </w:pPr>
+            <w:r>
+              <w:rPr>
+                <w:b/>
+              </w:rPr>
+            </w:r>
+            <w:r>
+              <w:rPr>
+                <w:rFonts w:ascii="宋体" w:hAnsi="宋体" w:eastAsia="宋体"/>
+                <w:b/>
+                <w:color w:val="123B5E"/>
+                <w:sz w:val="18"/>
+              </w:rPr>
+              <w:t>95% 宽度</w:t>
             </w:r>
           </w:p>
         </w:tc>
@@ -8281,7 +8250,7 @@
       <w:tr>
         <w:tc>
           <w:tcPr>
-            <w:tcW w:type="dxa" w:w="3566"/>
+            <w:tcW w:type="dxa" w:w="2016"/>
           </w:tcPr>
           <w:p>
             <w:pPr>
@@ -8294,13 +8263,13 @@
                 <w:color w:val="1E2A36"/>
                 <w:sz w:val="18"/>
               </w:rPr>
-              <w:t>5. 对话式查询</w:t>
+              <w:t>SARIMAX</w:t>
             </w:r>
           </w:p>
         </w:tc>
         <w:tc>
           <w:tcPr>
-            <w:tcW w:type="dxa" w:w="4508"/>
+            <w:tcW w:type="dxa" w:w="2016"/>
           </w:tcPr>
           <w:p>
             <w:pPr>
@@ -8313,13 +8282,1125 @@
                 <w:color w:val="1E2A36"/>
                 <w:sz w:val="18"/>
               </w:rPr>
-              <w:t>只读工具 + 小规模评测</w:t>
+              <w:t>0.9583</w:t>
             </w:r>
           </w:p>
         </w:tc>
         <w:tc>
           <w:tcPr>
-            <w:tcW w:type="dxa" w:w="1564"/>
+            <w:tcW w:type="dxa" w:w="1796"/>
+          </w:tcPr>
+          <w:p>
+            <w:pPr>
+              <w:spacing w:after="0"/>
+            </w:pPr>
+            <w:r/>
+            <w:r>
+              <w:rPr>
+                <w:rFonts w:ascii="宋体" w:hAnsi="宋体" w:eastAsia="宋体"/>
+                <w:color w:val="1E2A36"/>
+                <w:sz w:val="18"/>
+              </w:rPr>
+              <w:t>0.2372</w:t>
+            </w:r>
+          </w:p>
+        </w:tc>
+        <w:tc>
+          <w:tcPr>
+            <w:tcW w:type="dxa" w:w="2016"/>
+          </w:tcPr>
+          <w:p>
+            <w:pPr>
+              <w:spacing w:after="0"/>
+            </w:pPr>
+            <w:r/>
+            <w:r>
+              <w:rPr>
+                <w:rFonts w:ascii="宋体" w:hAnsi="宋体" w:eastAsia="宋体"/>
+                <w:color w:val="1E2A36"/>
+                <w:sz w:val="18"/>
+              </w:rPr>
+              <w:t>1.0000</w:t>
+            </w:r>
+          </w:p>
+        </w:tc>
+        <w:tc>
+          <w:tcPr>
+            <w:tcW w:type="dxa" w:w="1796"/>
+          </w:tcPr>
+          <w:p>
+            <w:pPr>
+              <w:spacing w:after="0"/>
+            </w:pPr>
+            <w:r/>
+            <w:r>
+              <w:rPr>
+                <w:rFonts w:ascii="宋体" w:hAnsi="宋体" w:eastAsia="宋体"/>
+                <w:color w:val="1E2A36"/>
+                <w:sz w:val="18"/>
+              </w:rPr>
+              <w:t>0.3628</w:t>
+            </w:r>
+          </w:p>
+        </w:tc>
+      </w:tr>
+    </w:tbl>
+    <w:p/>
+    <w:p>
+      <w:r>
+        <w:rPr>
+          <w:rFonts w:ascii="宋体" w:hAnsi="宋体" w:eastAsia="宋体"/>
+          <w:color w:val="1E2A36"/>
+          <w:sz w:val="20"/>
+        </w:rPr>
+        <w:t>DM 检验（负值表示 SARIMAX 平方误差更小）：</w:t>
+      </w:r>
+    </w:p>
+    <w:tbl>
+      <w:tblPr>
+        <w:tblStyle w:val="TableGrid"/>
+        <w:tblW w:type="auto" w:w="0"/>
+        <w:jc w:val="center"/>
+        <w:tblLayout w:type="fixed"/>
+        <w:tblLook w:firstColumn="1" w:firstRow="1" w:lastColumn="0" w:lastRow="0" w:noHBand="0" w:noVBand="1" w:val="04A0"/>
+      </w:tblPr>
+      <w:tblGrid>
+        <w:gridCol w:w="4402"/>
+        <w:gridCol w:w="2618"/>
+        <w:gridCol w:w="2618"/>
+      </w:tblGrid>
+      <w:tr>
+        <w:tc>
+          <w:tcPr>
+            <w:tcW w:type="dxa" w:w="4402"/>
+            <w:shd w:val="clear" w:color="auto" w:fill="E8F0F8"/>
+          </w:tcPr>
+          <w:p>
+            <w:pPr>
+              <w:spacing w:after="0"/>
+            </w:pPr>
+            <w:r>
+              <w:rPr>
+                <w:b/>
+              </w:rPr>
+            </w:r>
+            <w:r>
+              <w:rPr>
+                <w:rFonts w:ascii="宋体" w:hAnsi="宋体" w:eastAsia="宋体"/>
+                <w:b/>
+                <w:color w:val="123B5E"/>
+                <w:sz w:val="18"/>
+              </w:rPr>
+              <w:t>基线</w:t>
+            </w:r>
+          </w:p>
+        </w:tc>
+        <w:tc>
+          <w:tcPr>
+            <w:tcW w:type="dxa" w:w="2618"/>
+            <w:shd w:val="clear" w:color="auto" w:fill="E8F0F8"/>
+          </w:tcPr>
+          <w:p>
+            <w:pPr>
+              <w:spacing w:after="0"/>
+            </w:pPr>
+            <w:r>
+              <w:rPr>
+                <w:b/>
+              </w:rPr>
+            </w:r>
+            <w:r>
+              <w:rPr>
+                <w:rFonts w:ascii="宋体" w:hAnsi="宋体" w:eastAsia="宋体"/>
+                <w:b/>
+                <w:color w:val="123B5E"/>
+                <w:sz w:val="18"/>
+              </w:rPr>
+              <w:t>DM</w:t>
+            </w:r>
+          </w:p>
+        </w:tc>
+        <w:tc>
+          <w:tcPr>
+            <w:tcW w:type="dxa" w:w="2618"/>
+            <w:shd w:val="clear" w:color="auto" w:fill="E8F0F8"/>
+          </w:tcPr>
+          <w:p>
+            <w:pPr>
+              <w:spacing w:after="0"/>
+            </w:pPr>
+            <w:r>
+              <w:rPr>
+                <w:b/>
+              </w:rPr>
+            </w:r>
+            <w:r>
+              <w:rPr>
+                <w:rFonts w:ascii="宋体" w:hAnsi="宋体" w:eastAsia="宋体"/>
+                <w:b/>
+                <w:color w:val="123B5E"/>
+                <w:sz w:val="18"/>
+              </w:rPr>
+              <w:t>p 值</w:t>
+            </w:r>
+          </w:p>
+        </w:tc>
+      </w:tr>
+      <w:tr>
+        <w:tc>
+          <w:tcPr>
+            <w:tcW w:type="dxa" w:w="4402"/>
+          </w:tcPr>
+          <w:p>
+            <w:pPr>
+              <w:spacing w:after="0"/>
+            </w:pPr>
+            <w:r/>
+            <w:r>
+              <w:rPr>
+                <w:rFonts w:ascii="宋体" w:hAnsi="宋体" w:eastAsia="宋体"/>
+                <w:color w:val="1E2A36"/>
+                <w:sz w:val="18"/>
+              </w:rPr>
+              <w:t>Seasonal Naive</w:t>
+            </w:r>
+          </w:p>
+        </w:tc>
+        <w:tc>
+          <w:tcPr>
+            <w:tcW w:type="dxa" w:w="2618"/>
+          </w:tcPr>
+          <w:p>
+            <w:pPr>
+              <w:spacing w:after="0"/>
+            </w:pPr>
+            <w:r/>
+            <w:r>
+              <w:rPr>
+                <w:rFonts w:ascii="宋体" w:hAnsi="宋体" w:eastAsia="宋体"/>
+                <w:color w:val="1E2A36"/>
+                <w:sz w:val="18"/>
+              </w:rPr>
+              <w:t>−4.8433</w:t>
+            </w:r>
+          </w:p>
+        </w:tc>
+        <w:tc>
+          <w:tcPr>
+            <w:tcW w:type="dxa" w:w="2618"/>
+          </w:tcPr>
+          <w:p>
+            <w:pPr>
+              <w:spacing w:after="0"/>
+            </w:pPr>
+            <w:r/>
+            <w:r>
+              <w:rPr>
+                <w:rFonts w:ascii="宋体" w:hAnsi="宋体" w:eastAsia="宋体"/>
+                <w:color w:val="1E2A36"/>
+                <w:sz w:val="18"/>
+              </w:rPr>
+              <w:t>&lt; 0.001</w:t>
+            </w:r>
+          </w:p>
+        </w:tc>
+      </w:tr>
+      <w:tr>
+        <w:tc>
+          <w:tcPr>
+            <w:tcW w:type="dxa" w:w="4402"/>
+          </w:tcPr>
+          <w:p>
+            <w:pPr>
+              <w:spacing w:after="0"/>
+            </w:pPr>
+            <w:r/>
+            <w:r>
+              <w:rPr>
+                <w:rFonts w:ascii="宋体" w:hAnsi="宋体" w:eastAsia="宋体"/>
+                <w:color w:val="1E2A36"/>
+                <w:sz w:val="18"/>
+              </w:rPr>
+              <w:t>Drift</w:t>
+            </w:r>
+          </w:p>
+        </w:tc>
+        <w:tc>
+          <w:tcPr>
+            <w:tcW w:type="dxa" w:w="2618"/>
+          </w:tcPr>
+          <w:p>
+            <w:pPr>
+              <w:spacing w:after="0"/>
+            </w:pPr>
+            <w:r/>
+            <w:r>
+              <w:rPr>
+                <w:rFonts w:ascii="宋体" w:hAnsi="宋体" w:eastAsia="宋体"/>
+                <w:color w:val="1E2A36"/>
+                <w:sz w:val="18"/>
+              </w:rPr>
+              <w:t>−2.2988</w:t>
+            </w:r>
+          </w:p>
+        </w:tc>
+        <w:tc>
+          <w:tcPr>
+            <w:tcW w:type="dxa" w:w="2618"/>
+          </w:tcPr>
+          <w:p>
+            <w:pPr>
+              <w:spacing w:after="0"/>
+            </w:pPr>
+            <w:r/>
+            <w:r>
+              <w:rPr>
+                <w:rFonts w:ascii="宋体" w:hAnsi="宋体" w:eastAsia="宋体"/>
+                <w:color w:val="1E2A36"/>
+                <w:sz w:val="18"/>
+              </w:rPr>
+              <w:t>0.0215</w:t>
+            </w:r>
+          </w:p>
+        </w:tc>
+      </w:tr>
+      <w:tr>
+        <w:tc>
+          <w:tcPr>
+            <w:tcW w:type="dxa" w:w="4402"/>
+          </w:tcPr>
+          <w:p>
+            <w:pPr>
+              <w:spacing w:after="0"/>
+            </w:pPr>
+            <w:r/>
+            <w:r>
+              <w:rPr>
+                <w:rFonts w:ascii="宋体" w:hAnsi="宋体" w:eastAsia="宋体"/>
+                <w:color w:val="1E2A36"/>
+                <w:sz w:val="18"/>
+              </w:rPr>
+              <w:t>LightGBM</w:t>
+            </w:r>
+          </w:p>
+        </w:tc>
+        <w:tc>
+          <w:tcPr>
+            <w:tcW w:type="dxa" w:w="2618"/>
+          </w:tcPr>
+          <w:p>
+            <w:pPr>
+              <w:spacing w:after="0"/>
+            </w:pPr>
+            <w:r/>
+            <w:r>
+              <w:rPr>
+                <w:rFonts w:ascii="宋体" w:hAnsi="宋体" w:eastAsia="宋体"/>
+                <w:color w:val="1E2A36"/>
+                <w:sz w:val="18"/>
+              </w:rPr>
+              <w:t>−3.0174</w:t>
+            </w:r>
+          </w:p>
+        </w:tc>
+        <w:tc>
+          <w:tcPr>
+            <w:tcW w:type="dxa" w:w="2618"/>
+          </w:tcPr>
+          <w:p>
+            <w:pPr>
+              <w:spacing w:after="0"/>
+            </w:pPr>
+            <w:r/>
+            <w:r>
+              <w:rPr>
+                <w:rFonts w:ascii="宋体" w:hAnsi="宋体" w:eastAsia="宋体"/>
+                <w:color w:val="1E2A36"/>
+                <w:sz w:val="18"/>
+              </w:rPr>
+              <w:t>0.0025</w:t>
+            </w:r>
+          </w:p>
+        </w:tc>
+      </w:tr>
+    </w:tbl>
+    <w:p/>
+    <w:p>
+      <w:r>
+        <w:rPr>
+          <w:rFonts w:ascii="宋体" w:hAnsi="宋体" w:eastAsia="宋体"/>
+          <w:color w:val="1E2A36"/>
+          <w:sz w:val="20"/>
+        </w:rPr>
+        <w:t>SARIMAX 在一步预测的 MASE/RMSE/MAE 上最低，DM 检验支持差异显著。80% 区间实际覆盖 95.8%，95% 区间覆盖 100%，说明区间偏保守；只有 SARIMAX 输出区间，因此不能表述为“区间覆盖优于其他模型”。LightGBM 也是一步预测，不是递归多步。</w:t>
+      </w:r>
+    </w:p>
+    <w:p>
+      <w:pPr>
+        <w:pStyle w:val="Heading2"/>
+        <w:spacing w:before="140" w:after="60"/>
+      </w:pPr>
+      <w:r>
+        <w:rPr>
+          <w:rFonts w:ascii="微软雅黑" w:hAnsi="微软雅黑" w:eastAsia="微软雅黑"/>
+          <w:b/>
+          <w:color w:val="1F5C8B"/>
+          <w:sz w:val="24"/>
+        </w:rPr>
+        <w:t>8.3 年度口径</w:t>
+      </w:r>
+    </w:p>
+    <w:p>
+      <w:r>
+        <w:rPr>
+          <w:rFonts w:ascii="宋体" w:hAnsi="宋体" w:eastAsia="宋体"/>
+          <w:color w:val="1E2A36"/>
+          <w:sz w:val="20"/>
+        </w:rPr>
+        <w:t>2026 年只有 1–9 月。年度排名和年度均值必须使用完整年份：</w:t>
+      </w:r>
+    </w:p>
+    <w:p>
+      <w:pPr>
+        <w:spacing w:before="60" w:after="100" w:line="288" w:lineRule="auto"/>
+        <w:ind w:left="170"/>
+        <w:shd w:val="clear" w:color="auto" w:fill="F5F7FA"/>
+      </w:pPr>
+      <w:r>
+        <w:rPr>
+          <w:rFonts w:ascii="Consolas" w:hAnsi="Consolas"/>
+          <w:color w:val="24384C"/>
+          <w:sz w:val="17"/>
+        </w:rPr>
+        <w:t>GROUP BY year</w:t>
+      </w:r>
+      <w:r>
+        <w:br/>
+      </w:r>
+      <w:r>
+        <w:rPr>
+          <w:rFonts w:ascii="Consolas" w:hAnsi="Consolas"/>
+          <w:color w:val="24384C"/>
+          <w:sz w:val="17"/>
+        </w:rPr>
+        <w:t>HAVING COUNT(*) = 12</w:t>
+      </w:r>
+    </w:p>
+    <w:p>
+      <w:r>
+        <w:rPr>
+          <w:rFonts w:ascii="宋体" w:hAnsi="宋体" w:eastAsia="宋体"/>
+          <w:color w:val="1E2A36"/>
+          <w:sz w:val="20"/>
+        </w:rPr>
+        <w:t xml:space="preserve">或者在分析前显式过滤 </w:t>
+      </w:r>
+      <w:r>
+        <w:rPr>
+          <w:rFonts w:ascii="Consolas" w:hAnsi="Consolas" w:eastAsia="Consolas"/>
+          <w:color w:val="1F5C8B"/>
+          <w:sz w:val="18"/>
+        </w:rPr>
+        <w:t>year &lt;= 2025</w:t>
+      </w:r>
+      <w:r>
+        <w:rPr>
+          <w:rFonts w:ascii="宋体" w:hAnsi="宋体" w:eastAsia="宋体"/>
+          <w:color w:val="1E2A36"/>
+          <w:sz w:val="20"/>
+        </w:rPr>
+        <w:t>。</w:t>
+      </w:r>
+    </w:p>
+    <w:p>
+      <w:pPr>
+        <w:pStyle w:val="Heading2"/>
+        <w:spacing w:before="140" w:after="60"/>
+      </w:pPr>
+      <w:r>
+        <w:rPr>
+          <w:rFonts w:ascii="微软雅黑" w:hAnsi="微软雅黑" w:eastAsia="微软雅黑"/>
+          <w:b/>
+          <w:color w:val="1F5C8B"/>
+          <w:sz w:val="24"/>
+        </w:rPr>
+        <w:t>8.4 后续建模计划</w:t>
+      </w:r>
+    </w:p>
+    <w:p>
+      <w:pPr>
+        <w:pStyle w:val="ListBullet"/>
+        <w:spacing w:after="40"/>
+      </w:pPr>
+      <w:r>
+        <w:rPr>
+          <w:rFonts w:ascii="宋体" w:hAnsi="宋体" w:eastAsia="宋体"/>
+          <w:color w:val="1E2A36"/>
+          <w:sz w:val="20"/>
+        </w:rPr>
+        <w:t>真正的多 horizon 回测：h=1、3、6、12、24，按 horizon 报告误差与覆盖率；</w:t>
+      </w:r>
+    </w:p>
+    <w:p>
+      <w:pPr>
+        <w:pStyle w:val="ListBullet"/>
+        <w:spacing w:after="40"/>
+      </w:pPr>
+      <w:r>
+        <w:rPr>
+          <w:rFonts w:ascii="宋体" w:hAnsi="宋体" w:eastAsia="宋体"/>
+          <w:color w:val="1E2A36"/>
+          <w:sz w:val="20"/>
+        </w:rPr>
+        <w:t>接入 CO₂ / ONI 协变量，尝试 SARIMAX-X；</w:t>
+      </w:r>
+    </w:p>
+    <w:p>
+      <w:pPr>
+        <w:pStyle w:val="ListBullet"/>
+        <w:spacing w:after="40"/>
+      </w:pPr>
+      <w:r>
+        <w:rPr>
+          <w:rFonts w:ascii="宋体" w:hAnsi="宋体" w:eastAsia="宋体"/>
+          <w:color w:val="1E2A36"/>
+          <w:sz w:val="20"/>
+        </w:rPr>
+        <w:t>引入 Chronos 等基础模型作为对照；</w:t>
+      </w:r>
+    </w:p>
+    <w:p>
+      <w:pPr>
+        <w:pStyle w:val="ListBullet"/>
+        <w:spacing w:after="40"/>
+      </w:pPr>
+      <w:r>
+        <w:rPr>
+          <w:rFonts w:ascii="宋体" w:hAnsi="宋体" w:eastAsia="宋体"/>
+          <w:color w:val="1E2A36"/>
+          <w:sz w:val="20"/>
+        </w:rPr>
+        <w:t>补充极值、连续暖月和季节差异分析；</w:t>
+      </w:r>
+    </w:p>
+    <w:p>
+      <w:pPr>
+        <w:pStyle w:val="ListBullet"/>
+        <w:spacing w:after="40"/>
+      </w:pPr>
+      <w:r>
+        <w:rPr>
+          <w:rFonts w:ascii="宋体" w:hAnsi="宋体" w:eastAsia="宋体"/>
+          <w:color w:val="1E2A36"/>
+          <w:sz w:val="20"/>
+        </w:rPr>
+        <w:t>将指标、预测和检验结果统一落盘，便于复现。</w:t>
+      </w:r>
+    </w:p>
+    <w:p>
+      <w:pPr>
+        <w:pStyle w:val="Heading1"/>
+        <w:spacing w:before="260" w:after="100"/>
+        <w:pBdr>
+          <w:bottom w:val="single" w:sz="6" w:space="3" w:color="D5E3F0"/>
+        </w:pBdr>
+      </w:pPr>
+      <w:r>
+        <w:rPr>
+          <w:rFonts w:ascii="微软雅黑" w:hAnsi="微软雅黑" w:eastAsia="微软雅黑"/>
+          <w:b/>
+          <w:color w:val="123B5E"/>
+          <w:sz w:val="30"/>
+        </w:rPr>
+        <w:t>9. 可视化与交互规划</w:t>
+      </w:r>
+    </w:p>
+    <w:p>
+      <w:pPr>
+        <w:pStyle w:val="Heading2"/>
+        <w:spacing w:before="140" w:after="60"/>
+      </w:pPr>
+      <w:r>
+        <w:rPr>
+          <w:rFonts w:ascii="微软雅黑" w:hAnsi="微软雅黑" w:eastAsia="微软雅黑"/>
+          <w:b/>
+          <w:color w:val="1F5C8B"/>
+          <w:sz w:val="24"/>
+        </w:rPr>
+        <w:t>9.1 Streamlit 页面</w:t>
+      </w:r>
+    </w:p>
+    <w:p>
+      <w:pPr>
+        <w:pStyle w:val="ListBullet"/>
+        <w:spacing w:after="40"/>
+      </w:pPr>
+      <w:r>
+        <w:rPr>
+          <w:rFonts w:ascii="宋体" w:hAnsi="宋体" w:eastAsia="宋体"/>
+          <w:color w:val="1E2A36"/>
+          <w:sz w:val="20"/>
+        </w:rPr>
+        <w:t>数据概览：最新月份、年度均值、序列对比；</w:t>
+      </w:r>
+    </w:p>
+    <w:p>
+      <w:pPr>
+        <w:pStyle w:val="ListBullet"/>
+        <w:spacing w:after="40"/>
+      </w:pPr>
+      <w:r>
+        <w:rPr>
+          <w:rFonts w:ascii="宋体" w:hAnsi="宋体" w:eastAsia="宋体"/>
+          <w:color w:val="1E2A36"/>
+          <w:sz w:val="20"/>
+        </w:rPr>
+        <w:t>趋势与分解：STL、滚动均值、变点；</w:t>
+      </w:r>
+    </w:p>
+    <w:p>
+      <w:pPr>
+        <w:pStyle w:val="ListBullet"/>
+        <w:spacing w:after="40"/>
+      </w:pPr>
+      <w:r>
+        <w:rPr>
+          <w:rFonts w:ascii="宋体" w:hAnsi="宋体" w:eastAsia="宋体"/>
+          <w:color w:val="1E2A36"/>
+          <w:sz w:val="20"/>
+        </w:rPr>
+        <w:t>模型对比：不同 horizon 的误差与区间；</w:t>
+      </w:r>
+    </w:p>
+    <w:p>
+      <w:pPr>
+        <w:pStyle w:val="ListBullet"/>
+        <w:spacing w:after="40"/>
+      </w:pPr>
+      <w:r>
+        <w:rPr>
+          <w:rFonts w:ascii="宋体" w:hAnsi="宋体" w:eastAsia="宋体"/>
+          <w:color w:val="1E2A36"/>
+          <w:sz w:val="20"/>
+        </w:rPr>
+        <w:t>数据表：按序列和年份筛选，支持下载。</w:t>
+      </w:r>
+    </w:p>
+    <w:p>
+      <w:pPr>
+        <w:pStyle w:val="Heading2"/>
+        <w:spacing w:before="140" w:after="60"/>
+      </w:pPr>
+      <w:r>
+        <w:rPr>
+          <w:rFonts w:ascii="微软雅黑" w:hAnsi="微软雅黑" w:eastAsia="微软雅黑"/>
+          <w:b/>
+          <w:color w:val="1F5C8B"/>
+          <w:sz w:val="24"/>
+        </w:rPr>
+        <w:t>9.2 对话式查询（可选）</w:t>
+      </w:r>
+    </w:p>
+    <w:p>
+      <w:r>
+        <w:rPr>
+          <w:rFonts w:ascii="宋体" w:hAnsi="宋体" w:eastAsia="宋体"/>
+          <w:color w:val="1E2A36"/>
+          <w:sz w:val="20"/>
+        </w:rPr>
+        <w:t>在数据和分析接口稳定后，可以增加只读工具调用：</w:t>
+      </w:r>
+    </w:p>
+    <w:p>
+      <w:pPr>
+        <w:pStyle w:val="ListBullet"/>
+        <w:spacing w:after="40"/>
+      </w:pPr>
+      <w:r>
+        <w:rPr>
+          <w:rFonts w:ascii="宋体" w:hAnsi="宋体" w:eastAsia="宋体"/>
+          <w:color w:val="1E2A36"/>
+          <w:sz w:val="20"/>
+        </w:rPr>
+        <w:t>查询指定序列和时间范围；</w:t>
+      </w:r>
+    </w:p>
+    <w:p>
+      <w:pPr>
+        <w:pStyle w:val="ListBullet"/>
+        <w:spacing w:after="40"/>
+      </w:pPr>
+      <w:r>
+        <w:rPr>
+          <w:rFonts w:ascii="宋体" w:hAnsi="宋体" w:eastAsia="宋体"/>
+          <w:color w:val="1E2A36"/>
+          <w:sz w:val="20"/>
+        </w:rPr>
+        <w:t>计算趋势、对比两个时期；</w:t>
+      </w:r>
+    </w:p>
+    <w:p>
+      <w:pPr>
+        <w:pStyle w:val="ListBullet"/>
+        <w:spacing w:after="40"/>
+      </w:pPr>
+      <w:r>
+        <w:rPr>
+          <w:rFonts w:ascii="宋体" w:hAnsi="宋体" w:eastAsia="宋体"/>
+          <w:color w:val="1E2A36"/>
+          <w:sz w:val="20"/>
+        </w:rPr>
+        <w:t>调用预测结果；</w:t>
+      </w:r>
+    </w:p>
+    <w:p>
+      <w:pPr>
+        <w:pStyle w:val="ListBullet"/>
+        <w:spacing w:after="40"/>
+      </w:pPr>
+      <w:r>
+        <w:rPr>
+          <w:rFonts w:ascii="宋体" w:hAnsi="宋体" w:eastAsia="宋体"/>
+          <w:color w:val="1E2A36"/>
+          <w:sz w:val="20"/>
+        </w:rPr>
+        <w:t>回答必须带数据来源和基准期；</w:t>
+      </w:r>
+    </w:p>
+    <w:p>
+      <w:pPr>
+        <w:pStyle w:val="ListBullet"/>
+        <w:spacing w:after="40"/>
+      </w:pPr>
+      <w:r>
+        <w:rPr>
+          <w:rFonts w:ascii="宋体" w:hAnsi="宋体" w:eastAsia="宋体"/>
+          <w:color w:val="1E2A36"/>
+          <w:sz w:val="20"/>
+        </w:rPr>
+        <w:t>用固定问题集评估工具调用和拒答行为。</w:t>
+      </w:r>
+    </w:p>
+    <w:p>
+      <w:r>
+        <w:rPr>
+          <w:rFonts w:ascii="宋体" w:hAnsi="宋体" w:eastAsia="宋体"/>
+          <w:color w:val="1E2A36"/>
+          <w:sz w:val="20"/>
+        </w:rPr>
+        <w:t>该能力为可选项，不影响当前数据管道和数仓的交付。</w:t>
+      </w:r>
+    </w:p>
+    <w:p>
+      <w:pPr>
+        <w:pStyle w:val="Heading1"/>
+        <w:spacing w:before="260" w:after="100"/>
+        <w:pBdr>
+          <w:bottom w:val="single" w:sz="6" w:space="3" w:color="D5E3F0"/>
+        </w:pBdr>
+      </w:pPr>
+      <w:r>
+        <w:rPr>
+          <w:rFonts w:ascii="微软雅黑" w:hAnsi="微软雅黑" w:eastAsia="微软雅黑"/>
+          <w:b/>
+          <w:color w:val="123B5E"/>
+          <w:sz w:val="30"/>
+        </w:rPr>
+        <w:t>10. 里程碑与交付物</w:t>
+      </w:r>
+    </w:p>
+    <w:tbl>
+      <w:tblPr>
+        <w:tblStyle w:val="TableGrid"/>
+        <w:tblW w:type="auto" w:w="0"/>
+        <w:jc w:val="center"/>
+        <w:tblLayout w:type="fixed"/>
+        <w:tblLook w:firstColumn="1" w:firstRow="1" w:lastColumn="0" w:lastRow="0" w:noHBand="0" w:noVBand="1" w:val="04A0"/>
+      </w:tblPr>
+      <w:tblGrid>
+        <w:gridCol w:w="2861"/>
+        <w:gridCol w:w="4471"/>
+        <w:gridCol w:w="2306"/>
+      </w:tblGrid>
+      <w:tr>
+        <w:tc>
+          <w:tcPr>
+            <w:tcW w:type="dxa" w:w="2861"/>
+            <w:shd w:val="clear" w:color="auto" w:fill="E8F0F8"/>
+          </w:tcPr>
+          <w:p>
+            <w:pPr>
+              <w:spacing w:after="0"/>
+            </w:pPr>
+            <w:r>
+              <w:rPr>
+                <w:b/>
+              </w:rPr>
+            </w:r>
+            <w:r>
+              <w:rPr>
+                <w:rFonts w:ascii="宋体" w:hAnsi="宋体" w:eastAsia="宋体"/>
+                <w:b/>
+                <w:color w:val="123B5E"/>
+                <w:sz w:val="18"/>
+              </w:rPr>
+              <w:t>阶段</w:t>
+            </w:r>
+          </w:p>
+        </w:tc>
+        <w:tc>
+          <w:tcPr>
+            <w:tcW w:type="dxa" w:w="4471"/>
+            <w:shd w:val="clear" w:color="auto" w:fill="E8F0F8"/>
+          </w:tcPr>
+          <w:p>
+            <w:pPr>
+              <w:spacing w:after="0"/>
+            </w:pPr>
+            <w:r>
+              <w:rPr>
+                <w:b/>
+              </w:rPr>
+            </w:r>
+            <w:r>
+              <w:rPr>
+                <w:rFonts w:ascii="宋体" w:hAnsi="宋体" w:eastAsia="宋体"/>
+                <w:b/>
+                <w:color w:val="123B5E"/>
+                <w:sz w:val="18"/>
+              </w:rPr>
+              <w:t>完成标准</w:t>
+            </w:r>
+          </w:p>
+        </w:tc>
+        <w:tc>
+          <w:tcPr>
+            <w:tcW w:type="dxa" w:w="2306"/>
+            <w:shd w:val="clear" w:color="auto" w:fill="E8F0F8"/>
+          </w:tcPr>
+          <w:p>
+            <w:pPr>
+              <w:spacing w:after="0"/>
+            </w:pPr>
+            <w:r>
+              <w:rPr>
+                <w:b/>
+              </w:rPr>
+            </w:r>
+            <w:r>
+              <w:rPr>
+                <w:rFonts w:ascii="宋体" w:hAnsi="宋体" w:eastAsia="宋体"/>
+                <w:b/>
+                <w:color w:val="123B5E"/>
+                <w:sz w:val="18"/>
+              </w:rPr>
+              <w:t>状态</w:t>
+            </w:r>
+          </w:p>
+        </w:tc>
+      </w:tr>
+      <w:tr>
+        <w:tc>
+          <w:tcPr>
+            <w:tcW w:type="dxa" w:w="2861"/>
+          </w:tcPr>
+          <w:p>
+            <w:pPr>
+              <w:spacing w:after="0"/>
+            </w:pPr>
+            <w:r/>
+            <w:r>
+              <w:rPr>
+                <w:rFonts w:ascii="宋体" w:hAnsi="宋体" w:eastAsia="宋体"/>
+                <w:color w:val="1E2A36"/>
+                <w:sz w:val="18"/>
+              </w:rPr>
+              <w:t>1. 数据管道 + 数仓</w:t>
+            </w:r>
+          </w:p>
+        </w:tc>
+        <w:tc>
+          <w:tcPr>
+            <w:tcW w:type="dxa" w:w="4471"/>
+          </w:tcPr>
+          <w:p>
+            <w:pPr>
+              <w:spacing w:after="0"/>
+            </w:pPr>
+            <w:r/>
+            <w:r>
+              <w:rPr>
+                <w:rFonts w:ascii="Consolas" w:hAnsi="Consolas" w:eastAsia="Consolas"/>
+                <w:color w:val="1F5C8B"/>
+                <w:sz w:val="16"/>
+              </w:rPr>
+              <w:t>make data</w:t>
+            </w:r>
+            <w:r>
+              <w:rPr>
+                <w:rFonts w:ascii="宋体" w:hAnsi="宋体" w:eastAsia="宋体"/>
+                <w:color w:val="1E2A36"/>
+                <w:sz w:val="18"/>
+              </w:rPr>
+              <w:t xml:space="preserve"> / </w:t>
+            </w:r>
+            <w:r>
+              <w:rPr>
+                <w:rFonts w:ascii="Consolas" w:hAnsi="Consolas" w:eastAsia="Consolas"/>
+                <w:color w:val="1F5C8B"/>
+                <w:sz w:val="16"/>
+              </w:rPr>
+              <w:t>make db</w:t>
+            </w:r>
+            <w:r>
+              <w:rPr>
+                <w:rFonts w:ascii="宋体" w:hAnsi="宋体" w:eastAsia="宋体"/>
+                <w:color w:val="1E2A36"/>
+                <w:sz w:val="18"/>
+              </w:rPr>
+              <w:t xml:space="preserve"> 可复现；三层行数一致；19 tests 通过</w:t>
+            </w:r>
+          </w:p>
+        </w:tc>
+        <w:tc>
+          <w:tcPr>
+            <w:tcW w:type="dxa" w:w="2306"/>
+          </w:tcPr>
+          <w:p>
+            <w:pPr>
+              <w:spacing w:after="0"/>
+            </w:pPr>
+            <w:r/>
+            <w:r>
+              <w:rPr>
+                <w:rFonts w:ascii="宋体" w:hAnsi="宋体" w:eastAsia="宋体"/>
+                <w:color w:val="1E2A36"/>
+                <w:sz w:val="18"/>
+              </w:rPr>
+              <w:t>已完成</w:t>
+            </w:r>
+          </w:p>
+        </w:tc>
+      </w:tr>
+      <w:tr>
+        <w:tc>
+          <w:tcPr>
+            <w:tcW w:type="dxa" w:w="2861"/>
+          </w:tcPr>
+          <w:p>
+            <w:pPr>
+              <w:spacing w:after="0"/>
+            </w:pPr>
+            <w:r/>
+            <w:r>
+              <w:rPr>
+                <w:rFonts w:ascii="宋体" w:hAnsi="宋体" w:eastAsia="宋体"/>
+                <w:color w:val="1E2A36"/>
+                <w:sz w:val="18"/>
+              </w:rPr>
+              <w:t>2. 统计分析</w:t>
+            </w:r>
+          </w:p>
+        </w:tc>
+        <w:tc>
+          <w:tcPr>
+            <w:tcW w:type="dxa" w:w="4471"/>
+          </w:tcPr>
+          <w:p>
+            <w:pPr>
+              <w:spacing w:after="0"/>
+            </w:pPr>
+            <w:r/>
+            <w:r>
+              <w:rPr>
+                <w:rFonts w:ascii="宋体" w:hAnsi="宋体" w:eastAsia="宋体"/>
+                <w:color w:val="1E2A36"/>
+                <w:sz w:val="18"/>
+              </w:rPr>
+              <w:t>STL、年度 Mann-Kendall、Theil-Sen、变点、热力图、海陆对比</w:t>
+            </w:r>
+          </w:p>
+        </w:tc>
+        <w:tc>
+          <w:tcPr>
+            <w:tcW w:type="dxa" w:w="2306"/>
+          </w:tcPr>
+          <w:p>
+            <w:pPr>
+              <w:spacing w:after="0"/>
+            </w:pPr>
+            <w:r/>
+            <w:r>
+              <w:rPr>
+                <w:rFonts w:ascii="宋体" w:hAnsi="宋体" w:eastAsia="宋体"/>
+                <w:color w:val="1E2A36"/>
+                <w:sz w:val="18"/>
+              </w:rPr>
+              <w:t>已完成</w:t>
+            </w:r>
+          </w:p>
+        </w:tc>
+      </w:tr>
+      <w:tr>
+        <w:tc>
+          <w:tcPr>
+            <w:tcW w:type="dxa" w:w="2861"/>
+          </w:tcPr>
+          <w:p>
+            <w:pPr>
+              <w:spacing w:after="0"/>
+            </w:pPr>
+            <w:r/>
+            <w:r>
+              <w:rPr>
+                <w:rFonts w:ascii="宋体" w:hAnsi="宋体" w:eastAsia="宋体"/>
+                <w:color w:val="1E2A36"/>
+                <w:sz w:val="18"/>
+              </w:rPr>
+              <w:t>3. 预测基准</w:t>
+            </w:r>
+          </w:p>
+        </w:tc>
+        <w:tc>
+          <w:tcPr>
+            <w:tcW w:type="dxa" w:w="4471"/>
+          </w:tcPr>
+          <w:p>
+            <w:pPr>
+              <w:spacing w:after="0"/>
+            </w:pPr>
+            <w:r/>
+            <w:r>
+              <w:rPr>
+                <w:rFonts w:ascii="宋体" w:hAnsi="宋体" w:eastAsia="宋体"/>
+                <w:color w:val="1E2A36"/>
+                <w:sz w:val="18"/>
+              </w:rPr>
+              <w:t>24 个一步预测 + 多模型对比 + 误差/区间/DM 报告</w:t>
+            </w:r>
+          </w:p>
+        </w:tc>
+        <w:tc>
+          <w:tcPr>
+            <w:tcW w:type="dxa" w:w="2306"/>
+          </w:tcPr>
+          <w:p>
+            <w:pPr>
+              <w:spacing w:after="0"/>
+            </w:pPr>
+            <w:r/>
+            <w:r>
+              <w:rPr>
+                <w:rFonts w:ascii="宋体" w:hAnsi="宋体" w:eastAsia="宋体"/>
+                <w:color w:val="1E2A36"/>
+                <w:sz w:val="18"/>
+              </w:rPr>
+              <w:t>已完成（一步回测）</w:t>
+            </w:r>
+          </w:p>
+        </w:tc>
+      </w:tr>
+      <w:tr>
+        <w:tc>
+          <w:tcPr>
+            <w:tcW w:type="dxa" w:w="2861"/>
+          </w:tcPr>
+          <w:p>
+            <w:pPr>
+              <w:spacing w:after="0"/>
+            </w:pPr>
+            <w:r/>
+            <w:r>
+              <w:rPr>
+                <w:rFonts w:ascii="宋体" w:hAnsi="宋体" w:eastAsia="宋体"/>
+                <w:color w:val="1E2A36"/>
+                <w:sz w:val="18"/>
+              </w:rPr>
+              <w:t>4. 可视化</w:t>
+            </w:r>
+          </w:p>
+        </w:tc>
+        <w:tc>
+          <w:tcPr>
+            <w:tcW w:type="dxa" w:w="4471"/>
+          </w:tcPr>
+          <w:p>
+            <w:pPr>
+              <w:spacing w:after="0"/>
+            </w:pPr>
+            <w:r/>
+            <w:r>
+              <w:rPr>
+                <w:rFonts w:ascii="宋体" w:hAnsi="宋体" w:eastAsia="宋体"/>
+                <w:color w:val="1E2A36"/>
+                <w:sz w:val="18"/>
+              </w:rPr>
+              <w:t>Streamlit 四页 + 本地运行</w:t>
+            </w:r>
+          </w:p>
+        </w:tc>
+        <w:tc>
+          <w:tcPr>
+            <w:tcW w:type="dxa" w:w="2306"/>
+          </w:tcPr>
+          <w:p>
+            <w:pPr>
+              <w:spacing w:after="0"/>
+            </w:pPr>
+            <w:r/>
+            <w:r>
+              <w:rPr>
+                <w:rFonts w:ascii="宋体" w:hAnsi="宋体" w:eastAsia="宋体"/>
+                <w:color w:val="1E2A36"/>
+                <w:sz w:val="18"/>
+              </w:rPr>
+              <w:t>规划中</w:t>
+            </w:r>
+          </w:p>
+        </w:tc>
+      </w:tr>
+      <w:tr>
+        <w:tc>
+          <w:tcPr>
+            <w:tcW w:type="dxa" w:w="2861"/>
+          </w:tcPr>
+          <w:p>
+            <w:pPr>
+              <w:spacing w:after="0"/>
+            </w:pPr>
+            <w:r/>
+            <w:r>
+              <w:rPr>
+                <w:rFonts w:ascii="宋体" w:hAnsi="宋体" w:eastAsia="宋体"/>
+                <w:color w:val="1E2A36"/>
+                <w:sz w:val="18"/>
+              </w:rPr>
+              <w:t>5. 对话式查询</w:t>
+            </w:r>
+          </w:p>
+        </w:tc>
+        <w:tc>
+          <w:tcPr>
+            <w:tcW w:type="dxa" w:w="4471"/>
+          </w:tcPr>
+          <w:p>
+            <w:pPr>
+              <w:spacing w:after="0"/>
+            </w:pPr>
+            <w:r/>
+            <w:r>
+              <w:rPr>
+                <w:rFonts w:ascii="宋体" w:hAnsi="宋体" w:eastAsia="宋体"/>
+                <w:color w:val="1E2A36"/>
+                <w:sz w:val="18"/>
+              </w:rPr>
+              <w:t>只读工具 + 小规模评测</w:t>
+            </w:r>
+          </w:p>
+        </w:tc>
+        <w:tc>
+          <w:tcPr>
+            <w:tcW w:type="dxa" w:w="2306"/>
           </w:tcPr>
           <w:p>
             <w:pPr>
@@ -8407,7 +9488,91 @@
           <w:color w:val="1E2A36"/>
           <w:sz w:val="20"/>
         </w:rPr>
-        <w:t>后续的统计分析报告、预测 benchmark、可视化页面。</w:t>
+        <w:t>STL、热力图、海陆对比和预测对比图；</w:t>
+      </w:r>
+    </w:p>
+    <w:p>
+      <w:pPr>
+        <w:pStyle w:val="ListBullet"/>
+        <w:spacing w:after="40"/>
+      </w:pPr>
+      <w:r>
+        <w:rPr>
+          <w:rFonts w:ascii="Consolas" w:hAnsi="Consolas" w:eastAsia="Consolas"/>
+          <w:color w:val="1F5C8B"/>
+          <w:sz w:val="18"/>
+        </w:rPr>
+        <w:t>forecast_metrics.csv</w:t>
+      </w:r>
+      <w:r>
+        <w:rPr>
+          <w:rFonts w:ascii="宋体" w:hAnsi="宋体" w:eastAsia="宋体"/>
+          <w:color w:val="1E2A36"/>
+          <w:sz w:val="20"/>
+        </w:rPr>
+        <w:t>、</w:t>
+      </w:r>
+      <w:r>
+        <w:rPr>
+          <w:rFonts w:ascii="Consolas" w:hAnsi="Consolas" w:eastAsia="Consolas"/>
+          <w:color w:val="1F5C8B"/>
+          <w:sz w:val="18"/>
+        </w:rPr>
+        <w:t>forecast_predictions.csv</w:t>
+      </w:r>
+      <w:r>
+        <w:rPr>
+          <w:rFonts w:ascii="宋体" w:hAnsi="宋体" w:eastAsia="宋体"/>
+          <w:color w:val="1E2A36"/>
+          <w:sz w:val="20"/>
+        </w:rPr>
+        <w:t>、</w:t>
+      </w:r>
+      <w:r>
+        <w:rPr>
+          <w:rFonts w:ascii="Consolas" w:hAnsi="Consolas" w:eastAsia="Consolas"/>
+          <w:color w:val="1F5C8B"/>
+          <w:sz w:val="18"/>
+        </w:rPr>
+        <w:t>forecast_dm_tests.csv</w:t>
+      </w:r>
+      <w:r>
+        <w:rPr>
+          <w:rFonts w:ascii="宋体" w:hAnsi="宋体" w:eastAsia="宋体"/>
+          <w:color w:val="1E2A36"/>
+          <w:sz w:val="20"/>
+        </w:rPr>
+        <w:t xml:space="preserve"> 和 </w:t>
+      </w:r>
+      <w:r>
+        <w:rPr>
+          <w:rFonts w:ascii="Consolas" w:hAnsi="Consolas" w:eastAsia="Consolas"/>
+          <w:color w:val="1F5C8B"/>
+          <w:sz w:val="18"/>
+        </w:rPr>
+        <w:t>analysis_summary.json</w:t>
+      </w:r>
+      <w:r>
+        <w:rPr>
+          <w:rFonts w:ascii="宋体" w:hAnsi="宋体" w:eastAsia="宋体"/>
+          <w:color w:val="1E2A36"/>
+          <w:sz w:val="20"/>
+        </w:rPr>
+        <w:t>；</w:t>
+      </w:r>
+    </w:p>
+    <w:p>
+      <w:pPr>
+        <w:pStyle w:val="ListBullet"/>
+        <w:spacing w:after="40"/>
+      </w:pPr>
+      <w:r>
+        <w:rPr>
+          <w:rFonts w:ascii="宋体" w:hAnsi="宋体" w:eastAsia="宋体"/>
+          <w:color w:val="1E2A36"/>
+          <w:sz w:val="20"/>
+        </w:rPr>
+        <w:t>后续的多 horizon benchmark 和可视化页面。</w:t>
       </w:r>
     </w:p>
     <w:p>
@@ -8964,7 +10129,7 @@
           <w:color w:val="1F5C8B"/>
           <w:sz w:val="18"/>
         </w:rPr>
-        <w:t>make test</w:t>
+        <w:t>make analyze</w:t>
       </w:r>
       <w:r>
         <w:rPr>
@@ -8972,7 +10137,51 @@
           <w:color w:val="1E2A36"/>
           <w:sz w:val="20"/>
         </w:rPr>
-        <w:t xml:space="preserve"> 通过 Ruff 和 8 个 pytest 用例；</w:t>
+        <w:t xml:space="preserve"> 能生成 STL、趋势、变点、热力图和海陆对比；</w:t>
+      </w:r>
+    </w:p>
+    <w:p>
+      <w:pPr>
+        <w:pStyle w:val="ListBullet"/>
+        <w:spacing w:after="40"/>
+      </w:pPr>
+      <w:r>
+        <w:rPr>
+          <w:rFonts w:ascii="Consolas" w:hAnsi="Consolas" w:eastAsia="Consolas"/>
+          <w:color w:val="1F5C8B"/>
+          <w:sz w:val="18"/>
+        </w:rPr>
+        <w:t>make forecast</w:t>
+      </w:r>
+      <w:r>
+        <w:rPr>
+          <w:rFonts w:ascii="宋体" w:hAnsi="宋体" w:eastAsia="宋体"/>
+          <w:color w:val="1E2A36"/>
+          <w:sz w:val="20"/>
+        </w:rPr>
+        <w:t xml:space="preserve"> 能生成一步回测指标、预测文件和对比图；</w:t>
+      </w:r>
+    </w:p>
+    <w:p>
+      <w:pPr>
+        <w:pStyle w:val="ListBullet"/>
+        <w:spacing w:after="40"/>
+      </w:pPr>
+      <w:r>
+        <w:rPr>
+          <w:rFonts w:ascii="Consolas" w:hAnsi="Consolas" w:eastAsia="Consolas"/>
+          <w:color w:val="1F5C8B"/>
+          <w:sz w:val="18"/>
+        </w:rPr>
+        <w:t>make test</w:t>
+      </w:r>
+      <w:r>
+        <w:rPr>
+          <w:rFonts w:ascii="宋体" w:hAnsi="宋体" w:eastAsia="宋体"/>
+          <w:color w:val="1E2A36"/>
+          <w:sz w:val="20"/>
+        </w:rPr>
+        <w:t xml:space="preserve"> 通过 Ruff 和 19 个 pytest 用例；</w:t>
       </w:r>
     </w:p>
     <w:p>
@@ -9571,7 +10780,7 @@
         <w:color w:val="8A9AAB"/>
         <w:sz w:val="17"/>
       </w:rPr>
-      <w:t>ClimateScope 项目企划书 v1.0</w:t>
+      <w:t>ClimateScope 项目企划书 v1.1</w:t>
     </w:r>
   </w:p>
 </w:hdr>

--- a/docs/ClimateScope-项目企划书-v1.docx
+++ b/docs/ClimateScope-项目企划书-v1.docx
@@ -54,7 +54,7 @@
           <w:color w:val="5B6B7C"/>
           <w:sz w:val="20"/>
         </w:rPr>
-        <w:t>版本 v1.1｜2026-10-30｜当前阶段：数据管道、数仓、统计分析与一步回测已完成</w:t>
+        <w:t>版本 v1.2｜2026-10-30｜当前阶段：数据管道、数仓、统计分析与多 horizon 回测已完成</w:t>
       </w:r>
     </w:p>
     <w:p/>
@@ -316,7 +316,7 @@
           <w:color w:val="1E2A36"/>
           <w:sz w:val="20"/>
         </w:rPr>
-        <w:t>ClimateScope（项目代号 CLMTA）是一个面向月度全球气候指标的数据平台。项目以 NOAA 公开的全球陆地—海洋温度异常数据为基础，建设可复现的数据管道和 DuckDB 数仓，并已完成统计分析与一步预测回测；后续将加入多步回测、可视化和可选的对话式查询能力。</w:t>
+        <w:t>ClimateScope（项目代号 CLMTA）是一个面向月度全球气候指标的数据平台。项目以 NOAA 公开的全球陆地—海洋温度异常数据为基础，建设可复现的数据管道和 DuckDB 数仓，并已完成统计分析与多 horizon 预测回测；后续将加入协变量、可视化和可选的对话式查询能力。</w:t>
       </w:r>
     </w:p>
     <w:p>
@@ -398,7 +398,7 @@
           <w:color w:val="1E2A36"/>
           <w:sz w:val="20"/>
         </w:rPr>
-        <w:t>24 个一步滚动预测，以及区间覆盖率和 DM 检验；</w:t>
+        <w:t>9 个 origin × h=1/3/6/12/24 的多 horizon 预测，以及按 horizon 的区间覆盖率；</w:t>
       </w:r>
     </w:p>
     <w:p>
@@ -412,7 +412,7 @@
           <w:color w:val="1E2A36"/>
           <w:sz w:val="20"/>
         </w:rPr>
-        <w:t>数据字典、示例 SQL 和 19 个自动化测试；</w:t>
+        <w:t>数据字典、示例 SQL 和 18 个自动化测试；</w:t>
       </w:r>
     </w:p>
     <w:p>
@@ -1105,14 +1105,14 @@
         <w:tblLook w:firstColumn="1" w:firstRow="1" w:lastColumn="0" w:lastRow="0" w:noHBand="0" w:noVBand="1" w:val="04A0"/>
       </w:tblPr>
       <w:tblGrid>
-        <w:gridCol w:w="2861"/>
-        <w:gridCol w:w="4471"/>
-        <w:gridCol w:w="2306"/>
+        <w:gridCol w:w="2444"/>
+        <w:gridCol w:w="4450"/>
+        <w:gridCol w:w="2744"/>
       </w:tblGrid>
       <w:tr>
         <w:tc>
           <w:tcPr>
-            <w:tcW w:type="dxa" w:w="2861"/>
+            <w:tcW w:type="dxa" w:w="2444"/>
             <w:shd w:val="clear" w:color="auto" w:fill="E8F0F8"/>
           </w:tcPr>
           <w:p>
@@ -1137,7 +1137,7 @@
         </w:tc>
         <w:tc>
           <w:tcPr>
-            <w:tcW w:type="dxa" w:w="4471"/>
+            <w:tcW w:type="dxa" w:w="4450"/>
             <w:shd w:val="clear" w:color="auto" w:fill="E8F0F8"/>
           </w:tcPr>
           <w:p>
@@ -1162,7 +1162,7 @@
         </w:tc>
         <w:tc>
           <w:tcPr>
-            <w:tcW w:type="dxa" w:w="2306"/>
+            <w:tcW w:type="dxa" w:w="2744"/>
             <w:shd w:val="clear" w:color="auto" w:fill="E8F0F8"/>
           </w:tcPr>
           <w:p>
@@ -1189,7 +1189,7 @@
       <w:tr>
         <w:tc>
           <w:tcPr>
-            <w:tcW w:type="dxa" w:w="2861"/>
+            <w:tcW w:type="dxa" w:w="2444"/>
           </w:tcPr>
           <w:p>
             <w:pPr>
@@ -1208,7 +1208,7 @@
         </w:tc>
         <w:tc>
           <w:tcPr>
-            <w:tcW w:type="dxa" w:w="4471"/>
+            <w:tcW w:type="dxa" w:w="4450"/>
           </w:tcPr>
           <w:p>
             <w:pPr>
@@ -1227,7 +1227,7 @@
         </w:tc>
         <w:tc>
           <w:tcPr>
-            <w:tcW w:type="dxa" w:w="2306"/>
+            <w:tcW w:type="dxa" w:w="2744"/>
           </w:tcPr>
           <w:p>
             <w:pPr>
@@ -1248,7 +1248,7 @@
       <w:tr>
         <w:tc>
           <w:tcPr>
-            <w:tcW w:type="dxa" w:w="2861"/>
+            <w:tcW w:type="dxa" w:w="2444"/>
           </w:tcPr>
           <w:p>
             <w:pPr>
@@ -1267,7 +1267,7 @@
         </w:tc>
         <w:tc>
           <w:tcPr>
-            <w:tcW w:type="dxa" w:w="4471"/>
+            <w:tcW w:type="dxa" w:w="4450"/>
           </w:tcPr>
           <w:p>
             <w:pPr>
@@ -1286,7 +1286,7 @@
         </w:tc>
         <w:tc>
           <w:tcPr>
-            <w:tcW w:type="dxa" w:w="2306"/>
+            <w:tcW w:type="dxa" w:w="2744"/>
           </w:tcPr>
           <w:p>
             <w:pPr>
@@ -1307,7 +1307,7 @@
       <w:tr>
         <w:tc>
           <w:tcPr>
-            <w:tcW w:type="dxa" w:w="2861"/>
+            <w:tcW w:type="dxa" w:w="2444"/>
           </w:tcPr>
           <w:p>
             <w:pPr>
@@ -1326,7 +1326,7 @@
         </w:tc>
         <w:tc>
           <w:tcPr>
-            <w:tcW w:type="dxa" w:w="4471"/>
+            <w:tcW w:type="dxa" w:w="4450"/>
           </w:tcPr>
           <w:p>
             <w:pPr>
@@ -1339,13 +1339,13 @@
                 <w:color w:val="1E2A36"/>
                 <w:sz w:val="18"/>
               </w:rPr>
-              <w:t>滚动回测、候选模型、误差与区间评估</w:t>
+              <w:t>多 horizon 回测、候选模型、误差与区间评估</w:t>
             </w:r>
           </w:p>
         </w:tc>
         <w:tc>
           <w:tcPr>
-            <w:tcW w:type="dxa" w:w="2306"/>
+            <w:tcW w:type="dxa" w:w="2744"/>
           </w:tcPr>
           <w:p>
             <w:pPr>
@@ -1358,7 +1358,7 @@
                 <w:color w:val="1E2A36"/>
                 <w:sz w:val="18"/>
               </w:rPr>
-              <w:t>已完成（一步回测）</w:t>
+              <w:t>已完成（多 horizon）</w:t>
             </w:r>
           </w:p>
         </w:tc>
@@ -1366,7 +1366,7 @@
       <w:tr>
         <w:tc>
           <w:tcPr>
-            <w:tcW w:type="dxa" w:w="2861"/>
+            <w:tcW w:type="dxa" w:w="2444"/>
           </w:tcPr>
           <w:p>
             <w:pPr>
@@ -1385,7 +1385,7 @@
         </w:tc>
         <w:tc>
           <w:tcPr>
-            <w:tcW w:type="dxa" w:w="4471"/>
+            <w:tcW w:type="dxa" w:w="4450"/>
           </w:tcPr>
           <w:p>
             <w:pPr>
@@ -1404,7 +1404,7 @@
         </w:tc>
         <w:tc>
           <w:tcPr>
-            <w:tcW w:type="dxa" w:w="2306"/>
+            <w:tcW w:type="dxa" w:w="2744"/>
           </w:tcPr>
           <w:p>
             <w:pPr>
@@ -1425,7 +1425,7 @@
       <w:tr>
         <w:tc>
           <w:tcPr>
-            <w:tcW w:type="dxa" w:w="2861"/>
+            <w:tcW w:type="dxa" w:w="2444"/>
           </w:tcPr>
           <w:p>
             <w:pPr>
@@ -1444,7 +1444,7 @@
         </w:tc>
         <w:tc>
           <w:tcPr>
-            <w:tcW w:type="dxa" w:w="4471"/>
+            <w:tcW w:type="dxa" w:w="4450"/>
           </w:tcPr>
           <w:p>
             <w:pPr>
@@ -1463,7 +1463,7 @@
         </w:tc>
         <w:tc>
           <w:tcPr>
-            <w:tcW w:type="dxa" w:w="2306"/>
+            <w:tcW w:type="dxa" w:w="2744"/>
           </w:tcPr>
           <w:p>
             <w:pPr>
@@ -3830,7 +3830,7 @@
           <w:color w:val="1E2A36"/>
           <w:sz w:val="20"/>
         </w:rPr>
-        <w:t>：19 个测试，覆盖数据解析、错误分支、数仓构建、预测指标和趋势检验；</w:t>
+        <w:t>：18 个测试，覆盖数据解析、错误分支、数仓构建、预测指标和趋势检验；</w:t>
       </w:r>
     </w:p>
     <w:p>
@@ -7246,7 +7246,7 @@
                 <w:color w:val="1E2A36"/>
                 <w:sz w:val="18"/>
               </w:rPr>
-              <w:t>运行 24 个一步滚动预测并保存指标</w:t>
+              <w:t>运行 9 个 origin 的多 horizon 预测并保存指标</w:t>
             </w:r>
           </w:p>
         </w:tc>
@@ -7496,7 +7496,7 @@
           <w:color w:val="123B5E"/>
           <w:sz w:val="20"/>
         </w:rPr>
-        <w:t>19 个测试全部通过，Ruff 无错误。</w:t>
+        <w:t>18 个测试全部通过，Ruff 无错误。</w:t>
       </w:r>
     </w:p>
     <w:p>
@@ -7652,7 +7652,7 @@
           <w:color w:val="1F5C8B"/>
           <w:sz w:val="24"/>
         </w:rPr>
-        <w:t>8.2 已完成的一步回测</w:t>
+        <w:t>8.2 已完成的多 horizon 回测</w:t>
       </w:r>
     </w:p>
     <w:p>
@@ -7662,7 +7662,17 @@
           <w:color w:val="1E2A36"/>
           <w:sz w:val="20"/>
         </w:rPr>
-        <w:t>口径：训练集 2000-01 至 2024-09（297 个月），测试集 2024-10 至 2026-09（24 个月）。每个测试月只用当时可见历史预测下一个月，共 24 个一步预测。</w:t>
+        <w:t>口径：9 个 origin（2020-09 至 2024-09，每 6 个月一个），每个 origin 只用当时可见历史，分别预测 h=1、3、6、12、24 个月；窗口内不回填真实值。每个 horizon 有 9 个 origin 样本，窗口互相重叠，不是完全独立样本。</w:t>
+      </w:r>
+    </w:p>
+    <w:p>
+      <w:r>
+        <w:rPr>
+          <w:rFonts w:ascii="宋体" w:hAnsi="宋体" w:eastAsia="宋体"/>
+          <w:color w:val="1E2A36"/>
+          <w:sz w:val="20"/>
+        </w:rPr>
+        <w:t>RMSE（°C）：</w:t>
       </w:r>
     </w:p>
     <w:tbl>
@@ -7674,15 +7684,16 @@
         <w:tblLook w:firstColumn="1" w:firstRow="1" w:lastColumn="0" w:lastRow="0" w:noHBand="0" w:noVBand="1" w:val="04A0"/>
       </w:tblPr>
       <w:tblGrid>
-        <w:gridCol w:w="3723"/>
-        <w:gridCol w:w="1972"/>
-        <w:gridCol w:w="1972"/>
-        <w:gridCol w:w="1972"/>
+        <w:gridCol w:w="1697"/>
+        <w:gridCol w:w="2855"/>
+        <w:gridCol w:w="1512"/>
+        <w:gridCol w:w="1697"/>
+        <w:gridCol w:w="1876"/>
       </w:tblGrid>
       <w:tr>
         <w:tc>
           <w:tcPr>
-            <w:tcW w:type="dxa" w:w="3723"/>
+            <w:tcW w:type="dxa" w:w="1697"/>
             <w:shd w:val="clear" w:color="auto" w:fill="E8F0F8"/>
           </w:tcPr>
           <w:p>
@@ -7701,13 +7712,13 @@
                 <w:color w:val="123B5E"/>
                 <w:sz w:val="18"/>
               </w:rPr>
-              <w:t>模型</w:t>
+              <w:t>Horizon</w:t>
             </w:r>
           </w:p>
         </w:tc>
         <w:tc>
           <w:tcPr>
-            <w:tcW w:type="dxa" w:w="1972"/>
+            <w:tcW w:type="dxa" w:w="2855"/>
             <w:shd w:val="clear" w:color="auto" w:fill="E8F0F8"/>
           </w:tcPr>
           <w:p>
@@ -7726,13 +7737,13 @@
                 <w:color w:val="123B5E"/>
                 <w:sz w:val="18"/>
               </w:rPr>
-              <w:t>MASE</w:t>
+              <w:t>Seasonal Naive</w:t>
             </w:r>
           </w:p>
         </w:tc>
         <w:tc>
           <w:tcPr>
-            <w:tcW w:type="dxa" w:w="1972"/>
+            <w:tcW w:type="dxa" w:w="1512"/>
             <w:shd w:val="clear" w:color="auto" w:fill="E8F0F8"/>
           </w:tcPr>
           <w:p>
@@ -7751,13 +7762,13 @@
                 <w:color w:val="123B5E"/>
                 <w:sz w:val="18"/>
               </w:rPr>
-              <w:t>RMSE</w:t>
+              <w:t>Drift</w:t>
             </w:r>
           </w:p>
         </w:tc>
         <w:tc>
           <w:tcPr>
-            <w:tcW w:type="dxa" w:w="1972"/>
+            <w:tcW w:type="dxa" w:w="1697"/>
             <w:shd w:val="clear" w:color="auto" w:fill="E8F0F8"/>
           </w:tcPr>
           <w:p>
@@ -7776,7 +7787,32 @@
                 <w:color w:val="123B5E"/>
                 <w:sz w:val="18"/>
               </w:rPr>
-              <w:t>MAE</w:t>
+              <w:t>SARIMAX</w:t>
+            </w:r>
+          </w:p>
+        </w:tc>
+        <w:tc>
+          <w:tcPr>
+            <w:tcW w:type="dxa" w:w="1876"/>
+            <w:shd w:val="clear" w:color="auto" w:fill="E8F0F8"/>
+          </w:tcPr>
+          <w:p>
+            <w:pPr>
+              <w:spacing w:after="0"/>
+            </w:pPr>
+            <w:r>
+              <w:rPr>
+                <w:b/>
+              </w:rPr>
+            </w:r>
+            <w:r>
+              <w:rPr>
+                <w:rFonts w:ascii="宋体" w:hAnsi="宋体" w:eastAsia="宋体"/>
+                <w:b/>
+                <w:color w:val="123B5E"/>
+                <w:sz w:val="18"/>
+              </w:rPr>
+              <w:t>LightGBM</w:t>
             </w:r>
           </w:p>
         </w:tc>
@@ -7784,7 +7820,7 @@
       <w:tr>
         <w:tc>
           <w:tcPr>
-            <w:tcW w:type="dxa" w:w="3723"/>
+            <w:tcW w:type="dxa" w:w="1697"/>
           </w:tcPr>
           <w:p>
             <w:pPr>
@@ -7797,13 +7833,13 @@
                 <w:color w:val="1E2A36"/>
                 <w:sz w:val="18"/>
               </w:rPr>
-              <w:t>Seasonal Naive</w:t>
+              <w:t>1</w:t>
             </w:r>
           </w:p>
         </w:tc>
         <w:tc>
           <w:tcPr>
-            <w:tcW w:type="dxa" w:w="1972"/>
+            <w:tcW w:type="dxa" w:w="2855"/>
           </w:tcPr>
           <w:p>
             <w:pPr>
@@ -7816,13 +7852,13 @@
                 <w:color w:val="1E2A36"/>
                 <w:sz w:val="18"/>
               </w:rPr>
-              <w:t>1.0321</w:t>
+              <w:t>0.2010</w:t>
             </w:r>
           </w:p>
         </w:tc>
         <w:tc>
           <w:tcPr>
-            <w:tcW w:type="dxa" w:w="1972"/>
+            <w:tcW w:type="dxa" w:w="1512"/>
           </w:tcPr>
           <w:p>
             <w:pPr>
@@ -7835,13 +7871,13 @@
                 <w:color w:val="1E2A36"/>
                 <w:sz w:val="18"/>
               </w:rPr>
-              <w:t>0.1570</w:t>
+              <w:t>0.1201</w:t>
             </w:r>
           </w:p>
         </w:tc>
         <w:tc>
           <w:tcPr>
-            <w:tcW w:type="dxa" w:w="1972"/>
+            <w:tcW w:type="dxa" w:w="1697"/>
           </w:tcPr>
           <w:p>
             <w:pPr>
@@ -7854,7 +7890,26 @@
                 <w:color w:val="1E2A36"/>
                 <w:sz w:val="18"/>
               </w:rPr>
-              <w:t>0.1350</w:t>
+              <w:t>0.0826</w:t>
+            </w:r>
+          </w:p>
+        </w:tc>
+        <w:tc>
+          <w:tcPr>
+            <w:tcW w:type="dxa" w:w="1876"/>
+          </w:tcPr>
+          <w:p>
+            <w:pPr>
+              <w:spacing w:after="0"/>
+            </w:pPr>
+            <w:r/>
+            <w:r>
+              <w:rPr>
+                <w:rFonts w:ascii="宋体" w:hAnsi="宋体" w:eastAsia="宋体"/>
+                <w:color w:val="1E2A36"/>
+                <w:sz w:val="18"/>
+              </w:rPr>
+              <w:t>0.1144</w:t>
             </w:r>
           </w:p>
         </w:tc>
@@ -7862,7 +7917,7 @@
       <w:tr>
         <w:tc>
           <w:tcPr>
-            <w:tcW w:type="dxa" w:w="3723"/>
+            <w:tcW w:type="dxa" w:w="1697"/>
           </w:tcPr>
           <w:p>
             <w:pPr>
@@ -7875,13 +7930,13 @@
                 <w:color w:val="1E2A36"/>
                 <w:sz w:val="18"/>
               </w:rPr>
-              <w:t>Drift</w:t>
+              <w:t>3</w:t>
             </w:r>
           </w:p>
         </w:tc>
         <w:tc>
           <w:tcPr>
-            <w:tcW w:type="dxa" w:w="1972"/>
+            <w:tcW w:type="dxa" w:w="2855"/>
           </w:tcPr>
           <w:p>
             <w:pPr>
@@ -7894,13 +7949,13 @@
                 <w:color w:val="1E2A36"/>
                 <w:sz w:val="18"/>
               </w:rPr>
-              <w:t>0.5214</w:t>
+              <w:t>0.2237</w:t>
             </w:r>
           </w:p>
         </w:tc>
         <w:tc>
           <w:tcPr>
-            <w:tcW w:type="dxa" w:w="1972"/>
+            <w:tcW w:type="dxa" w:w="1512"/>
           </w:tcPr>
           <w:p>
             <w:pPr>
@@ -7913,13 +7968,13 @@
                 <w:color w:val="1E2A36"/>
                 <w:sz w:val="18"/>
               </w:rPr>
-              <w:t>0.0779</w:t>
+              <w:t>0.1138</w:t>
             </w:r>
           </w:p>
         </w:tc>
         <w:tc>
           <w:tcPr>
-            <w:tcW w:type="dxa" w:w="1972"/>
+            <w:tcW w:type="dxa" w:w="1697"/>
           </w:tcPr>
           <w:p>
             <w:pPr>
@@ -7932,7 +7987,26 @@
                 <w:color w:val="1E2A36"/>
                 <w:sz w:val="18"/>
               </w:rPr>
-              <w:t>0.0682</w:t>
+              <w:t>0.1166</w:t>
+            </w:r>
+          </w:p>
+        </w:tc>
+        <w:tc>
+          <w:tcPr>
+            <w:tcW w:type="dxa" w:w="1876"/>
+          </w:tcPr>
+          <w:p>
+            <w:pPr>
+              <w:spacing w:after="0"/>
+            </w:pPr>
+            <w:r/>
+            <w:r>
+              <w:rPr>
+                <w:rFonts w:ascii="宋体" w:hAnsi="宋体" w:eastAsia="宋体"/>
+                <w:color w:val="1E2A36"/>
+                <w:sz w:val="18"/>
+              </w:rPr>
+              <w:t>0.1673</w:t>
             </w:r>
           </w:p>
         </w:tc>
@@ -7940,7 +8014,7 @@
       <w:tr>
         <w:tc>
           <w:tcPr>
-            <w:tcW w:type="dxa" w:w="3723"/>
+            <w:tcW w:type="dxa" w:w="1697"/>
           </w:tcPr>
           <w:p>
             <w:pPr>
@@ -7953,13 +8027,13 @@
                 <w:color w:val="1E2A36"/>
                 <w:sz w:val="18"/>
               </w:rPr>
-              <w:t>SARIMAX</w:t>
+              <w:t>6</w:t>
             </w:r>
           </w:p>
         </w:tc>
         <w:tc>
           <w:tcPr>
-            <w:tcW w:type="dxa" w:w="1972"/>
+            <w:tcW w:type="dxa" w:w="2855"/>
           </w:tcPr>
           <w:p>
             <w:pPr>
@@ -7972,13 +8046,13 @@
                 <w:color w:val="1E2A36"/>
                 <w:sz w:val="18"/>
               </w:rPr>
-              <w:t>0.3723</w:t>
+              <w:t>0.2238</w:t>
             </w:r>
           </w:p>
         </w:tc>
         <w:tc>
           <w:tcPr>
-            <w:tcW w:type="dxa" w:w="1972"/>
+            <w:tcW w:type="dxa" w:w="1512"/>
           </w:tcPr>
           <w:p>
             <w:pPr>
@@ -7991,13 +8065,13 @@
                 <w:color w:val="1E2A36"/>
                 <w:sz w:val="18"/>
               </w:rPr>
-              <w:t>0.0601</w:t>
+              <w:t>0.1672</w:t>
             </w:r>
           </w:p>
         </w:tc>
         <w:tc>
           <w:tcPr>
-            <w:tcW w:type="dxa" w:w="1972"/>
+            <w:tcW w:type="dxa" w:w="1697"/>
           </w:tcPr>
           <w:p>
             <w:pPr>
@@ -8010,7 +8084,26 @@
                 <w:color w:val="1E2A36"/>
                 <w:sz w:val="18"/>
               </w:rPr>
-              <w:t>0.0487</w:t>
+              <w:t>0.2290</w:t>
+            </w:r>
+          </w:p>
+        </w:tc>
+        <w:tc>
+          <w:tcPr>
+            <w:tcW w:type="dxa" w:w="1876"/>
+          </w:tcPr>
+          <w:p>
+            <w:pPr>
+              <w:spacing w:after="0"/>
+            </w:pPr>
+            <w:r/>
+            <w:r>
+              <w:rPr>
+                <w:rFonts w:ascii="宋体" w:hAnsi="宋体" w:eastAsia="宋体"/>
+                <w:color w:val="1E2A36"/>
+                <w:sz w:val="18"/>
+              </w:rPr>
+              <w:t>0.2659</w:t>
             </w:r>
           </w:p>
         </w:tc>
@@ -8018,7 +8111,7 @@
       <w:tr>
         <w:tc>
           <w:tcPr>
-            <w:tcW w:type="dxa" w:w="3723"/>
+            <w:tcW w:type="dxa" w:w="1697"/>
           </w:tcPr>
           <w:p>
             <w:pPr>
@@ -8031,13 +8124,13 @@
                 <w:color w:val="1E2A36"/>
                 <w:sz w:val="18"/>
               </w:rPr>
-              <w:t>LightGBM</w:t>
+              <w:t>12</w:t>
             </w:r>
           </w:p>
         </w:tc>
         <w:tc>
           <w:tcPr>
-            <w:tcW w:type="dxa" w:w="1972"/>
+            <w:tcW w:type="dxa" w:w="2855"/>
           </w:tcPr>
           <w:p>
             <w:pPr>
@@ -8050,13 +8143,13 @@
                 <w:color w:val="1E2A36"/>
                 <w:sz w:val="18"/>
               </w:rPr>
-              <w:t>0.5251</w:t>
+              <w:t>0.2098</w:t>
             </w:r>
           </w:p>
         </w:tc>
         <w:tc>
           <w:tcPr>
-            <w:tcW w:type="dxa" w:w="1972"/>
+            <w:tcW w:type="dxa" w:w="1512"/>
           </w:tcPr>
           <w:p>
             <w:pPr>
@@ -8069,13 +8162,13 @@
                 <w:color w:val="1E2A36"/>
                 <w:sz w:val="18"/>
               </w:rPr>
-              <w:t>0.0818</w:t>
+              <w:t>0.2066</w:t>
             </w:r>
           </w:p>
         </w:tc>
         <w:tc>
           <w:tcPr>
-            <w:tcW w:type="dxa" w:w="1972"/>
+            <w:tcW w:type="dxa" w:w="1697"/>
           </w:tcPr>
           <w:p>
             <w:pPr>
@@ -8088,7 +8181,123 @@
                 <w:color w:val="1E2A36"/>
                 <w:sz w:val="18"/>
               </w:rPr>
-              <w:t>0.0687</w:t>
+              <w:t>0.2868</w:t>
+            </w:r>
+          </w:p>
+        </w:tc>
+        <w:tc>
+          <w:tcPr>
+            <w:tcW w:type="dxa" w:w="1876"/>
+          </w:tcPr>
+          <w:p>
+            <w:pPr>
+              <w:spacing w:after="0"/>
+            </w:pPr>
+            <w:r/>
+            <w:r>
+              <w:rPr>
+                <w:rFonts w:ascii="宋体" w:hAnsi="宋体" w:eastAsia="宋体"/>
+                <w:color w:val="1E2A36"/>
+                <w:sz w:val="18"/>
+              </w:rPr>
+              <w:t>0.2688</w:t>
+            </w:r>
+          </w:p>
+        </w:tc>
+      </w:tr>
+      <w:tr>
+        <w:tc>
+          <w:tcPr>
+            <w:tcW w:type="dxa" w:w="1697"/>
+          </w:tcPr>
+          <w:p>
+            <w:pPr>
+              <w:spacing w:after="0"/>
+            </w:pPr>
+            <w:r/>
+            <w:r>
+              <w:rPr>
+                <w:rFonts w:ascii="宋体" w:hAnsi="宋体" w:eastAsia="宋体"/>
+                <w:color w:val="1E2A36"/>
+                <w:sz w:val="18"/>
+              </w:rPr>
+              <w:t>24</w:t>
+            </w:r>
+          </w:p>
+        </w:tc>
+        <w:tc>
+          <w:tcPr>
+            <w:tcW w:type="dxa" w:w="2855"/>
+          </w:tcPr>
+          <w:p>
+            <w:pPr>
+              <w:spacing w:after="0"/>
+            </w:pPr>
+            <w:r/>
+            <w:r>
+              <w:rPr>
+                <w:rFonts w:ascii="宋体" w:hAnsi="宋体" w:eastAsia="宋体"/>
+                <w:color w:val="1E2A36"/>
+                <w:sz w:val="18"/>
+              </w:rPr>
+              <w:t>0.2642</w:t>
+            </w:r>
+          </w:p>
+        </w:tc>
+        <w:tc>
+          <w:tcPr>
+            <w:tcW w:type="dxa" w:w="1512"/>
+          </w:tcPr>
+          <w:p>
+            <w:pPr>
+              <w:spacing w:after="0"/>
+            </w:pPr>
+            <w:r/>
+            <w:r>
+              <w:rPr>
+                <w:rFonts w:ascii="宋体" w:hAnsi="宋体" w:eastAsia="宋体"/>
+                <w:color w:val="1E2A36"/>
+                <w:sz w:val="18"/>
+              </w:rPr>
+              <w:t>0.2508</w:t>
+            </w:r>
+          </w:p>
+        </w:tc>
+        <w:tc>
+          <w:tcPr>
+            <w:tcW w:type="dxa" w:w="1697"/>
+          </w:tcPr>
+          <w:p>
+            <w:pPr>
+              <w:spacing w:after="0"/>
+            </w:pPr>
+            <w:r/>
+            <w:r>
+              <w:rPr>
+                <w:rFonts w:ascii="宋体" w:hAnsi="宋体" w:eastAsia="宋体"/>
+                <w:color w:val="1E2A36"/>
+                <w:sz w:val="18"/>
+              </w:rPr>
+              <w:t>0.3495</w:t>
+            </w:r>
+          </w:p>
+        </w:tc>
+        <w:tc>
+          <w:tcPr>
+            <w:tcW w:type="dxa" w:w="1876"/>
+          </w:tcPr>
+          <w:p>
+            <w:pPr>
+              <w:spacing w:after="0"/>
+            </w:pPr>
+            <w:r/>
+            <w:r>
+              <w:rPr>
+                <w:rFonts w:ascii="宋体" w:hAnsi="宋体" w:eastAsia="宋体"/>
+                <w:color w:val="1E2A36"/>
+                <w:sz w:val="18"/>
+              </w:rPr>
+              <w:t>0.3198</w:t>
             </w:r>
           </w:p>
         </w:tc>
@@ -8102,7 +8311,646 @@
           <w:color w:val="1E2A36"/>
           <w:sz w:val="20"/>
         </w:rPr>
-        <w:t>SARIMAX 的区间指标：</w:t>
+        <w:t>MASE：</w:t>
+      </w:r>
+    </w:p>
+    <w:tbl>
+      <w:tblPr>
+        <w:tblStyle w:val="TableGrid"/>
+        <w:tblW w:type="auto" w:w="0"/>
+        <w:jc w:val="center"/>
+        <w:tblLayout w:type="fixed"/>
+        <w:tblLook w:firstColumn="1" w:firstRow="1" w:lastColumn="0" w:lastRow="0" w:noHBand="0" w:noVBand="1" w:val="04A0"/>
+      </w:tblPr>
+      <w:tblGrid>
+        <w:gridCol w:w="1697"/>
+        <w:gridCol w:w="2855"/>
+        <w:gridCol w:w="1512"/>
+        <w:gridCol w:w="1697"/>
+        <w:gridCol w:w="1876"/>
+      </w:tblGrid>
+      <w:tr>
+        <w:tc>
+          <w:tcPr>
+            <w:tcW w:type="dxa" w:w="1697"/>
+            <w:shd w:val="clear" w:color="auto" w:fill="E8F0F8"/>
+          </w:tcPr>
+          <w:p>
+            <w:pPr>
+              <w:spacing w:after="0"/>
+            </w:pPr>
+            <w:r>
+              <w:rPr>
+                <w:b/>
+              </w:rPr>
+            </w:r>
+            <w:r>
+              <w:rPr>
+                <w:rFonts w:ascii="宋体" w:hAnsi="宋体" w:eastAsia="宋体"/>
+                <w:b/>
+                <w:color w:val="123B5E"/>
+                <w:sz w:val="18"/>
+              </w:rPr>
+              <w:t>Horizon</w:t>
+            </w:r>
+          </w:p>
+        </w:tc>
+        <w:tc>
+          <w:tcPr>
+            <w:tcW w:type="dxa" w:w="2855"/>
+            <w:shd w:val="clear" w:color="auto" w:fill="E8F0F8"/>
+          </w:tcPr>
+          <w:p>
+            <w:pPr>
+              <w:spacing w:after="0"/>
+            </w:pPr>
+            <w:r>
+              <w:rPr>
+                <w:b/>
+              </w:rPr>
+            </w:r>
+            <w:r>
+              <w:rPr>
+                <w:rFonts w:ascii="宋体" w:hAnsi="宋体" w:eastAsia="宋体"/>
+                <w:b/>
+                <w:color w:val="123B5E"/>
+                <w:sz w:val="18"/>
+              </w:rPr>
+              <w:t>Seasonal Naive</w:t>
+            </w:r>
+          </w:p>
+        </w:tc>
+        <w:tc>
+          <w:tcPr>
+            <w:tcW w:type="dxa" w:w="1512"/>
+            <w:shd w:val="clear" w:color="auto" w:fill="E8F0F8"/>
+          </w:tcPr>
+          <w:p>
+            <w:pPr>
+              <w:spacing w:after="0"/>
+            </w:pPr>
+            <w:r>
+              <w:rPr>
+                <w:b/>
+              </w:rPr>
+            </w:r>
+            <w:r>
+              <w:rPr>
+                <w:rFonts w:ascii="宋体" w:hAnsi="宋体" w:eastAsia="宋体"/>
+                <w:b/>
+                <w:color w:val="123B5E"/>
+                <w:sz w:val="18"/>
+              </w:rPr>
+              <w:t>Drift</w:t>
+            </w:r>
+          </w:p>
+        </w:tc>
+        <w:tc>
+          <w:tcPr>
+            <w:tcW w:type="dxa" w:w="1697"/>
+            <w:shd w:val="clear" w:color="auto" w:fill="E8F0F8"/>
+          </w:tcPr>
+          <w:p>
+            <w:pPr>
+              <w:spacing w:after="0"/>
+            </w:pPr>
+            <w:r>
+              <w:rPr>
+                <w:b/>
+              </w:rPr>
+            </w:r>
+            <w:r>
+              <w:rPr>
+                <w:rFonts w:ascii="宋体" w:hAnsi="宋体" w:eastAsia="宋体"/>
+                <w:b/>
+                <w:color w:val="123B5E"/>
+                <w:sz w:val="18"/>
+              </w:rPr>
+              <w:t>SARIMAX</w:t>
+            </w:r>
+          </w:p>
+        </w:tc>
+        <w:tc>
+          <w:tcPr>
+            <w:tcW w:type="dxa" w:w="1876"/>
+            <w:shd w:val="clear" w:color="auto" w:fill="E8F0F8"/>
+          </w:tcPr>
+          <w:p>
+            <w:pPr>
+              <w:spacing w:after="0"/>
+            </w:pPr>
+            <w:r>
+              <w:rPr>
+                <w:b/>
+              </w:rPr>
+            </w:r>
+            <w:r>
+              <w:rPr>
+                <w:rFonts w:ascii="宋体" w:hAnsi="宋体" w:eastAsia="宋体"/>
+                <w:b/>
+                <w:color w:val="123B5E"/>
+                <w:sz w:val="18"/>
+              </w:rPr>
+              <w:t>LightGBM</w:t>
+            </w:r>
+          </w:p>
+        </w:tc>
+      </w:tr>
+      <w:tr>
+        <w:tc>
+          <w:tcPr>
+            <w:tcW w:type="dxa" w:w="1697"/>
+          </w:tcPr>
+          <w:p>
+            <w:pPr>
+              <w:spacing w:after="0"/>
+            </w:pPr>
+            <w:r/>
+            <w:r>
+              <w:rPr>
+                <w:rFonts w:ascii="宋体" w:hAnsi="宋体" w:eastAsia="宋体"/>
+                <w:color w:val="1E2A36"/>
+                <w:sz w:val="18"/>
+              </w:rPr>
+              <w:t>1</w:t>
+            </w:r>
+          </w:p>
+        </w:tc>
+        <w:tc>
+          <w:tcPr>
+            <w:tcW w:type="dxa" w:w="2855"/>
+          </w:tcPr>
+          <w:p>
+            <w:pPr>
+              <w:spacing w:after="0"/>
+            </w:pPr>
+            <w:r/>
+            <w:r>
+              <w:rPr>
+                <w:rFonts w:ascii="宋体" w:hAnsi="宋体" w:eastAsia="宋体"/>
+                <w:color w:val="1E2A36"/>
+                <w:sz w:val="18"/>
+              </w:rPr>
+              <w:t>1.2512</w:t>
+            </w:r>
+          </w:p>
+        </w:tc>
+        <w:tc>
+          <w:tcPr>
+            <w:tcW w:type="dxa" w:w="1512"/>
+          </w:tcPr>
+          <w:p>
+            <w:pPr>
+              <w:spacing w:after="0"/>
+            </w:pPr>
+            <w:r/>
+            <w:r>
+              <w:rPr>
+                <w:rFonts w:ascii="宋体" w:hAnsi="宋体" w:eastAsia="宋体"/>
+                <w:color w:val="1E2A36"/>
+                <w:sz w:val="18"/>
+              </w:rPr>
+              <w:t>0.8239</w:t>
+            </w:r>
+          </w:p>
+        </w:tc>
+        <w:tc>
+          <w:tcPr>
+            <w:tcW w:type="dxa" w:w="1697"/>
+          </w:tcPr>
+          <w:p>
+            <w:pPr>
+              <w:spacing w:after="0"/>
+            </w:pPr>
+            <w:r/>
+            <w:r>
+              <w:rPr>
+                <w:rFonts w:ascii="宋体" w:hAnsi="宋体" w:eastAsia="宋体"/>
+                <w:color w:val="1E2A36"/>
+                <w:sz w:val="18"/>
+              </w:rPr>
+              <w:t>0.5654</w:t>
+            </w:r>
+          </w:p>
+        </w:tc>
+        <w:tc>
+          <w:tcPr>
+            <w:tcW w:type="dxa" w:w="1876"/>
+          </w:tcPr>
+          <w:p>
+            <w:pPr>
+              <w:spacing w:after="0"/>
+            </w:pPr>
+            <w:r/>
+            <w:r>
+              <w:rPr>
+                <w:rFonts w:ascii="宋体" w:hAnsi="宋体" w:eastAsia="宋体"/>
+                <w:color w:val="1E2A36"/>
+                <w:sz w:val="18"/>
+              </w:rPr>
+              <w:t>0.7581</w:t>
+            </w:r>
+          </w:p>
+        </w:tc>
+      </w:tr>
+      <w:tr>
+        <w:tc>
+          <w:tcPr>
+            <w:tcW w:type="dxa" w:w="1697"/>
+          </w:tcPr>
+          <w:p>
+            <w:pPr>
+              <w:spacing w:after="0"/>
+            </w:pPr>
+            <w:r/>
+            <w:r>
+              <w:rPr>
+                <w:rFonts w:ascii="宋体" w:hAnsi="宋体" w:eastAsia="宋体"/>
+                <w:color w:val="1E2A36"/>
+                <w:sz w:val="18"/>
+              </w:rPr>
+              <w:t>3</w:t>
+            </w:r>
+          </w:p>
+        </w:tc>
+        <w:tc>
+          <w:tcPr>
+            <w:tcW w:type="dxa" w:w="2855"/>
+          </w:tcPr>
+          <w:p>
+            <w:pPr>
+              <w:spacing w:after="0"/>
+            </w:pPr>
+            <w:r/>
+            <w:r>
+              <w:rPr>
+                <w:rFonts w:ascii="宋体" w:hAnsi="宋体" w:eastAsia="宋体"/>
+                <w:color w:val="1E2A36"/>
+                <w:sz w:val="18"/>
+              </w:rPr>
+              <w:t>1.3506</w:t>
+            </w:r>
+          </w:p>
+        </w:tc>
+        <w:tc>
+          <w:tcPr>
+            <w:tcW w:type="dxa" w:w="1512"/>
+          </w:tcPr>
+          <w:p>
+            <w:pPr>
+              <w:spacing w:after="0"/>
+            </w:pPr>
+            <w:r/>
+            <w:r>
+              <w:rPr>
+                <w:rFonts w:ascii="宋体" w:hAnsi="宋体" w:eastAsia="宋体"/>
+                <w:color w:val="1E2A36"/>
+                <w:sz w:val="18"/>
+              </w:rPr>
+              <w:t>0.8049</w:t>
+            </w:r>
+          </w:p>
+        </w:tc>
+        <w:tc>
+          <w:tcPr>
+            <w:tcW w:type="dxa" w:w="1697"/>
+          </w:tcPr>
+          <w:p>
+            <w:pPr>
+              <w:spacing w:after="0"/>
+            </w:pPr>
+            <w:r/>
+            <w:r>
+              <w:rPr>
+                <w:rFonts w:ascii="宋体" w:hAnsi="宋体" w:eastAsia="宋体"/>
+                <w:color w:val="1E2A36"/>
+                <w:sz w:val="18"/>
+              </w:rPr>
+              <w:t>0.8303</w:t>
+            </w:r>
+          </w:p>
+        </w:tc>
+        <w:tc>
+          <w:tcPr>
+            <w:tcW w:type="dxa" w:w="1876"/>
+          </w:tcPr>
+          <w:p>
+            <w:pPr>
+              <w:spacing w:after="0"/>
+            </w:pPr>
+            <w:r/>
+            <w:r>
+              <w:rPr>
+                <w:rFonts w:ascii="宋体" w:hAnsi="宋体" w:eastAsia="宋体"/>
+                <w:color w:val="1E2A36"/>
+                <w:sz w:val="18"/>
+              </w:rPr>
+              <w:t>0.9997</w:t>
+            </w:r>
+          </w:p>
+        </w:tc>
+      </w:tr>
+      <w:tr>
+        <w:tc>
+          <w:tcPr>
+            <w:tcW w:type="dxa" w:w="1697"/>
+          </w:tcPr>
+          <w:p>
+            <w:pPr>
+              <w:spacing w:after="0"/>
+            </w:pPr>
+            <w:r/>
+            <w:r>
+              <w:rPr>
+                <w:rFonts w:ascii="宋体" w:hAnsi="宋体" w:eastAsia="宋体"/>
+                <w:color w:val="1E2A36"/>
+                <w:sz w:val="18"/>
+              </w:rPr>
+              <w:t>6</w:t>
+            </w:r>
+          </w:p>
+        </w:tc>
+        <w:tc>
+          <w:tcPr>
+            <w:tcW w:type="dxa" w:w="2855"/>
+          </w:tcPr>
+          <w:p>
+            <w:pPr>
+              <w:spacing w:after="0"/>
+            </w:pPr>
+            <w:r/>
+            <w:r>
+              <w:rPr>
+                <w:rFonts w:ascii="宋体" w:hAnsi="宋体" w:eastAsia="宋体"/>
+                <w:color w:val="1E2A36"/>
+                <w:sz w:val="18"/>
+              </w:rPr>
+              <w:t>1.3588</w:t>
+            </w:r>
+          </w:p>
+        </w:tc>
+        <w:tc>
+          <w:tcPr>
+            <w:tcW w:type="dxa" w:w="1512"/>
+          </w:tcPr>
+          <w:p>
+            <w:pPr>
+              <w:spacing w:after="0"/>
+            </w:pPr>
+            <w:r/>
+            <w:r>
+              <w:rPr>
+                <w:rFonts w:ascii="宋体" w:hAnsi="宋体" w:eastAsia="宋体"/>
+                <w:color w:val="1E2A36"/>
+                <w:sz w:val="18"/>
+              </w:rPr>
+              <w:t>1.1707</w:t>
+            </w:r>
+          </w:p>
+        </w:tc>
+        <w:tc>
+          <w:tcPr>
+            <w:tcW w:type="dxa" w:w="1697"/>
+          </w:tcPr>
+          <w:p>
+            <w:pPr>
+              <w:spacing w:after="0"/>
+            </w:pPr>
+            <w:r/>
+            <w:r>
+              <w:rPr>
+                <w:rFonts w:ascii="宋体" w:hAnsi="宋体" w:eastAsia="宋体"/>
+                <w:color w:val="1E2A36"/>
+                <w:sz w:val="18"/>
+              </w:rPr>
+              <w:t>1.5636</w:t>
+            </w:r>
+          </w:p>
+        </w:tc>
+        <w:tc>
+          <w:tcPr>
+            <w:tcW w:type="dxa" w:w="1876"/>
+          </w:tcPr>
+          <w:p>
+            <w:pPr>
+              <w:spacing w:after="0"/>
+            </w:pPr>
+            <w:r/>
+            <w:r>
+              <w:rPr>
+                <w:rFonts w:ascii="宋体" w:hAnsi="宋体" w:eastAsia="宋体"/>
+                <w:color w:val="1E2A36"/>
+                <w:sz w:val="18"/>
+              </w:rPr>
+              <w:t>1.8316</w:t>
+            </w:r>
+          </w:p>
+        </w:tc>
+      </w:tr>
+      <w:tr>
+        <w:tc>
+          <w:tcPr>
+            <w:tcW w:type="dxa" w:w="1697"/>
+          </w:tcPr>
+          <w:p>
+            <w:pPr>
+              <w:spacing w:after="0"/>
+            </w:pPr>
+            <w:r/>
+            <w:r>
+              <w:rPr>
+                <w:rFonts w:ascii="宋体" w:hAnsi="宋体" w:eastAsia="宋体"/>
+                <w:color w:val="1E2A36"/>
+                <w:sz w:val="18"/>
+              </w:rPr>
+              <w:t>12</w:t>
+            </w:r>
+          </w:p>
+        </w:tc>
+        <w:tc>
+          <w:tcPr>
+            <w:tcW w:type="dxa" w:w="2855"/>
+          </w:tcPr>
+          <w:p>
+            <w:pPr>
+              <w:spacing w:after="0"/>
+            </w:pPr>
+            <w:r/>
+            <w:r>
+              <w:rPr>
+                <w:rFonts w:ascii="宋体" w:hAnsi="宋体" w:eastAsia="宋体"/>
+                <w:color w:val="1E2A36"/>
+                <w:sz w:val="18"/>
+              </w:rPr>
+              <w:t>1.2105</w:t>
+            </w:r>
+          </w:p>
+        </w:tc>
+        <w:tc>
+          <w:tcPr>
+            <w:tcW w:type="dxa" w:w="1512"/>
+          </w:tcPr>
+          <w:p>
+            <w:pPr>
+              <w:spacing w:after="0"/>
+            </w:pPr>
+            <w:r/>
+            <w:r>
+              <w:rPr>
+                <w:rFonts w:ascii="宋体" w:hAnsi="宋体" w:eastAsia="宋体"/>
+                <w:color w:val="1E2A36"/>
+                <w:sz w:val="18"/>
+              </w:rPr>
+              <w:t>1.2432</w:t>
+            </w:r>
+          </w:p>
+        </w:tc>
+        <w:tc>
+          <w:tcPr>
+            <w:tcW w:type="dxa" w:w="1697"/>
+          </w:tcPr>
+          <w:p>
+            <w:pPr>
+              <w:spacing w:after="0"/>
+            </w:pPr>
+            <w:r/>
+            <w:r>
+              <w:rPr>
+                <w:rFonts w:ascii="宋体" w:hAnsi="宋体" w:eastAsia="宋体"/>
+                <w:color w:val="1E2A36"/>
+                <w:sz w:val="18"/>
+              </w:rPr>
+              <w:t>1.9490</w:t>
+            </w:r>
+          </w:p>
+        </w:tc>
+        <w:tc>
+          <w:tcPr>
+            <w:tcW w:type="dxa" w:w="1876"/>
+          </w:tcPr>
+          <w:p>
+            <w:pPr>
+              <w:spacing w:after="0"/>
+            </w:pPr>
+            <w:r/>
+            <w:r>
+              <w:rPr>
+                <w:rFonts w:ascii="宋体" w:hAnsi="宋体" w:eastAsia="宋体"/>
+                <w:color w:val="1E2A36"/>
+                <w:sz w:val="18"/>
+              </w:rPr>
+              <w:t>1.8449</w:t>
+            </w:r>
+          </w:p>
+        </w:tc>
+      </w:tr>
+      <w:tr>
+        <w:tc>
+          <w:tcPr>
+            <w:tcW w:type="dxa" w:w="1697"/>
+          </w:tcPr>
+          <w:p>
+            <w:pPr>
+              <w:spacing w:after="0"/>
+            </w:pPr>
+            <w:r/>
+            <w:r>
+              <w:rPr>
+                <w:rFonts w:ascii="宋体" w:hAnsi="宋体" w:eastAsia="宋体"/>
+                <w:color w:val="1E2A36"/>
+                <w:sz w:val="18"/>
+              </w:rPr>
+              <w:t>24</w:t>
+            </w:r>
+          </w:p>
+        </w:tc>
+        <w:tc>
+          <w:tcPr>
+            <w:tcW w:type="dxa" w:w="2855"/>
+          </w:tcPr>
+          <w:p>
+            <w:pPr>
+              <w:spacing w:after="0"/>
+            </w:pPr>
+            <w:r/>
+            <w:r>
+              <w:rPr>
+                <w:rFonts w:ascii="宋体" w:hAnsi="宋体" w:eastAsia="宋体"/>
+                <w:color w:val="1E2A36"/>
+                <w:sz w:val="18"/>
+              </w:rPr>
+              <w:t>1.8569</w:t>
+            </w:r>
+          </w:p>
+        </w:tc>
+        <w:tc>
+          <w:tcPr>
+            <w:tcW w:type="dxa" w:w="1512"/>
+          </w:tcPr>
+          <w:p>
+            <w:pPr>
+              <w:spacing w:after="0"/>
+            </w:pPr>
+            <w:r/>
+            <w:r>
+              <w:rPr>
+                <w:rFonts w:ascii="宋体" w:hAnsi="宋体" w:eastAsia="宋体"/>
+                <w:color w:val="1E2A36"/>
+                <w:sz w:val="18"/>
+              </w:rPr>
+              <w:t>1.7270</w:t>
+            </w:r>
+          </w:p>
+        </w:tc>
+        <w:tc>
+          <w:tcPr>
+            <w:tcW w:type="dxa" w:w="1697"/>
+          </w:tcPr>
+          <w:p>
+            <w:pPr>
+              <w:spacing w:after="0"/>
+            </w:pPr>
+            <w:r/>
+            <w:r>
+              <w:rPr>
+                <w:rFonts w:ascii="宋体" w:hAnsi="宋体" w:eastAsia="宋体"/>
+                <w:color w:val="1E2A36"/>
+                <w:sz w:val="18"/>
+              </w:rPr>
+              <w:t>2.4595</w:t>
+            </w:r>
+          </w:p>
+        </w:tc>
+        <w:tc>
+          <w:tcPr>
+            <w:tcW w:type="dxa" w:w="1876"/>
+          </w:tcPr>
+          <w:p>
+            <w:pPr>
+              <w:spacing w:after="0"/>
+            </w:pPr>
+            <w:r/>
+            <w:r>
+              <w:rPr>
+                <w:rFonts w:ascii="宋体" w:hAnsi="宋体" w:eastAsia="宋体"/>
+                <w:color w:val="1E2A36"/>
+                <w:sz w:val="18"/>
+              </w:rPr>
+              <w:t>2.3292</w:t>
+            </w:r>
+          </w:p>
+        </w:tc>
+      </w:tr>
+    </w:tbl>
+    <w:p/>
+    <w:p>
+      <w:r>
+        <w:rPr>
+          <w:rFonts w:ascii="宋体" w:hAnsi="宋体" w:eastAsia="宋体"/>
+          <w:color w:val="1E2A36"/>
+          <w:sz w:val="20"/>
+        </w:rPr>
+        <w:t>SARIMAX 区间覆盖：</w:t>
       </w:r>
     </w:p>
     <w:tbl>
@@ -8142,7 +8990,7 @@
                 <w:color w:val="123B5E"/>
                 <w:sz w:val="18"/>
               </w:rPr>
-              <w:t>模型</w:t>
+              <w:t>Horizon</w:t>
             </w:r>
           </w:p>
         </w:tc>
@@ -8263,7 +9111,7 @@
                 <w:color w:val="1E2A36"/>
                 <w:sz w:val="18"/>
               </w:rPr>
-              <w:t>SARIMAX</w:t>
+              <w:t>1</w:t>
             </w:r>
           </w:p>
         </w:tc>
@@ -8282,7 +9130,7 @@
                 <w:color w:val="1E2A36"/>
                 <w:sz w:val="18"/>
               </w:rPr>
-              <w:t>0.9583</w:t>
+              <w:t>1.0000</w:t>
             </w:r>
           </w:p>
         </w:tc>
@@ -8301,7 +9149,7 @@
                 <w:color w:val="1E2A36"/>
                 <w:sz w:val="18"/>
               </w:rPr>
-              <w:t>0.2372</w:t>
+              <w:t>0.2407</w:t>
             </w:r>
           </w:p>
         </w:tc>
@@ -8339,7 +9187,395 @@
                 <w:color w:val="1E2A36"/>
                 <w:sz w:val="18"/>
               </w:rPr>
-              <w:t>0.3628</w:t>
+              <w:t>0.3680</w:t>
+            </w:r>
+          </w:p>
+        </w:tc>
+      </w:tr>
+      <w:tr>
+        <w:tc>
+          <w:tcPr>
+            <w:tcW w:type="dxa" w:w="2016"/>
+          </w:tcPr>
+          <w:p>
+            <w:pPr>
+              <w:spacing w:after="0"/>
+            </w:pPr>
+            <w:r/>
+            <w:r>
+              <w:rPr>
+                <w:rFonts w:ascii="宋体" w:hAnsi="宋体" w:eastAsia="宋体"/>
+                <w:color w:val="1E2A36"/>
+                <w:sz w:val="18"/>
+              </w:rPr>
+              <w:t>3</w:t>
+            </w:r>
+          </w:p>
+        </w:tc>
+        <w:tc>
+          <w:tcPr>
+            <w:tcW w:type="dxa" w:w="2016"/>
+          </w:tcPr>
+          <w:p>
+            <w:pPr>
+              <w:spacing w:after="0"/>
+            </w:pPr>
+            <w:r/>
+            <w:r>
+              <w:rPr>
+                <w:rFonts w:ascii="宋体" w:hAnsi="宋体" w:eastAsia="宋体"/>
+                <w:color w:val="1E2A36"/>
+                <w:sz w:val="18"/>
+              </w:rPr>
+              <w:t>1.0000</w:t>
+            </w:r>
+          </w:p>
+        </w:tc>
+        <w:tc>
+          <w:tcPr>
+            <w:tcW w:type="dxa" w:w="1796"/>
+          </w:tcPr>
+          <w:p>
+            <w:pPr>
+              <w:spacing w:after="0"/>
+            </w:pPr>
+            <w:r/>
+            <w:r>
+              <w:rPr>
+                <w:rFonts w:ascii="宋体" w:hAnsi="宋体" w:eastAsia="宋体"/>
+                <w:color w:val="1E2A36"/>
+                <w:sz w:val="18"/>
+              </w:rPr>
+              <w:t>0.3633</w:t>
+            </w:r>
+          </w:p>
+        </w:tc>
+        <w:tc>
+          <w:tcPr>
+            <w:tcW w:type="dxa" w:w="2016"/>
+          </w:tcPr>
+          <w:p>
+            <w:pPr>
+              <w:spacing w:after="0"/>
+            </w:pPr>
+            <w:r/>
+            <w:r>
+              <w:rPr>
+                <w:rFonts w:ascii="宋体" w:hAnsi="宋体" w:eastAsia="宋体"/>
+                <w:color w:val="1E2A36"/>
+                <w:sz w:val="18"/>
+              </w:rPr>
+              <w:t>1.0000</w:t>
+            </w:r>
+          </w:p>
+        </w:tc>
+        <w:tc>
+          <w:tcPr>
+            <w:tcW w:type="dxa" w:w="1796"/>
+          </w:tcPr>
+          <w:p>
+            <w:pPr>
+              <w:spacing w:after="0"/>
+            </w:pPr>
+            <w:r/>
+            <w:r>
+              <w:rPr>
+                <w:rFonts w:ascii="宋体" w:hAnsi="宋体" w:eastAsia="宋体"/>
+                <w:color w:val="1E2A36"/>
+                <w:sz w:val="18"/>
+              </w:rPr>
+              <w:t>0.5556</w:t>
+            </w:r>
+          </w:p>
+        </w:tc>
+      </w:tr>
+      <w:tr>
+        <w:tc>
+          <w:tcPr>
+            <w:tcW w:type="dxa" w:w="2016"/>
+          </w:tcPr>
+          <w:p>
+            <w:pPr>
+              <w:spacing w:after="0"/>
+            </w:pPr>
+            <w:r/>
+            <w:r>
+              <w:rPr>
+                <w:rFonts w:ascii="宋体" w:hAnsi="宋体" w:eastAsia="宋体"/>
+                <w:color w:val="1E2A36"/>
+                <w:sz w:val="18"/>
+              </w:rPr>
+              <w:t>6</w:t>
+            </w:r>
+          </w:p>
+        </w:tc>
+        <w:tc>
+          <w:tcPr>
+            <w:tcW w:type="dxa" w:w="2016"/>
+          </w:tcPr>
+          <w:p>
+            <w:pPr>
+              <w:spacing w:after="0"/>
+            </w:pPr>
+            <w:r/>
+            <w:r>
+              <w:rPr>
+                <w:rFonts w:ascii="宋体" w:hAnsi="宋体" w:eastAsia="宋体"/>
+                <w:color w:val="1E2A36"/>
+                <w:sz w:val="18"/>
+              </w:rPr>
+              <w:t>0.7778</w:t>
+            </w:r>
+          </w:p>
+        </w:tc>
+        <w:tc>
+          <w:tcPr>
+            <w:tcW w:type="dxa" w:w="1796"/>
+          </w:tcPr>
+          <w:p>
+            <w:pPr>
+              <w:spacing w:after="0"/>
+            </w:pPr>
+            <w:r/>
+            <w:r>
+              <w:rPr>
+                <w:rFonts w:ascii="宋体" w:hAnsi="宋体" w:eastAsia="宋体"/>
+                <w:color w:val="1E2A36"/>
+                <w:sz w:val="18"/>
+              </w:rPr>
+              <w:t>0.4306</w:t>
+            </w:r>
+          </w:p>
+        </w:tc>
+        <w:tc>
+          <w:tcPr>
+            <w:tcW w:type="dxa" w:w="2016"/>
+          </w:tcPr>
+          <w:p>
+            <w:pPr>
+              <w:spacing w:after="0"/>
+            </w:pPr>
+            <w:r/>
+            <w:r>
+              <w:rPr>
+                <w:rFonts w:ascii="宋体" w:hAnsi="宋体" w:eastAsia="宋体"/>
+                <w:color w:val="1E2A36"/>
+                <w:sz w:val="18"/>
+              </w:rPr>
+              <w:t>0.8889</w:t>
+            </w:r>
+          </w:p>
+        </w:tc>
+        <w:tc>
+          <w:tcPr>
+            <w:tcW w:type="dxa" w:w="1796"/>
+          </w:tcPr>
+          <w:p>
+            <w:pPr>
+              <w:spacing w:after="0"/>
+            </w:pPr>
+            <w:r/>
+            <w:r>
+              <w:rPr>
+                <w:rFonts w:ascii="宋体" w:hAnsi="宋体" w:eastAsia="宋体"/>
+                <w:color w:val="1E2A36"/>
+                <w:sz w:val="18"/>
+              </w:rPr>
+              <w:t>0.6585</w:t>
+            </w:r>
+          </w:p>
+        </w:tc>
+      </w:tr>
+      <w:tr>
+        <w:tc>
+          <w:tcPr>
+            <w:tcW w:type="dxa" w:w="2016"/>
+          </w:tcPr>
+          <w:p>
+            <w:pPr>
+              <w:spacing w:after="0"/>
+            </w:pPr>
+            <w:r/>
+            <w:r>
+              <w:rPr>
+                <w:rFonts w:ascii="宋体" w:hAnsi="宋体" w:eastAsia="宋体"/>
+                <w:color w:val="1E2A36"/>
+                <w:sz w:val="18"/>
+              </w:rPr>
+              <w:t>12</w:t>
+            </w:r>
+          </w:p>
+        </w:tc>
+        <w:tc>
+          <w:tcPr>
+            <w:tcW w:type="dxa" w:w="2016"/>
+          </w:tcPr>
+          <w:p>
+            <w:pPr>
+              <w:spacing w:after="0"/>
+            </w:pPr>
+            <w:r/>
+            <w:r>
+              <w:rPr>
+                <w:rFonts w:ascii="宋体" w:hAnsi="宋体" w:eastAsia="宋体"/>
+                <w:color w:val="1E2A36"/>
+                <w:sz w:val="18"/>
+              </w:rPr>
+              <w:t>0.4444</w:t>
+            </w:r>
+          </w:p>
+        </w:tc>
+        <w:tc>
+          <w:tcPr>
+            <w:tcW w:type="dxa" w:w="1796"/>
+          </w:tcPr>
+          <w:p>
+            <w:pPr>
+              <w:spacing w:after="0"/>
+            </w:pPr>
+            <w:r/>
+            <w:r>
+              <w:rPr>
+                <w:rFonts w:ascii="宋体" w:hAnsi="宋体" w:eastAsia="宋体"/>
+                <w:color w:val="1E2A36"/>
+                <w:sz w:val="18"/>
+              </w:rPr>
+              <w:t>0.4661</w:t>
+            </w:r>
+          </w:p>
+        </w:tc>
+        <w:tc>
+          <w:tcPr>
+            <w:tcW w:type="dxa" w:w="2016"/>
+          </w:tcPr>
+          <w:p>
+            <w:pPr>
+              <w:spacing w:after="0"/>
+            </w:pPr>
+            <w:r/>
+            <w:r>
+              <w:rPr>
+                <w:rFonts w:ascii="宋体" w:hAnsi="宋体" w:eastAsia="宋体"/>
+                <w:color w:val="1E2A36"/>
+                <w:sz w:val="18"/>
+              </w:rPr>
+              <w:t>0.8889</w:t>
+            </w:r>
+          </w:p>
+        </w:tc>
+        <w:tc>
+          <w:tcPr>
+            <w:tcW w:type="dxa" w:w="1796"/>
+          </w:tcPr>
+          <w:p>
+            <w:pPr>
+              <w:spacing w:after="0"/>
+            </w:pPr>
+            <w:r/>
+            <w:r>
+              <w:rPr>
+                <w:rFonts w:ascii="宋体" w:hAnsi="宋体" w:eastAsia="宋体"/>
+                <w:color w:val="1E2A36"/>
+                <w:sz w:val="18"/>
+              </w:rPr>
+              <w:t>0.7128</w:t>
+            </w:r>
+          </w:p>
+        </w:tc>
+      </w:tr>
+      <w:tr>
+        <w:tc>
+          <w:tcPr>
+            <w:tcW w:type="dxa" w:w="2016"/>
+          </w:tcPr>
+          <w:p>
+            <w:pPr>
+              <w:spacing w:after="0"/>
+            </w:pPr>
+            <w:r/>
+            <w:r>
+              <w:rPr>
+                <w:rFonts w:ascii="宋体" w:hAnsi="宋体" w:eastAsia="宋体"/>
+                <w:color w:val="1E2A36"/>
+                <w:sz w:val="18"/>
+              </w:rPr>
+              <w:t>24</w:t>
+            </w:r>
+          </w:p>
+        </w:tc>
+        <w:tc>
+          <w:tcPr>
+            <w:tcW w:type="dxa" w:w="2016"/>
+          </w:tcPr>
+          <w:p>
+            <w:pPr>
+              <w:spacing w:after="0"/>
+            </w:pPr>
+            <w:r/>
+            <w:r>
+              <w:rPr>
+                <w:rFonts w:ascii="宋体" w:hAnsi="宋体" w:eastAsia="宋体"/>
+                <w:color w:val="1E2A36"/>
+                <w:sz w:val="18"/>
+              </w:rPr>
+              <w:t>0.3333</w:t>
+            </w:r>
+          </w:p>
+        </w:tc>
+        <w:tc>
+          <w:tcPr>
+            <w:tcW w:type="dxa" w:w="1796"/>
+          </w:tcPr>
+          <w:p>
+            <w:pPr>
+              <w:spacing w:after="0"/>
+            </w:pPr>
+            <w:r/>
+            <w:r>
+              <w:rPr>
+                <w:rFonts w:ascii="宋体" w:hAnsi="宋体" w:eastAsia="宋体"/>
+                <w:color w:val="1E2A36"/>
+                <w:sz w:val="18"/>
+              </w:rPr>
+              <w:t>0.4722</w:t>
+            </w:r>
+          </w:p>
+        </w:tc>
+        <w:tc>
+          <w:tcPr>
+            <w:tcW w:type="dxa" w:w="2016"/>
+          </w:tcPr>
+          <w:p>
+            <w:pPr>
+              <w:spacing w:after="0"/>
+            </w:pPr>
+            <w:r/>
+            <w:r>
+              <w:rPr>
+                <w:rFonts w:ascii="宋体" w:hAnsi="宋体" w:eastAsia="宋体"/>
+                <w:color w:val="1E2A36"/>
+                <w:sz w:val="18"/>
+              </w:rPr>
+              <w:t>0.6667</w:t>
+            </w:r>
+          </w:p>
+        </w:tc>
+        <w:tc>
+          <w:tcPr>
+            <w:tcW w:type="dxa" w:w="1796"/>
+          </w:tcPr>
+          <w:p>
+            <w:pPr>
+              <w:spacing w:after="0"/>
+            </w:pPr>
+            <w:r/>
+            <w:r>
+              <w:rPr>
+                <w:rFonts w:ascii="宋体" w:hAnsi="宋体" w:eastAsia="宋体"/>
+                <w:color w:val="1E2A36"/>
+                <w:sz w:val="18"/>
+              </w:rPr>
+              <w:t>0.7222</w:t>
             </w:r>
           </w:p>
         </w:tc>
@@ -8353,7 +9589,451 @@
           <w:color w:val="1E2A36"/>
           <w:sz w:val="20"/>
         </w:rPr>
-        <w:t>DM 检验（负值表示 SARIMAX 平方误差更小）：</w:t>
+        <w:t>结论：</w:t>
+      </w:r>
+    </w:p>
+    <w:p>
+      <w:pPr>
+        <w:pStyle w:val="ListBullet"/>
+        <w:spacing w:after="40"/>
+      </w:pPr>
+      <w:r>
+        <w:rPr>
+          <w:rFonts w:ascii="宋体" w:hAnsi="宋体" w:eastAsia="宋体"/>
+          <w:color w:val="1E2A36"/>
+          <w:sz w:val="20"/>
+        </w:rPr>
+        <w:t>SARIMAX 仅在 h=1 最优（RMSE 0.0826，MASE 0.5654）；</w:t>
+      </w:r>
+    </w:p>
+    <w:p>
+      <w:pPr>
+        <w:pStyle w:val="ListBullet"/>
+        <w:spacing w:after="40"/>
+      </w:pPr>
+      <w:r>
+        <w:rPr>
+          <w:rFonts w:ascii="宋体" w:hAnsi="宋体" w:eastAsia="宋体"/>
+          <w:color w:val="1E2A36"/>
+          <w:sz w:val="20"/>
+        </w:rPr>
+        <w:t>h=3 起 Drift 的 RMSE 更低；h=12 的 MASE 最低是 Seasonal Naive，h=24 的 MASE 最低是 Drift；</w:t>
+      </w:r>
+    </w:p>
+    <w:p>
+      <w:pPr>
+        <w:pStyle w:val="ListBullet"/>
+        <w:spacing w:after="40"/>
+      </w:pPr>
+      <w:r>
+        <w:rPr>
+          <w:rFonts w:ascii="宋体" w:hAnsi="宋体" w:eastAsia="宋体"/>
+          <w:color w:val="1E2A36"/>
+          <w:sz w:val="20"/>
+        </w:rPr>
+        <w:t>SARIMAX 随 horizon 变长明显退化，长期预测不占优；</w:t>
+      </w:r>
+    </w:p>
+    <w:p>
+      <w:pPr>
+        <w:pStyle w:val="ListBullet"/>
+        <w:spacing w:after="40"/>
+      </w:pPr>
+      <w:r>
+        <w:rPr>
+          <w:rFonts w:ascii="宋体" w:hAnsi="宋体" w:eastAsia="宋体"/>
+          <w:color w:val="1E2A36"/>
+          <w:sz w:val="20"/>
+        </w:rPr>
+        <w:t>SARIMAX 区间在 h=1–3 过宽，在 h=12–24 过窄（80% 覆盖率 0.444/0.333），区间校准随 horizon 恶化；</w:t>
+      </w:r>
+    </w:p>
+    <w:p>
+      <w:pPr>
+        <w:pStyle w:val="ListBullet"/>
+        <w:spacing w:after="40"/>
+      </w:pPr>
+      <w:r>
+        <w:rPr>
+          <w:rFonts w:ascii="宋体" w:hAnsi="宋体" w:eastAsia="宋体"/>
+          <w:color w:val="1E2A36"/>
+          <w:sz w:val="20"/>
+        </w:rPr>
+        <w:t>LightGBM 是按 horizon 分别训练的直接多步模型，不是递归预测。</w:t>
+      </w:r>
+    </w:p>
+    <w:p>
+      <w:pPr>
+        <w:pStyle w:val="Heading2"/>
+        <w:spacing w:before="140" w:after="60"/>
+      </w:pPr>
+      <w:r>
+        <w:rPr>
+          <w:rFonts w:ascii="微软雅黑" w:hAnsi="微软雅黑" w:eastAsia="微软雅黑"/>
+          <w:b/>
+          <w:color w:val="1F5C8B"/>
+          <w:sz w:val="24"/>
+        </w:rPr>
+        <w:t>8.3 年度口径</w:t>
+      </w:r>
+    </w:p>
+    <w:p>
+      <w:r>
+        <w:rPr>
+          <w:rFonts w:ascii="宋体" w:hAnsi="宋体" w:eastAsia="宋体"/>
+          <w:color w:val="1E2A36"/>
+          <w:sz w:val="20"/>
+        </w:rPr>
+        <w:t>2026 年只有 1–9 月。年度排名和年度均值必须使用完整年份：</w:t>
+      </w:r>
+    </w:p>
+    <w:p>
+      <w:pPr>
+        <w:spacing w:before="60" w:after="100" w:line="288" w:lineRule="auto"/>
+        <w:ind w:left="170"/>
+        <w:shd w:val="clear" w:color="auto" w:fill="F5F7FA"/>
+      </w:pPr>
+      <w:r>
+        <w:rPr>
+          <w:rFonts w:ascii="Consolas" w:hAnsi="Consolas"/>
+          <w:color w:val="24384C"/>
+          <w:sz w:val="17"/>
+        </w:rPr>
+        <w:t>GROUP BY year</w:t>
+      </w:r>
+      <w:r>
+        <w:br/>
+      </w:r>
+      <w:r>
+        <w:rPr>
+          <w:rFonts w:ascii="Consolas" w:hAnsi="Consolas"/>
+          <w:color w:val="24384C"/>
+          <w:sz w:val="17"/>
+        </w:rPr>
+        <w:t>HAVING COUNT(*) = 12</w:t>
+      </w:r>
+    </w:p>
+    <w:p>
+      <w:r>
+        <w:rPr>
+          <w:rFonts w:ascii="宋体" w:hAnsi="宋体" w:eastAsia="宋体"/>
+          <w:color w:val="1E2A36"/>
+          <w:sz w:val="20"/>
+        </w:rPr>
+        <w:t xml:space="preserve">或者在分析前显式过滤 </w:t>
+      </w:r>
+      <w:r>
+        <w:rPr>
+          <w:rFonts w:ascii="Consolas" w:hAnsi="Consolas" w:eastAsia="Consolas"/>
+          <w:color w:val="1F5C8B"/>
+          <w:sz w:val="18"/>
+        </w:rPr>
+        <w:t>year &lt;= 2025</w:t>
+      </w:r>
+      <w:r>
+        <w:rPr>
+          <w:rFonts w:ascii="宋体" w:hAnsi="宋体" w:eastAsia="宋体"/>
+          <w:color w:val="1E2A36"/>
+          <w:sz w:val="20"/>
+        </w:rPr>
+        <w:t>。</w:t>
+      </w:r>
+    </w:p>
+    <w:p>
+      <w:pPr>
+        <w:pStyle w:val="Heading2"/>
+        <w:spacing w:before="140" w:after="60"/>
+      </w:pPr>
+      <w:r>
+        <w:rPr>
+          <w:rFonts w:ascii="微软雅黑" w:hAnsi="微软雅黑" w:eastAsia="微软雅黑"/>
+          <w:b/>
+          <w:color w:val="1F5C8B"/>
+          <w:sz w:val="24"/>
+        </w:rPr>
+        <w:t>8.4 后续建模计划</w:t>
+      </w:r>
+    </w:p>
+    <w:p>
+      <w:pPr>
+        <w:pStyle w:val="ListBullet"/>
+        <w:spacing w:after="40"/>
+      </w:pPr>
+      <w:r>
+        <w:rPr>
+          <w:rFonts w:ascii="宋体" w:hAnsi="宋体" w:eastAsia="宋体"/>
+          <w:color w:val="1E2A36"/>
+          <w:sz w:val="20"/>
+        </w:rPr>
+        <w:t>增加更多 origin 或非重叠窗口，降低样本相关性；</w:t>
+      </w:r>
+    </w:p>
+    <w:p>
+      <w:pPr>
+        <w:pStyle w:val="ListBullet"/>
+        <w:spacing w:after="40"/>
+      </w:pPr>
+      <w:r>
+        <w:rPr>
+          <w:rFonts w:ascii="宋体" w:hAnsi="宋体" w:eastAsia="宋体"/>
+          <w:color w:val="1E2A36"/>
+          <w:sz w:val="20"/>
+        </w:rPr>
+        <w:t>接入 CO₂ / ONI 协变量，尝试 SARIMAX-X；</w:t>
+      </w:r>
+    </w:p>
+    <w:p>
+      <w:pPr>
+        <w:pStyle w:val="ListBullet"/>
+        <w:spacing w:after="40"/>
+      </w:pPr>
+      <w:r>
+        <w:rPr>
+          <w:rFonts w:ascii="宋体" w:hAnsi="宋体" w:eastAsia="宋体"/>
+          <w:color w:val="1E2A36"/>
+          <w:sz w:val="20"/>
+        </w:rPr>
+        <w:t>引入 Chronos 等基础模型作为对照；</w:t>
+      </w:r>
+    </w:p>
+    <w:p>
+      <w:pPr>
+        <w:pStyle w:val="ListBullet"/>
+        <w:spacing w:after="40"/>
+      </w:pPr>
+      <w:r>
+        <w:rPr>
+          <w:rFonts w:ascii="宋体" w:hAnsi="宋体" w:eastAsia="宋体"/>
+          <w:color w:val="1E2A36"/>
+          <w:sz w:val="20"/>
+        </w:rPr>
+        <w:t>补充极值、连续暖月和季节差异分析；</w:t>
+      </w:r>
+    </w:p>
+    <w:p>
+      <w:pPr>
+        <w:pStyle w:val="ListBullet"/>
+        <w:spacing w:after="40"/>
+      </w:pPr>
+      <w:r>
+        <w:rPr>
+          <w:rFonts w:ascii="宋体" w:hAnsi="宋体" w:eastAsia="宋体"/>
+          <w:color w:val="1E2A36"/>
+          <w:sz w:val="20"/>
+        </w:rPr>
+        <w:t>将指标、预测和检验结果统一落盘，便于复现。</w:t>
+      </w:r>
+    </w:p>
+    <w:p>
+      <w:pPr>
+        <w:pStyle w:val="Heading1"/>
+        <w:spacing w:before="260" w:after="100"/>
+        <w:pBdr>
+          <w:bottom w:val="single" w:sz="6" w:space="3" w:color="D5E3F0"/>
+        </w:pBdr>
+      </w:pPr>
+      <w:r>
+        <w:rPr>
+          <w:rFonts w:ascii="微软雅黑" w:hAnsi="微软雅黑" w:eastAsia="微软雅黑"/>
+          <w:b/>
+          <w:color w:val="123B5E"/>
+          <w:sz w:val="30"/>
+        </w:rPr>
+        <w:t>9. 可视化与交互规划</w:t>
+      </w:r>
+    </w:p>
+    <w:p>
+      <w:pPr>
+        <w:pStyle w:val="Heading2"/>
+        <w:spacing w:before="140" w:after="60"/>
+      </w:pPr>
+      <w:r>
+        <w:rPr>
+          <w:rFonts w:ascii="微软雅黑" w:hAnsi="微软雅黑" w:eastAsia="微软雅黑"/>
+          <w:b/>
+          <w:color w:val="1F5C8B"/>
+          <w:sz w:val="24"/>
+        </w:rPr>
+        <w:t>9.1 Streamlit 页面</w:t>
+      </w:r>
+    </w:p>
+    <w:p>
+      <w:pPr>
+        <w:pStyle w:val="ListBullet"/>
+        <w:spacing w:after="40"/>
+      </w:pPr>
+      <w:r>
+        <w:rPr>
+          <w:rFonts w:ascii="宋体" w:hAnsi="宋体" w:eastAsia="宋体"/>
+          <w:color w:val="1E2A36"/>
+          <w:sz w:val="20"/>
+        </w:rPr>
+        <w:t>数据概览：最新月份、年度均值、序列对比；</w:t>
+      </w:r>
+    </w:p>
+    <w:p>
+      <w:pPr>
+        <w:pStyle w:val="ListBullet"/>
+        <w:spacing w:after="40"/>
+      </w:pPr>
+      <w:r>
+        <w:rPr>
+          <w:rFonts w:ascii="宋体" w:hAnsi="宋体" w:eastAsia="宋体"/>
+          <w:color w:val="1E2A36"/>
+          <w:sz w:val="20"/>
+        </w:rPr>
+        <w:t>趋势与分解：STL、滚动均值、变点；</w:t>
+      </w:r>
+    </w:p>
+    <w:p>
+      <w:pPr>
+        <w:pStyle w:val="ListBullet"/>
+        <w:spacing w:after="40"/>
+      </w:pPr>
+      <w:r>
+        <w:rPr>
+          <w:rFonts w:ascii="宋体" w:hAnsi="宋体" w:eastAsia="宋体"/>
+          <w:color w:val="1E2A36"/>
+          <w:sz w:val="20"/>
+        </w:rPr>
+        <w:t>模型对比：不同 horizon 的误差与区间；</w:t>
+      </w:r>
+    </w:p>
+    <w:p>
+      <w:pPr>
+        <w:pStyle w:val="ListBullet"/>
+        <w:spacing w:after="40"/>
+      </w:pPr>
+      <w:r>
+        <w:rPr>
+          <w:rFonts w:ascii="宋体" w:hAnsi="宋体" w:eastAsia="宋体"/>
+          <w:color w:val="1E2A36"/>
+          <w:sz w:val="20"/>
+        </w:rPr>
+        <w:t>数据表：按序列和年份筛选，支持下载。</w:t>
+      </w:r>
+    </w:p>
+    <w:p>
+      <w:pPr>
+        <w:pStyle w:val="Heading2"/>
+        <w:spacing w:before="140" w:after="60"/>
+      </w:pPr>
+      <w:r>
+        <w:rPr>
+          <w:rFonts w:ascii="微软雅黑" w:hAnsi="微软雅黑" w:eastAsia="微软雅黑"/>
+          <w:b/>
+          <w:color w:val="1F5C8B"/>
+          <w:sz w:val="24"/>
+        </w:rPr>
+        <w:t>9.2 对话式查询（可选）</w:t>
+      </w:r>
+    </w:p>
+    <w:p>
+      <w:r>
+        <w:rPr>
+          <w:rFonts w:ascii="宋体" w:hAnsi="宋体" w:eastAsia="宋体"/>
+          <w:color w:val="1E2A36"/>
+          <w:sz w:val="20"/>
+        </w:rPr>
+        <w:t>在数据和分析接口稳定后，可以增加只读工具调用：</w:t>
+      </w:r>
+    </w:p>
+    <w:p>
+      <w:pPr>
+        <w:pStyle w:val="ListBullet"/>
+        <w:spacing w:after="40"/>
+      </w:pPr>
+      <w:r>
+        <w:rPr>
+          <w:rFonts w:ascii="宋体" w:hAnsi="宋体" w:eastAsia="宋体"/>
+          <w:color w:val="1E2A36"/>
+          <w:sz w:val="20"/>
+        </w:rPr>
+        <w:t>查询指定序列和时间范围；</w:t>
+      </w:r>
+    </w:p>
+    <w:p>
+      <w:pPr>
+        <w:pStyle w:val="ListBullet"/>
+        <w:spacing w:after="40"/>
+      </w:pPr>
+      <w:r>
+        <w:rPr>
+          <w:rFonts w:ascii="宋体" w:hAnsi="宋体" w:eastAsia="宋体"/>
+          <w:color w:val="1E2A36"/>
+          <w:sz w:val="20"/>
+        </w:rPr>
+        <w:t>计算趋势、对比两个时期；</w:t>
+      </w:r>
+    </w:p>
+    <w:p>
+      <w:pPr>
+        <w:pStyle w:val="ListBullet"/>
+        <w:spacing w:after="40"/>
+      </w:pPr>
+      <w:r>
+        <w:rPr>
+          <w:rFonts w:ascii="宋体" w:hAnsi="宋体" w:eastAsia="宋体"/>
+          <w:color w:val="1E2A36"/>
+          <w:sz w:val="20"/>
+        </w:rPr>
+        <w:t>调用预测结果；</w:t>
+      </w:r>
+    </w:p>
+    <w:p>
+      <w:pPr>
+        <w:pStyle w:val="ListBullet"/>
+        <w:spacing w:after="40"/>
+      </w:pPr>
+      <w:r>
+        <w:rPr>
+          <w:rFonts w:ascii="宋体" w:hAnsi="宋体" w:eastAsia="宋体"/>
+          <w:color w:val="1E2A36"/>
+          <w:sz w:val="20"/>
+        </w:rPr>
+        <w:t>回答必须带数据来源和基准期；</w:t>
+      </w:r>
+    </w:p>
+    <w:p>
+      <w:pPr>
+        <w:pStyle w:val="ListBullet"/>
+        <w:spacing w:after="40"/>
+      </w:pPr>
+      <w:r>
+        <w:rPr>
+          <w:rFonts w:ascii="宋体" w:hAnsi="宋体" w:eastAsia="宋体"/>
+          <w:color w:val="1E2A36"/>
+          <w:sz w:val="20"/>
+        </w:rPr>
+        <w:t>用固定问题集评估工具调用和拒答行为。</w:t>
+      </w:r>
+    </w:p>
+    <w:p>
+      <w:r>
+        <w:rPr>
+          <w:rFonts w:ascii="宋体" w:hAnsi="宋体" w:eastAsia="宋体"/>
+          <w:color w:val="1E2A36"/>
+          <w:sz w:val="20"/>
+        </w:rPr>
+        <w:t>该能力为可选项，不影响当前数据管道和数仓的交付。</w:t>
+      </w:r>
+    </w:p>
+    <w:p>
+      <w:pPr>
+        <w:pStyle w:val="Heading1"/>
+        <w:spacing w:before="260" w:after="100"/>
+        <w:pBdr>
+          <w:bottom w:val="single" w:sz="6" w:space="3" w:color="D5E3F0"/>
+        </w:pBdr>
+      </w:pPr>
+      <w:r>
+        <w:rPr>
+          <w:rFonts w:ascii="微软雅黑" w:hAnsi="微软雅黑" w:eastAsia="微软雅黑"/>
+          <w:b/>
+          <w:color w:val="123B5E"/>
+          <w:sz w:val="30"/>
+        </w:rPr>
+        <w:t>10. 里程碑与交付物</w:t>
       </w:r>
     </w:p>
     <w:tbl>
@@ -8365,14 +10045,14 @@
         <w:tblLook w:firstColumn="1" w:firstRow="1" w:lastColumn="0" w:lastRow="0" w:noHBand="0" w:noVBand="1" w:val="04A0"/>
       </w:tblPr>
       <w:tblGrid>
-        <w:gridCol w:w="4402"/>
-        <w:gridCol w:w="2618"/>
-        <w:gridCol w:w="2618"/>
+        <w:gridCol w:w="2444"/>
+        <w:gridCol w:w="4450"/>
+        <w:gridCol w:w="2744"/>
       </w:tblGrid>
       <w:tr>
         <w:tc>
           <w:tcPr>
-            <w:tcW w:type="dxa" w:w="4402"/>
+            <w:tcW w:type="dxa" w:w="2444"/>
             <w:shd w:val="clear" w:color="auto" w:fill="E8F0F8"/>
           </w:tcPr>
           <w:p>
@@ -8391,13 +10071,13 @@
                 <w:color w:val="123B5E"/>
                 <w:sz w:val="18"/>
               </w:rPr>
-              <w:t>基线</w:t>
+              <w:t>阶段</w:t>
             </w:r>
           </w:p>
         </w:tc>
         <w:tc>
           <w:tcPr>
-            <w:tcW w:type="dxa" w:w="2618"/>
+            <w:tcW w:type="dxa" w:w="4450"/>
             <w:shd w:val="clear" w:color="auto" w:fill="E8F0F8"/>
           </w:tcPr>
           <w:p>
@@ -8416,13 +10096,13 @@
                 <w:color w:val="123B5E"/>
                 <w:sz w:val="18"/>
               </w:rPr>
-              <w:t>DM</w:t>
+              <w:t>完成标准</w:t>
             </w:r>
           </w:p>
         </w:tc>
         <w:tc>
           <w:tcPr>
-            <w:tcW w:type="dxa" w:w="2618"/>
+            <w:tcW w:type="dxa" w:w="2744"/>
             <w:shd w:val="clear" w:color="auto" w:fill="E8F0F8"/>
           </w:tcPr>
           <w:p>
@@ -8441,7 +10121,7 @@
                 <w:color w:val="123B5E"/>
                 <w:sz w:val="18"/>
               </w:rPr>
-              <w:t>p 值</w:t>
+              <w:t>状态</w:t>
             </w:r>
           </w:p>
         </w:tc>
@@ -8449,7 +10129,7 @@
       <w:tr>
         <w:tc>
           <w:tcPr>
-            <w:tcW w:type="dxa" w:w="4402"/>
+            <w:tcW w:type="dxa" w:w="2444"/>
           </w:tcPr>
           <w:p>
             <w:pPr>
@@ -8462,13 +10142,13 @@
                 <w:color w:val="1E2A36"/>
                 <w:sz w:val="18"/>
               </w:rPr>
-              <w:t>Seasonal Naive</w:t>
+              <w:t>1. 数据管道 + 数仓</w:t>
             </w:r>
           </w:p>
         </w:tc>
         <w:tc>
           <w:tcPr>
-            <w:tcW w:type="dxa" w:w="2618"/>
+            <w:tcW w:type="dxa" w:w="4450"/>
           </w:tcPr>
           <w:p>
             <w:pPr>
@@ -8477,17 +10157,41 @@
             <w:r/>
             <w:r>
               <w:rPr>
+                <w:rFonts w:ascii="Consolas" w:hAnsi="Consolas" w:eastAsia="Consolas"/>
+                <w:color w:val="1F5C8B"/>
+                <w:sz w:val="16"/>
+              </w:rPr>
+              <w:t>make data</w:t>
+            </w:r>
+            <w:r>
+              <w:rPr>
                 <w:rFonts w:ascii="宋体" w:hAnsi="宋体" w:eastAsia="宋体"/>
                 <w:color w:val="1E2A36"/>
                 <w:sz w:val="18"/>
               </w:rPr>
-              <w:t>−4.8433</w:t>
+              <w:t xml:space="preserve"> / </w:t>
+            </w:r>
+            <w:r>
+              <w:rPr>
+                <w:rFonts w:ascii="Consolas" w:hAnsi="Consolas" w:eastAsia="Consolas"/>
+                <w:color w:val="1F5C8B"/>
+                <w:sz w:val="16"/>
+              </w:rPr>
+              <w:t>make db</w:t>
+            </w:r>
+            <w:r>
+              <w:rPr>
+                <w:rFonts w:ascii="宋体" w:hAnsi="宋体" w:eastAsia="宋体"/>
+                <w:color w:val="1E2A36"/>
+                <w:sz w:val="18"/>
+              </w:rPr>
+              <w:t xml:space="preserve"> 可复现；三层行数一致；18 tests 通过</w:t>
             </w:r>
           </w:p>
         </w:tc>
         <w:tc>
           <w:tcPr>
-            <w:tcW w:type="dxa" w:w="2618"/>
+            <w:tcW w:type="dxa" w:w="2744"/>
           </w:tcPr>
           <w:p>
             <w:pPr>
@@ -8500,7 +10204,7 @@
                 <w:color w:val="1E2A36"/>
                 <w:sz w:val="18"/>
               </w:rPr>
-              <w:t>&lt; 0.001</w:t>
+              <w:t>已完成</w:t>
             </w:r>
           </w:p>
         </w:tc>
@@ -8508,7 +10212,7 @@
       <w:tr>
         <w:tc>
           <w:tcPr>
-            <w:tcW w:type="dxa" w:w="4402"/>
+            <w:tcW w:type="dxa" w:w="2444"/>
           </w:tcPr>
           <w:p>
             <w:pPr>
@@ -8521,13 +10225,13 @@
                 <w:color w:val="1E2A36"/>
                 <w:sz w:val="18"/>
               </w:rPr>
-              <w:t>Drift</w:t>
+              <w:t>2. 统计分析</w:t>
             </w:r>
           </w:p>
         </w:tc>
         <w:tc>
           <w:tcPr>
-            <w:tcW w:type="dxa" w:w="2618"/>
+            <w:tcW w:type="dxa" w:w="4450"/>
           </w:tcPr>
           <w:p>
             <w:pPr>
@@ -8540,13 +10244,13 @@
                 <w:color w:val="1E2A36"/>
                 <w:sz w:val="18"/>
               </w:rPr>
-              <w:t>−2.2988</w:t>
+              <w:t>STL、年度 Mann-Kendall、Theil-Sen、变点、热力图、海陆对比</w:t>
             </w:r>
           </w:p>
         </w:tc>
         <w:tc>
           <w:tcPr>
-            <w:tcW w:type="dxa" w:w="2618"/>
+            <w:tcW w:type="dxa" w:w="2744"/>
           </w:tcPr>
           <w:p>
             <w:pPr>
@@ -8559,7 +10263,7 @@
                 <w:color w:val="1E2A36"/>
                 <w:sz w:val="18"/>
               </w:rPr>
-              <w:t>0.0215</w:t>
+              <w:t>已完成</w:t>
             </w:r>
           </w:p>
         </w:tc>
@@ -8567,7 +10271,7 @@
       <w:tr>
         <w:tc>
           <w:tcPr>
-            <w:tcW w:type="dxa" w:w="4402"/>
+            <w:tcW w:type="dxa" w:w="2444"/>
           </w:tcPr>
           <w:p>
             <w:pPr>
@@ -8580,13 +10284,13 @@
                 <w:color w:val="1E2A36"/>
                 <w:sz w:val="18"/>
               </w:rPr>
-              <w:t>LightGBM</w:t>
+              <w:t>3. 预测基准</w:t>
             </w:r>
           </w:p>
         </w:tc>
         <w:tc>
           <w:tcPr>
-            <w:tcW w:type="dxa" w:w="2618"/>
+            <w:tcW w:type="dxa" w:w="4450"/>
           </w:tcPr>
           <w:p>
             <w:pPr>
@@ -8599,13 +10303,13 @@
                 <w:color w:val="1E2A36"/>
                 <w:sz w:val="18"/>
               </w:rPr>
-              <w:t>−3.0174</w:t>
+              <w:t>9 个 origin × h=1/3/6/12/24 + 误差/覆盖报告</w:t>
             </w:r>
           </w:p>
         </w:tc>
         <w:tc>
           <w:tcPr>
-            <w:tcW w:type="dxa" w:w="2618"/>
+            <w:tcW w:type="dxa" w:w="2744"/>
           </w:tcPr>
           <w:p>
             <w:pPr>
@@ -8618,483 +10322,7 @@
                 <w:color w:val="1E2A36"/>
                 <w:sz w:val="18"/>
               </w:rPr>
-              <w:t>0.0025</w:t>
-            </w:r>
-          </w:p>
-        </w:tc>
-      </w:tr>
-    </w:tbl>
-    <w:p/>
-    <w:p>
-      <w:r>
-        <w:rPr>
-          <w:rFonts w:ascii="宋体" w:hAnsi="宋体" w:eastAsia="宋体"/>
-          <w:color w:val="1E2A36"/>
-          <w:sz w:val="20"/>
-        </w:rPr>
-        <w:t>SARIMAX 在一步预测的 MASE/RMSE/MAE 上最低，DM 检验支持差异显著。80% 区间实际覆盖 95.8%，95% 区间覆盖 100%，说明区间偏保守；只有 SARIMAX 输出区间，因此不能表述为“区间覆盖优于其他模型”。LightGBM 也是一步预测，不是递归多步。</w:t>
-      </w:r>
-    </w:p>
-    <w:p>
-      <w:pPr>
-        <w:pStyle w:val="Heading2"/>
-        <w:spacing w:before="140" w:after="60"/>
-      </w:pPr>
-      <w:r>
-        <w:rPr>
-          <w:rFonts w:ascii="微软雅黑" w:hAnsi="微软雅黑" w:eastAsia="微软雅黑"/>
-          <w:b/>
-          <w:color w:val="1F5C8B"/>
-          <w:sz w:val="24"/>
-        </w:rPr>
-        <w:t>8.3 年度口径</w:t>
-      </w:r>
-    </w:p>
-    <w:p>
-      <w:r>
-        <w:rPr>
-          <w:rFonts w:ascii="宋体" w:hAnsi="宋体" w:eastAsia="宋体"/>
-          <w:color w:val="1E2A36"/>
-          <w:sz w:val="20"/>
-        </w:rPr>
-        <w:t>2026 年只有 1–9 月。年度排名和年度均值必须使用完整年份：</w:t>
-      </w:r>
-    </w:p>
-    <w:p>
-      <w:pPr>
-        <w:spacing w:before="60" w:after="100" w:line="288" w:lineRule="auto"/>
-        <w:ind w:left="170"/>
-        <w:shd w:val="clear" w:color="auto" w:fill="F5F7FA"/>
-      </w:pPr>
-      <w:r>
-        <w:rPr>
-          <w:rFonts w:ascii="Consolas" w:hAnsi="Consolas"/>
-          <w:color w:val="24384C"/>
-          <w:sz w:val="17"/>
-        </w:rPr>
-        <w:t>GROUP BY year</w:t>
-      </w:r>
-      <w:r>
-        <w:br/>
-      </w:r>
-      <w:r>
-        <w:rPr>
-          <w:rFonts w:ascii="Consolas" w:hAnsi="Consolas"/>
-          <w:color w:val="24384C"/>
-          <w:sz w:val="17"/>
-        </w:rPr>
-        <w:t>HAVING COUNT(*) = 12</w:t>
-      </w:r>
-    </w:p>
-    <w:p>
-      <w:r>
-        <w:rPr>
-          <w:rFonts w:ascii="宋体" w:hAnsi="宋体" w:eastAsia="宋体"/>
-          <w:color w:val="1E2A36"/>
-          <w:sz w:val="20"/>
-        </w:rPr>
-        <w:t xml:space="preserve">或者在分析前显式过滤 </w:t>
-      </w:r>
-      <w:r>
-        <w:rPr>
-          <w:rFonts w:ascii="Consolas" w:hAnsi="Consolas" w:eastAsia="Consolas"/>
-          <w:color w:val="1F5C8B"/>
-          <w:sz w:val="18"/>
-        </w:rPr>
-        <w:t>year &lt;= 2025</w:t>
-      </w:r>
-      <w:r>
-        <w:rPr>
-          <w:rFonts w:ascii="宋体" w:hAnsi="宋体" w:eastAsia="宋体"/>
-          <w:color w:val="1E2A36"/>
-          <w:sz w:val="20"/>
-        </w:rPr>
-        <w:t>。</w:t>
-      </w:r>
-    </w:p>
-    <w:p>
-      <w:pPr>
-        <w:pStyle w:val="Heading2"/>
-        <w:spacing w:before="140" w:after="60"/>
-      </w:pPr>
-      <w:r>
-        <w:rPr>
-          <w:rFonts w:ascii="微软雅黑" w:hAnsi="微软雅黑" w:eastAsia="微软雅黑"/>
-          <w:b/>
-          <w:color w:val="1F5C8B"/>
-          <w:sz w:val="24"/>
-        </w:rPr>
-        <w:t>8.4 后续建模计划</w:t>
-      </w:r>
-    </w:p>
-    <w:p>
-      <w:pPr>
-        <w:pStyle w:val="ListBullet"/>
-        <w:spacing w:after="40"/>
-      </w:pPr>
-      <w:r>
-        <w:rPr>
-          <w:rFonts w:ascii="宋体" w:hAnsi="宋体" w:eastAsia="宋体"/>
-          <w:color w:val="1E2A36"/>
-          <w:sz w:val="20"/>
-        </w:rPr>
-        <w:t>真正的多 horizon 回测：h=1、3、6、12、24，按 horizon 报告误差与覆盖率；</w:t>
-      </w:r>
-    </w:p>
-    <w:p>
-      <w:pPr>
-        <w:pStyle w:val="ListBullet"/>
-        <w:spacing w:after="40"/>
-      </w:pPr>
-      <w:r>
-        <w:rPr>
-          <w:rFonts w:ascii="宋体" w:hAnsi="宋体" w:eastAsia="宋体"/>
-          <w:color w:val="1E2A36"/>
-          <w:sz w:val="20"/>
-        </w:rPr>
-        <w:t>接入 CO₂ / ONI 协变量，尝试 SARIMAX-X；</w:t>
-      </w:r>
-    </w:p>
-    <w:p>
-      <w:pPr>
-        <w:pStyle w:val="ListBullet"/>
-        <w:spacing w:after="40"/>
-      </w:pPr>
-      <w:r>
-        <w:rPr>
-          <w:rFonts w:ascii="宋体" w:hAnsi="宋体" w:eastAsia="宋体"/>
-          <w:color w:val="1E2A36"/>
-          <w:sz w:val="20"/>
-        </w:rPr>
-        <w:t>引入 Chronos 等基础模型作为对照；</w:t>
-      </w:r>
-    </w:p>
-    <w:p>
-      <w:pPr>
-        <w:pStyle w:val="ListBullet"/>
-        <w:spacing w:after="40"/>
-      </w:pPr>
-      <w:r>
-        <w:rPr>
-          <w:rFonts w:ascii="宋体" w:hAnsi="宋体" w:eastAsia="宋体"/>
-          <w:color w:val="1E2A36"/>
-          <w:sz w:val="20"/>
-        </w:rPr>
-        <w:t>补充极值、连续暖月和季节差异分析；</w:t>
-      </w:r>
-    </w:p>
-    <w:p>
-      <w:pPr>
-        <w:pStyle w:val="ListBullet"/>
-        <w:spacing w:after="40"/>
-      </w:pPr>
-      <w:r>
-        <w:rPr>
-          <w:rFonts w:ascii="宋体" w:hAnsi="宋体" w:eastAsia="宋体"/>
-          <w:color w:val="1E2A36"/>
-          <w:sz w:val="20"/>
-        </w:rPr>
-        <w:t>将指标、预测和检验结果统一落盘，便于复现。</w:t>
-      </w:r>
-    </w:p>
-    <w:p>
-      <w:pPr>
-        <w:pStyle w:val="Heading1"/>
-        <w:spacing w:before="260" w:after="100"/>
-        <w:pBdr>
-          <w:bottom w:val="single" w:sz="6" w:space="3" w:color="D5E3F0"/>
-        </w:pBdr>
-      </w:pPr>
-      <w:r>
-        <w:rPr>
-          <w:rFonts w:ascii="微软雅黑" w:hAnsi="微软雅黑" w:eastAsia="微软雅黑"/>
-          <w:b/>
-          <w:color w:val="123B5E"/>
-          <w:sz w:val="30"/>
-        </w:rPr>
-        <w:t>9. 可视化与交互规划</w:t>
-      </w:r>
-    </w:p>
-    <w:p>
-      <w:pPr>
-        <w:pStyle w:val="Heading2"/>
-        <w:spacing w:before="140" w:after="60"/>
-      </w:pPr>
-      <w:r>
-        <w:rPr>
-          <w:rFonts w:ascii="微软雅黑" w:hAnsi="微软雅黑" w:eastAsia="微软雅黑"/>
-          <w:b/>
-          <w:color w:val="1F5C8B"/>
-          <w:sz w:val="24"/>
-        </w:rPr>
-        <w:t>9.1 Streamlit 页面</w:t>
-      </w:r>
-    </w:p>
-    <w:p>
-      <w:pPr>
-        <w:pStyle w:val="ListBullet"/>
-        <w:spacing w:after="40"/>
-      </w:pPr>
-      <w:r>
-        <w:rPr>
-          <w:rFonts w:ascii="宋体" w:hAnsi="宋体" w:eastAsia="宋体"/>
-          <w:color w:val="1E2A36"/>
-          <w:sz w:val="20"/>
-        </w:rPr>
-        <w:t>数据概览：最新月份、年度均值、序列对比；</w:t>
-      </w:r>
-    </w:p>
-    <w:p>
-      <w:pPr>
-        <w:pStyle w:val="ListBullet"/>
-        <w:spacing w:after="40"/>
-      </w:pPr>
-      <w:r>
-        <w:rPr>
-          <w:rFonts w:ascii="宋体" w:hAnsi="宋体" w:eastAsia="宋体"/>
-          <w:color w:val="1E2A36"/>
-          <w:sz w:val="20"/>
-        </w:rPr>
-        <w:t>趋势与分解：STL、滚动均值、变点；</w:t>
-      </w:r>
-    </w:p>
-    <w:p>
-      <w:pPr>
-        <w:pStyle w:val="ListBullet"/>
-        <w:spacing w:after="40"/>
-      </w:pPr>
-      <w:r>
-        <w:rPr>
-          <w:rFonts w:ascii="宋体" w:hAnsi="宋体" w:eastAsia="宋体"/>
-          <w:color w:val="1E2A36"/>
-          <w:sz w:val="20"/>
-        </w:rPr>
-        <w:t>模型对比：不同 horizon 的误差与区间；</w:t>
-      </w:r>
-    </w:p>
-    <w:p>
-      <w:pPr>
-        <w:pStyle w:val="ListBullet"/>
-        <w:spacing w:after="40"/>
-      </w:pPr>
-      <w:r>
-        <w:rPr>
-          <w:rFonts w:ascii="宋体" w:hAnsi="宋体" w:eastAsia="宋体"/>
-          <w:color w:val="1E2A36"/>
-          <w:sz w:val="20"/>
-        </w:rPr>
-        <w:t>数据表：按序列和年份筛选，支持下载。</w:t>
-      </w:r>
-    </w:p>
-    <w:p>
-      <w:pPr>
-        <w:pStyle w:val="Heading2"/>
-        <w:spacing w:before="140" w:after="60"/>
-      </w:pPr>
-      <w:r>
-        <w:rPr>
-          <w:rFonts w:ascii="微软雅黑" w:hAnsi="微软雅黑" w:eastAsia="微软雅黑"/>
-          <w:b/>
-          <w:color w:val="1F5C8B"/>
-          <w:sz w:val="24"/>
-        </w:rPr>
-        <w:t>9.2 对话式查询（可选）</w:t>
-      </w:r>
-    </w:p>
-    <w:p>
-      <w:r>
-        <w:rPr>
-          <w:rFonts w:ascii="宋体" w:hAnsi="宋体" w:eastAsia="宋体"/>
-          <w:color w:val="1E2A36"/>
-          <w:sz w:val="20"/>
-        </w:rPr>
-        <w:t>在数据和分析接口稳定后，可以增加只读工具调用：</w:t>
-      </w:r>
-    </w:p>
-    <w:p>
-      <w:pPr>
-        <w:pStyle w:val="ListBullet"/>
-        <w:spacing w:after="40"/>
-      </w:pPr>
-      <w:r>
-        <w:rPr>
-          <w:rFonts w:ascii="宋体" w:hAnsi="宋体" w:eastAsia="宋体"/>
-          <w:color w:val="1E2A36"/>
-          <w:sz w:val="20"/>
-        </w:rPr>
-        <w:t>查询指定序列和时间范围；</w:t>
-      </w:r>
-    </w:p>
-    <w:p>
-      <w:pPr>
-        <w:pStyle w:val="ListBullet"/>
-        <w:spacing w:after="40"/>
-      </w:pPr>
-      <w:r>
-        <w:rPr>
-          <w:rFonts w:ascii="宋体" w:hAnsi="宋体" w:eastAsia="宋体"/>
-          <w:color w:val="1E2A36"/>
-          <w:sz w:val="20"/>
-        </w:rPr>
-        <w:t>计算趋势、对比两个时期；</w:t>
-      </w:r>
-    </w:p>
-    <w:p>
-      <w:pPr>
-        <w:pStyle w:val="ListBullet"/>
-        <w:spacing w:after="40"/>
-      </w:pPr>
-      <w:r>
-        <w:rPr>
-          <w:rFonts w:ascii="宋体" w:hAnsi="宋体" w:eastAsia="宋体"/>
-          <w:color w:val="1E2A36"/>
-          <w:sz w:val="20"/>
-        </w:rPr>
-        <w:t>调用预测结果；</w:t>
-      </w:r>
-    </w:p>
-    <w:p>
-      <w:pPr>
-        <w:pStyle w:val="ListBullet"/>
-        <w:spacing w:after="40"/>
-      </w:pPr>
-      <w:r>
-        <w:rPr>
-          <w:rFonts w:ascii="宋体" w:hAnsi="宋体" w:eastAsia="宋体"/>
-          <w:color w:val="1E2A36"/>
-          <w:sz w:val="20"/>
-        </w:rPr>
-        <w:t>回答必须带数据来源和基准期；</w:t>
-      </w:r>
-    </w:p>
-    <w:p>
-      <w:pPr>
-        <w:pStyle w:val="ListBullet"/>
-        <w:spacing w:after="40"/>
-      </w:pPr>
-      <w:r>
-        <w:rPr>
-          <w:rFonts w:ascii="宋体" w:hAnsi="宋体" w:eastAsia="宋体"/>
-          <w:color w:val="1E2A36"/>
-          <w:sz w:val="20"/>
-        </w:rPr>
-        <w:t>用固定问题集评估工具调用和拒答行为。</w:t>
-      </w:r>
-    </w:p>
-    <w:p>
-      <w:r>
-        <w:rPr>
-          <w:rFonts w:ascii="宋体" w:hAnsi="宋体" w:eastAsia="宋体"/>
-          <w:color w:val="1E2A36"/>
-          <w:sz w:val="20"/>
-        </w:rPr>
-        <w:t>该能力为可选项，不影响当前数据管道和数仓的交付。</w:t>
-      </w:r>
-    </w:p>
-    <w:p>
-      <w:pPr>
-        <w:pStyle w:val="Heading1"/>
-        <w:spacing w:before="260" w:after="100"/>
-        <w:pBdr>
-          <w:bottom w:val="single" w:sz="6" w:space="3" w:color="D5E3F0"/>
-        </w:pBdr>
-      </w:pPr>
-      <w:r>
-        <w:rPr>
-          <w:rFonts w:ascii="微软雅黑" w:hAnsi="微软雅黑" w:eastAsia="微软雅黑"/>
-          <w:b/>
-          <w:color w:val="123B5E"/>
-          <w:sz w:val="30"/>
-        </w:rPr>
-        <w:t>10. 里程碑与交付物</w:t>
-      </w:r>
-    </w:p>
-    <w:tbl>
-      <w:tblPr>
-        <w:tblStyle w:val="TableGrid"/>
-        <w:tblW w:type="auto" w:w="0"/>
-        <w:jc w:val="center"/>
-        <w:tblLayout w:type="fixed"/>
-        <w:tblLook w:firstColumn="1" w:firstRow="1" w:lastColumn="0" w:lastRow="0" w:noHBand="0" w:noVBand="1" w:val="04A0"/>
-      </w:tblPr>
-      <w:tblGrid>
-        <w:gridCol w:w="2861"/>
-        <w:gridCol w:w="4471"/>
-        <w:gridCol w:w="2306"/>
-      </w:tblGrid>
-      <w:tr>
-        <w:tc>
-          <w:tcPr>
-            <w:tcW w:type="dxa" w:w="2861"/>
-            <w:shd w:val="clear" w:color="auto" w:fill="E8F0F8"/>
-          </w:tcPr>
-          <w:p>
-            <w:pPr>
-              <w:spacing w:after="0"/>
-            </w:pPr>
-            <w:r>
-              <w:rPr>
-                <w:b/>
-              </w:rPr>
-            </w:r>
-            <w:r>
-              <w:rPr>
-                <w:rFonts w:ascii="宋体" w:hAnsi="宋体" w:eastAsia="宋体"/>
-                <w:b/>
-                <w:color w:val="123B5E"/>
-                <w:sz w:val="18"/>
-              </w:rPr>
-              <w:t>阶段</w:t>
-            </w:r>
-          </w:p>
-        </w:tc>
-        <w:tc>
-          <w:tcPr>
-            <w:tcW w:type="dxa" w:w="4471"/>
-            <w:shd w:val="clear" w:color="auto" w:fill="E8F0F8"/>
-          </w:tcPr>
-          <w:p>
-            <w:pPr>
-              <w:spacing w:after="0"/>
-            </w:pPr>
-            <w:r>
-              <w:rPr>
-                <w:b/>
-              </w:rPr>
-            </w:r>
-            <w:r>
-              <w:rPr>
-                <w:rFonts w:ascii="宋体" w:hAnsi="宋体" w:eastAsia="宋体"/>
-                <w:b/>
-                <w:color w:val="123B5E"/>
-                <w:sz w:val="18"/>
-              </w:rPr>
-              <w:t>完成标准</w:t>
-            </w:r>
-          </w:p>
-        </w:tc>
-        <w:tc>
-          <w:tcPr>
-            <w:tcW w:type="dxa" w:w="2306"/>
-            <w:shd w:val="clear" w:color="auto" w:fill="E8F0F8"/>
-          </w:tcPr>
-          <w:p>
-            <w:pPr>
-              <w:spacing w:after="0"/>
-            </w:pPr>
-            <w:r>
-              <w:rPr>
-                <w:b/>
-              </w:rPr>
-            </w:r>
-            <w:r>
-              <w:rPr>
-                <w:rFonts w:ascii="宋体" w:hAnsi="宋体" w:eastAsia="宋体"/>
-                <w:b/>
-                <w:color w:val="123B5E"/>
-                <w:sz w:val="18"/>
-              </w:rPr>
-              <w:t>状态</w:t>
+              <w:t>已完成（多 horizon）</w:t>
             </w:r>
           </w:p>
         </w:tc>
@@ -9102,7 +10330,7 @@
       <w:tr>
         <w:tc>
           <w:tcPr>
-            <w:tcW w:type="dxa" w:w="2861"/>
+            <w:tcW w:type="dxa" w:w="2444"/>
           </w:tcPr>
           <w:p>
             <w:pPr>
@@ -9115,13 +10343,13 @@
                 <w:color w:val="1E2A36"/>
                 <w:sz w:val="18"/>
               </w:rPr>
-              <w:t>1. 数据管道 + 数仓</w:t>
+              <w:t>4. 可视化</w:t>
             </w:r>
           </w:p>
         </w:tc>
         <w:tc>
           <w:tcPr>
-            <w:tcW w:type="dxa" w:w="4471"/>
+            <w:tcW w:type="dxa" w:w="4450"/>
           </w:tcPr>
           <w:p>
             <w:pPr>
@@ -9130,41 +10358,17 @@
             <w:r/>
             <w:r>
               <w:rPr>
-                <w:rFonts w:ascii="Consolas" w:hAnsi="Consolas" w:eastAsia="Consolas"/>
-                <w:color w:val="1F5C8B"/>
-                <w:sz w:val="16"/>
-              </w:rPr>
-              <w:t>make data</w:t>
-            </w:r>
-            <w:r>
-              <w:rPr>
                 <w:rFonts w:ascii="宋体" w:hAnsi="宋体" w:eastAsia="宋体"/>
                 <w:color w:val="1E2A36"/>
                 <w:sz w:val="18"/>
               </w:rPr>
-              <w:t xml:space="preserve"> / </w:t>
-            </w:r>
-            <w:r>
-              <w:rPr>
-                <w:rFonts w:ascii="Consolas" w:hAnsi="Consolas" w:eastAsia="Consolas"/>
-                <w:color w:val="1F5C8B"/>
-                <w:sz w:val="16"/>
-              </w:rPr>
-              <w:t>make db</w:t>
-            </w:r>
-            <w:r>
-              <w:rPr>
-                <w:rFonts w:ascii="宋体" w:hAnsi="宋体" w:eastAsia="宋体"/>
-                <w:color w:val="1E2A36"/>
-                <w:sz w:val="18"/>
-              </w:rPr>
-              <w:t xml:space="preserve"> 可复现；三层行数一致；19 tests 通过</w:t>
+              <w:t>Streamlit 四页 + 本地运行</w:t>
             </w:r>
           </w:p>
         </w:tc>
         <w:tc>
           <w:tcPr>
-            <w:tcW w:type="dxa" w:w="2306"/>
+            <w:tcW w:type="dxa" w:w="2744"/>
           </w:tcPr>
           <w:p>
             <w:pPr>
@@ -9177,7 +10381,7 @@
                 <w:color w:val="1E2A36"/>
                 <w:sz w:val="18"/>
               </w:rPr>
-              <w:t>已完成</w:t>
+              <w:t>规划中</w:t>
             </w:r>
           </w:p>
         </w:tc>
@@ -9185,7 +10389,7 @@
       <w:tr>
         <w:tc>
           <w:tcPr>
-            <w:tcW w:type="dxa" w:w="2861"/>
+            <w:tcW w:type="dxa" w:w="2444"/>
           </w:tcPr>
           <w:p>
             <w:pPr>
@@ -9198,13 +10402,13 @@
                 <w:color w:val="1E2A36"/>
                 <w:sz w:val="18"/>
               </w:rPr>
-              <w:t>2. 统计分析</w:t>
+              <w:t>5. 对话式查询</w:t>
             </w:r>
           </w:p>
         </w:tc>
         <w:tc>
           <w:tcPr>
-            <w:tcW w:type="dxa" w:w="4471"/>
+            <w:tcW w:type="dxa" w:w="4450"/>
           </w:tcPr>
           <w:p>
             <w:pPr>
@@ -9217,190 +10421,13 @@
                 <w:color w:val="1E2A36"/>
                 <w:sz w:val="18"/>
               </w:rPr>
-              <w:t>STL、年度 Mann-Kendall、Theil-Sen、变点、热力图、海陆对比</w:t>
+              <w:t>只读工具 + 小规模评测</w:t>
             </w:r>
           </w:p>
         </w:tc>
         <w:tc>
           <w:tcPr>
-            <w:tcW w:type="dxa" w:w="2306"/>
-          </w:tcPr>
-          <w:p>
-            <w:pPr>
-              <w:spacing w:after="0"/>
-            </w:pPr>
-            <w:r/>
-            <w:r>
-              <w:rPr>
-                <w:rFonts w:ascii="宋体" w:hAnsi="宋体" w:eastAsia="宋体"/>
-                <w:color w:val="1E2A36"/>
-                <w:sz w:val="18"/>
-              </w:rPr>
-              <w:t>已完成</w:t>
-            </w:r>
-          </w:p>
-        </w:tc>
-      </w:tr>
-      <w:tr>
-        <w:tc>
-          <w:tcPr>
-            <w:tcW w:type="dxa" w:w="2861"/>
-          </w:tcPr>
-          <w:p>
-            <w:pPr>
-              <w:spacing w:after="0"/>
-            </w:pPr>
-            <w:r/>
-            <w:r>
-              <w:rPr>
-                <w:rFonts w:ascii="宋体" w:hAnsi="宋体" w:eastAsia="宋体"/>
-                <w:color w:val="1E2A36"/>
-                <w:sz w:val="18"/>
-              </w:rPr>
-              <w:t>3. 预测基准</w:t>
-            </w:r>
-          </w:p>
-        </w:tc>
-        <w:tc>
-          <w:tcPr>
-            <w:tcW w:type="dxa" w:w="4471"/>
-          </w:tcPr>
-          <w:p>
-            <w:pPr>
-              <w:spacing w:after="0"/>
-            </w:pPr>
-            <w:r/>
-            <w:r>
-              <w:rPr>
-                <w:rFonts w:ascii="宋体" w:hAnsi="宋体" w:eastAsia="宋体"/>
-                <w:color w:val="1E2A36"/>
-                <w:sz w:val="18"/>
-              </w:rPr>
-              <w:t>24 个一步预测 + 多模型对比 + 误差/区间/DM 报告</w:t>
-            </w:r>
-          </w:p>
-        </w:tc>
-        <w:tc>
-          <w:tcPr>
-            <w:tcW w:type="dxa" w:w="2306"/>
-          </w:tcPr>
-          <w:p>
-            <w:pPr>
-              <w:spacing w:after="0"/>
-            </w:pPr>
-            <w:r/>
-            <w:r>
-              <w:rPr>
-                <w:rFonts w:ascii="宋体" w:hAnsi="宋体" w:eastAsia="宋体"/>
-                <w:color w:val="1E2A36"/>
-                <w:sz w:val="18"/>
-              </w:rPr>
-              <w:t>已完成（一步回测）</w:t>
-            </w:r>
-          </w:p>
-        </w:tc>
-      </w:tr>
-      <w:tr>
-        <w:tc>
-          <w:tcPr>
-            <w:tcW w:type="dxa" w:w="2861"/>
-          </w:tcPr>
-          <w:p>
-            <w:pPr>
-              <w:spacing w:after="0"/>
-            </w:pPr>
-            <w:r/>
-            <w:r>
-              <w:rPr>
-                <w:rFonts w:ascii="宋体" w:hAnsi="宋体" w:eastAsia="宋体"/>
-                <w:color w:val="1E2A36"/>
-                <w:sz w:val="18"/>
-              </w:rPr>
-              <w:t>4. 可视化</w:t>
-            </w:r>
-          </w:p>
-        </w:tc>
-        <w:tc>
-          <w:tcPr>
-            <w:tcW w:type="dxa" w:w="4471"/>
-          </w:tcPr>
-          <w:p>
-            <w:pPr>
-              <w:spacing w:after="0"/>
-            </w:pPr>
-            <w:r/>
-            <w:r>
-              <w:rPr>
-                <w:rFonts w:ascii="宋体" w:hAnsi="宋体" w:eastAsia="宋体"/>
-                <w:color w:val="1E2A36"/>
-                <w:sz w:val="18"/>
-              </w:rPr>
-              <w:t>Streamlit 四页 + 本地运行</w:t>
-            </w:r>
-          </w:p>
-        </w:tc>
-        <w:tc>
-          <w:tcPr>
-            <w:tcW w:type="dxa" w:w="2306"/>
-          </w:tcPr>
-          <w:p>
-            <w:pPr>
-              <w:spacing w:after="0"/>
-            </w:pPr>
-            <w:r/>
-            <w:r>
-              <w:rPr>
-                <w:rFonts w:ascii="宋体" w:hAnsi="宋体" w:eastAsia="宋体"/>
-                <w:color w:val="1E2A36"/>
-                <w:sz w:val="18"/>
-              </w:rPr>
-              <w:t>规划中</w:t>
-            </w:r>
-          </w:p>
-        </w:tc>
-      </w:tr>
-      <w:tr>
-        <w:tc>
-          <w:tcPr>
-            <w:tcW w:type="dxa" w:w="2861"/>
-          </w:tcPr>
-          <w:p>
-            <w:pPr>
-              <w:spacing w:after="0"/>
-            </w:pPr>
-            <w:r/>
-            <w:r>
-              <w:rPr>
-                <w:rFonts w:ascii="宋体" w:hAnsi="宋体" w:eastAsia="宋体"/>
-                <w:color w:val="1E2A36"/>
-                <w:sz w:val="18"/>
-              </w:rPr>
-              <w:t>5. 对话式查询</w:t>
-            </w:r>
-          </w:p>
-        </w:tc>
-        <w:tc>
-          <w:tcPr>
-            <w:tcW w:type="dxa" w:w="4471"/>
-          </w:tcPr>
-          <w:p>
-            <w:pPr>
-              <w:spacing w:after="0"/>
-            </w:pPr>
-            <w:r/>
-            <w:r>
-              <w:rPr>
-                <w:rFonts w:ascii="宋体" w:hAnsi="宋体" w:eastAsia="宋体"/>
-                <w:color w:val="1E2A36"/>
-                <w:sz w:val="18"/>
-              </w:rPr>
-              <w:t>只读工具 + 小规模评测</w:t>
-            </w:r>
-          </w:p>
-        </w:tc>
-        <w:tc>
-          <w:tcPr>
-            <w:tcW w:type="dxa" w:w="2306"/>
+            <w:tcW w:type="dxa" w:w="2744"/>
           </w:tcPr>
           <w:p>
             <w:pPr>
@@ -9502,7 +10529,7 @@
           <w:color w:val="1F5C8B"/>
           <w:sz w:val="18"/>
         </w:rPr>
-        <w:t>forecast_metrics.csv</w:t>
+        <w:t>forecast_horizon_metrics.csv</w:t>
       </w:r>
       <w:r>
         <w:rPr>
@@ -9518,23 +10545,7 @@
           <w:color w:val="1F5C8B"/>
           <w:sz w:val="18"/>
         </w:rPr>
-        <w:t>forecast_predictions.csv</w:t>
-      </w:r>
-      <w:r>
-        <w:rPr>
-          <w:rFonts w:ascii="宋体" w:hAnsi="宋体" w:eastAsia="宋体"/>
-          <w:color w:val="1E2A36"/>
-          <w:sz w:val="20"/>
-        </w:rPr>
-        <w:t>、</w:t>
-      </w:r>
-      <w:r>
-        <w:rPr>
-          <w:rFonts w:ascii="Consolas" w:hAnsi="Consolas" w:eastAsia="Consolas"/>
-          <w:color w:val="1F5C8B"/>
-          <w:sz w:val="18"/>
-        </w:rPr>
-        <w:t>forecast_dm_tests.csv</w:t>
+        <w:t>forecast_horizon_predictions.csv</w:t>
       </w:r>
       <w:r>
         <w:rPr>
@@ -10159,7 +11170,7 @@
           <w:color w:val="1E2A36"/>
           <w:sz w:val="20"/>
         </w:rPr>
-        <w:t xml:space="preserve"> 能生成一步回测指标、预测文件和对比图；</w:t>
+        <w:t xml:space="preserve"> 能生成多 horizon 指标、预测文件和误差/覆盖图；</w:t>
       </w:r>
     </w:p>
     <w:p>
@@ -10181,7 +11192,7 @@
           <w:color w:val="1E2A36"/>
           <w:sz w:val="20"/>
         </w:rPr>
-        <w:t xml:space="preserve"> 通过 Ruff 和 19 个 pytest 用例；</w:t>
+        <w:t xml:space="preserve"> 通过 Ruff 和 18 个 pytest 用例；</w:t>
       </w:r>
     </w:p>
     <w:p>
@@ -10238,7 +11249,7 @@
           <w:color w:val="1E2A36"/>
           <w:sz w:val="20"/>
         </w:rPr>
-        <w:t>预测报告包含滚动回测、基线对比、区间覆盖率和显著性检验；</w:t>
+        <w:t>预测报告包含多 horizon 回测、基线对比和区间覆盖率；</w:t>
       </w:r>
     </w:p>
     <w:p>
@@ -10695,29 +11706,6 @@
         <w:t>：滚动起点回测，避免未来信息泄漏。</w:t>
       </w:r>
     </w:p>
-    <w:p>
-      <w:pPr>
-        <w:pStyle w:val="ListBullet"/>
-        <w:spacing w:after="40"/>
-      </w:pPr>
-      <w:r>
-        <w:rPr>
-          <w:rFonts w:ascii="微软雅黑" w:hAnsi="微软雅黑" w:eastAsia="微软雅黑"/>
-          <w:b/>
-          <w:color w:val="123B5E"/>
-          <w:sz w:val="20"/>
-        </w:rPr>
-        <w:t>DM 检验</w:t>
-      </w:r>
-      <w:r>
-        <w:rPr>
-          <w:rFonts w:ascii="宋体" w:hAnsi="宋体" w:eastAsia="宋体"/>
-          <w:color w:val="1E2A36"/>
-          <w:sz w:val="20"/>
-        </w:rPr>
-        <w:t>：Diebold-Mariano 检验，比较两个模型误差差异是否显著。</w:t>
-      </w:r>
-    </w:p>
     <w:sectPr>
       <w:headerReference w:type="default" r:id="rId9"/>
       <w:footerReference w:type="default" r:id="rId10"/>
@@ -10780,7 +11768,7 @@
         <w:color w:val="8A9AAB"/>
         <w:sz w:val="17"/>
       </w:rPr>
-      <w:t>ClimateScope 项目企划书 v1.1</w:t>
+      <w:t>ClimateScope 项目企划书 v1.2</w:t>
     </w:r>
   </w:p>
 </w:hdr>
